--- a/Lab Manual/Experiment 12/Exp-12 collaborative based Recommendation Systems.docx
+++ b/Lab Manual/Experiment 12/Exp-12 collaborative based Recommendation Systems.docx
@@ -7,7 +7,7 @@
         <w:pStyle w:val="BodyText"/>
         <w:spacing w:before="66"/>
         <w:rPr>
-          <w:rFonts w:ascii="Times New Roman"/>
+          <w:rFonts w:ascii="Times New Roman" w:hAnsi="Times New Roman" w:cs="Times New Roman"/>
           <w:sz w:val="23"/>
         </w:rPr>
       </w:pPr>
@@ -16,13 +16,13 @@
       <w:pPr>
         <w:ind w:left="360"/>
         <w:rPr>
-          <w:rFonts w:ascii="Times New Roman"/>
+          <w:rFonts w:ascii="Times New Roman" w:hAnsi="Times New Roman" w:cs="Times New Roman"/>
           <w:sz w:val="23"/>
         </w:rPr>
       </w:pPr>
       <w:r>
         <w:rPr>
-          <w:rFonts w:ascii="Times New Roman"/>
+          <w:rFonts w:ascii="Times New Roman" w:hAnsi="Times New Roman" w:cs="Times New Roman"/>
           <w:b/>
           <w:sz w:val="28"/>
           <w:u w:val="single"/>
@@ -31,7 +31,7 @@
       </w:r>
       <w:r>
         <w:rPr>
-          <w:rFonts w:ascii="Times New Roman"/>
+          <w:rFonts w:ascii="Times New Roman" w:hAnsi="Times New Roman" w:cs="Times New Roman"/>
           <w:b/>
           <w:spacing w:val="-11"/>
           <w:sz w:val="28"/>
@@ -40,14 +40,14 @@
       </w:r>
       <w:r>
         <w:rPr>
-          <w:rFonts w:ascii="Times New Roman"/>
+          <w:rFonts w:ascii="Times New Roman" w:hAnsi="Times New Roman" w:cs="Times New Roman"/>
           <w:sz w:val="23"/>
         </w:rPr>
         <w:t>To</w:t>
       </w:r>
       <w:r>
         <w:rPr>
-          <w:rFonts w:ascii="Times New Roman"/>
+          <w:rFonts w:ascii="Times New Roman" w:hAnsi="Times New Roman" w:cs="Times New Roman"/>
           <w:spacing w:val="-6"/>
           <w:sz w:val="23"/>
         </w:rPr>
@@ -55,14 +55,14 @@
       </w:r>
       <w:r>
         <w:rPr>
-          <w:rFonts w:ascii="Times New Roman"/>
+          <w:rFonts w:ascii="Times New Roman" w:hAnsi="Times New Roman" w:cs="Times New Roman"/>
           <w:sz w:val="23"/>
         </w:rPr>
         <w:t>recommend</w:t>
       </w:r>
       <w:r>
         <w:rPr>
-          <w:rFonts w:ascii="Times New Roman"/>
+          <w:rFonts w:ascii="Times New Roman" w:hAnsi="Times New Roman" w:cs="Times New Roman"/>
           <w:spacing w:val="-7"/>
           <w:sz w:val="23"/>
         </w:rPr>
@@ -70,14 +70,14 @@
       </w:r>
       <w:r>
         <w:rPr>
-          <w:rFonts w:ascii="Times New Roman"/>
+          <w:rFonts w:ascii="Times New Roman" w:hAnsi="Times New Roman" w:cs="Times New Roman"/>
           <w:sz w:val="23"/>
         </w:rPr>
         <w:t>an</w:t>
       </w:r>
       <w:r>
         <w:rPr>
-          <w:rFonts w:ascii="Times New Roman"/>
+          <w:rFonts w:ascii="Times New Roman" w:hAnsi="Times New Roman" w:cs="Times New Roman"/>
           <w:spacing w:val="-3"/>
           <w:sz w:val="23"/>
         </w:rPr>
@@ -85,14 +85,14 @@
       </w:r>
       <w:r>
         <w:rPr>
-          <w:rFonts w:ascii="Times New Roman"/>
+          <w:rFonts w:ascii="Times New Roman" w:hAnsi="Times New Roman" w:cs="Times New Roman"/>
           <w:sz w:val="23"/>
         </w:rPr>
         <w:t>item</w:t>
       </w:r>
       <w:r>
         <w:rPr>
-          <w:rFonts w:ascii="Times New Roman"/>
+          <w:rFonts w:ascii="Times New Roman" w:hAnsi="Times New Roman" w:cs="Times New Roman"/>
           <w:spacing w:val="-7"/>
           <w:sz w:val="23"/>
         </w:rPr>
@@ -100,14 +100,14 @@
       </w:r>
       <w:r>
         <w:rPr>
-          <w:rFonts w:ascii="Times New Roman"/>
+          <w:rFonts w:ascii="Times New Roman" w:hAnsi="Times New Roman" w:cs="Times New Roman"/>
           <w:sz w:val="23"/>
         </w:rPr>
         <w:t>to</w:t>
       </w:r>
       <w:r>
         <w:rPr>
-          <w:rFonts w:ascii="Times New Roman"/>
+          <w:rFonts w:ascii="Times New Roman" w:hAnsi="Times New Roman" w:cs="Times New Roman"/>
           <w:spacing w:val="-7"/>
           <w:sz w:val="23"/>
         </w:rPr>
@@ -115,14 +115,14 @@
       </w:r>
       <w:r>
         <w:rPr>
-          <w:rFonts w:ascii="Times New Roman"/>
+          <w:rFonts w:ascii="Times New Roman" w:hAnsi="Times New Roman" w:cs="Times New Roman"/>
           <w:sz w:val="23"/>
         </w:rPr>
         <w:t>the</w:t>
       </w:r>
       <w:r>
         <w:rPr>
-          <w:rFonts w:ascii="Times New Roman"/>
+          <w:rFonts w:ascii="Times New Roman" w:hAnsi="Times New Roman" w:cs="Times New Roman"/>
           <w:spacing w:val="-7"/>
           <w:sz w:val="23"/>
         </w:rPr>
@@ -130,14 +130,14 @@
       </w:r>
       <w:r>
         <w:rPr>
-          <w:rFonts w:ascii="Times New Roman"/>
+          <w:rFonts w:ascii="Times New Roman" w:hAnsi="Times New Roman" w:cs="Times New Roman"/>
           <w:sz w:val="23"/>
         </w:rPr>
         <w:t>user</w:t>
       </w:r>
       <w:r>
         <w:rPr>
-          <w:rFonts w:ascii="Times New Roman"/>
+          <w:rFonts w:ascii="Times New Roman" w:hAnsi="Times New Roman" w:cs="Times New Roman"/>
           <w:spacing w:val="-7"/>
           <w:sz w:val="23"/>
         </w:rPr>
@@ -145,14 +145,14 @@
       </w:r>
       <w:r>
         <w:rPr>
-          <w:rFonts w:ascii="Times New Roman"/>
+          <w:rFonts w:ascii="Times New Roman" w:hAnsi="Times New Roman" w:cs="Times New Roman"/>
           <w:sz w:val="23"/>
         </w:rPr>
         <w:t>using</w:t>
       </w:r>
       <w:r>
         <w:rPr>
-          <w:rFonts w:ascii="Times New Roman"/>
+          <w:rFonts w:ascii="Times New Roman" w:hAnsi="Times New Roman" w:cs="Times New Roman"/>
           <w:spacing w:val="-8"/>
           <w:sz w:val="23"/>
         </w:rPr>
@@ -160,14 +160,14 @@
       </w:r>
       <w:r>
         <w:rPr>
-          <w:rFonts w:ascii="Times New Roman"/>
+          <w:rFonts w:ascii="Times New Roman" w:hAnsi="Times New Roman" w:cs="Times New Roman"/>
           <w:sz w:val="23"/>
         </w:rPr>
         <w:t>collaborative-based</w:t>
       </w:r>
       <w:r>
         <w:rPr>
-          <w:rFonts w:ascii="Times New Roman"/>
+          <w:rFonts w:ascii="Times New Roman" w:hAnsi="Times New Roman" w:cs="Times New Roman"/>
           <w:spacing w:val="-6"/>
           <w:sz w:val="23"/>
         </w:rPr>
@@ -175,14 +175,14 @@
       </w:r>
       <w:r>
         <w:rPr>
-          <w:rFonts w:ascii="Times New Roman"/>
+          <w:rFonts w:ascii="Times New Roman" w:hAnsi="Times New Roman" w:cs="Times New Roman"/>
           <w:sz w:val="23"/>
         </w:rPr>
         <w:t>filtering</w:t>
       </w:r>
       <w:r>
         <w:rPr>
-          <w:rFonts w:ascii="Times New Roman"/>
+          <w:rFonts w:ascii="Times New Roman" w:hAnsi="Times New Roman" w:cs="Times New Roman"/>
           <w:spacing w:val="-7"/>
           <w:sz w:val="23"/>
         </w:rPr>
@@ -190,7 +190,7 @@
       </w:r>
       <w:r>
         <w:rPr>
-          <w:rFonts w:ascii="Times New Roman"/>
+          <w:rFonts w:ascii="Times New Roman" w:hAnsi="Times New Roman" w:cs="Times New Roman"/>
           <w:spacing w:val="-2"/>
           <w:sz w:val="23"/>
         </w:rPr>
@@ -202,13 +202,13 @@
         <w:spacing w:before="246"/>
         <w:ind w:left="360"/>
         <w:rPr>
-          <w:rFonts w:ascii="Times New Roman"/>
-          <w:sz w:val="24"/>
-        </w:rPr>
-      </w:pPr>
-      <w:r>
-        <w:rPr>
-          <w:rFonts w:ascii="Times New Roman"/>
+          <w:rFonts w:ascii="Times New Roman" w:hAnsi="Times New Roman" w:cs="Times New Roman"/>
+          <w:sz w:val="24"/>
+        </w:rPr>
+      </w:pPr>
+      <w:r>
+        <w:rPr>
+          <w:rFonts w:ascii="Times New Roman" w:hAnsi="Times New Roman" w:cs="Times New Roman"/>
           <w:b/>
           <w:sz w:val="28"/>
           <w:u w:val="single"/>
@@ -217,7 +217,7 @@
       </w:r>
       <w:r>
         <w:rPr>
-          <w:rFonts w:ascii="Times New Roman"/>
+          <w:rFonts w:ascii="Times New Roman" w:hAnsi="Times New Roman" w:cs="Times New Roman"/>
           <w:b/>
           <w:spacing w:val="-13"/>
           <w:sz w:val="28"/>
@@ -226,14 +226,14 @@
       </w:r>
       <w:r>
         <w:rPr>
-          <w:rFonts w:ascii="Times New Roman"/>
+          <w:rFonts w:ascii="Times New Roman" w:hAnsi="Times New Roman" w:cs="Times New Roman"/>
           <w:sz w:val="24"/>
         </w:rPr>
         <w:t>Google</w:t>
       </w:r>
       <w:r>
         <w:rPr>
-          <w:rFonts w:ascii="Times New Roman"/>
+          <w:rFonts w:ascii="Times New Roman" w:hAnsi="Times New Roman" w:cs="Times New Roman"/>
           <w:spacing w:val="1"/>
           <w:sz w:val="24"/>
         </w:rPr>
@@ -241,7 +241,7 @@
       </w:r>
       <w:r>
         <w:rPr>
-          <w:rFonts w:ascii="Times New Roman"/>
+          <w:rFonts w:ascii="Times New Roman" w:hAnsi="Times New Roman" w:cs="Times New Roman"/>
           <w:spacing w:val="-4"/>
           <w:sz w:val="24"/>
         </w:rPr>
@@ -268,9 +268,21 @@
         <w:pStyle w:val="BodyText"/>
         <w:spacing w:before="243"/>
         <w:ind w:left="360" w:right="298"/>
-      </w:pPr>
-      <w:r>
-        <w:t>There are a lot of applications where websites collect data from their users and use that data to predict the likes and dislikes of their users. This allows them to recommend the content that they like. Recommender systems are a way of suggesting or similar items and ideas to a user’s specific way of thinking.</w:t>
+        <w:rPr>
+          <w:rFonts w:ascii="Times New Roman" w:hAnsi="Times New Roman" w:cs="Times New Roman"/>
+        </w:rPr>
+      </w:pPr>
+      <w:r>
+        <w:rPr>
+          <w:rFonts w:ascii="Times New Roman" w:hAnsi="Times New Roman" w:cs="Times New Roman"/>
+        </w:rPr>
+        <w:t>There are a lot of applications where websites collect data from their users and use that data to predict the likes and dislikes of their users. This allows them to recommend the content that they like. Recommender systems are a way of suggesting or simila</w:t>
+      </w:r>
+      <w:r>
+        <w:rPr>
+          <w:rFonts w:ascii="Times New Roman" w:hAnsi="Times New Roman" w:cs="Times New Roman"/>
+        </w:rPr>
+        <w:t>r items and ideas to a user’s specific way of thinking.</w:t>
       </w:r>
     </w:p>
     <w:p>
@@ -279,45 +291,65 @@
         <w:spacing w:before="154"/>
         <w:ind w:left="360"/>
         <w:jc w:val="both"/>
-      </w:pPr>
-      <w:r>
+        <w:rPr>
+          <w:rFonts w:ascii="Times New Roman" w:hAnsi="Times New Roman" w:cs="Times New Roman"/>
+        </w:rPr>
+      </w:pPr>
+      <w:r>
+        <w:rPr>
+          <w:rFonts w:ascii="Times New Roman" w:hAnsi="Times New Roman" w:cs="Times New Roman"/>
+        </w:rPr>
         <w:t>Recommender</w:t>
       </w:r>
       <w:r>
         <w:rPr>
+          <w:rFonts w:ascii="Times New Roman" w:hAnsi="Times New Roman" w:cs="Times New Roman"/>
           <w:spacing w:val="15"/>
         </w:rPr>
         <w:t xml:space="preserve"> </w:t>
       </w:r>
       <w:r>
+        <w:rPr>
+          <w:rFonts w:ascii="Times New Roman" w:hAnsi="Times New Roman" w:cs="Times New Roman"/>
+        </w:rPr>
         <w:t>System</w:t>
       </w:r>
       <w:r>
         <w:rPr>
+          <w:rFonts w:ascii="Times New Roman" w:hAnsi="Times New Roman" w:cs="Times New Roman"/>
           <w:spacing w:val="10"/>
         </w:rPr>
         <w:t xml:space="preserve"> </w:t>
       </w:r>
       <w:r>
+        <w:rPr>
+          <w:rFonts w:ascii="Times New Roman" w:hAnsi="Times New Roman" w:cs="Times New Roman"/>
+        </w:rPr>
         <w:t>is</w:t>
       </w:r>
       <w:r>
         <w:rPr>
+          <w:rFonts w:ascii="Times New Roman" w:hAnsi="Times New Roman" w:cs="Times New Roman"/>
           <w:spacing w:val="12"/>
         </w:rPr>
         <w:t xml:space="preserve"> </w:t>
       </w:r>
       <w:r>
+        <w:rPr>
+          <w:rFonts w:ascii="Times New Roman" w:hAnsi="Times New Roman" w:cs="Times New Roman"/>
+        </w:rPr>
         <w:t>different</w:t>
       </w:r>
       <w:r>
         <w:rPr>
+          <w:rFonts w:ascii="Times New Roman" w:hAnsi="Times New Roman" w:cs="Times New Roman"/>
           <w:spacing w:val="10"/>
         </w:rPr>
         <w:t xml:space="preserve"> </w:t>
       </w:r>
       <w:r>
         <w:rPr>
+          <w:rFonts w:ascii="Times New Roman" w:hAnsi="Times New Roman" w:cs="Times New Roman"/>
           <w:spacing w:val="-2"/>
         </w:rPr>
         <w:t>types:</w:t>
@@ -336,11 +368,13 @@
         <w:spacing w:before="147"/>
         <w:ind w:right="386"/>
         <w:rPr>
-          <w:sz w:val="24"/>
-        </w:rPr>
-      </w:pPr>
-      <w:r>
-        <w:rPr>
+          <w:rFonts w:ascii="Times New Roman" w:hAnsi="Times New Roman" w:cs="Times New Roman"/>
+          <w:sz w:val="24"/>
+        </w:rPr>
+      </w:pPr>
+      <w:r>
+        <w:rPr>
+          <w:rFonts w:ascii="Times New Roman" w:hAnsi="Times New Roman" w:cs="Times New Roman"/>
           <w:b/>
           <w:sz w:val="24"/>
         </w:rPr>
@@ -348,9 +382,17 @@
       </w:r>
       <w:r>
         <w:rPr>
-          <w:sz w:val="24"/>
-        </w:rPr>
-        <w:t>Collaborative Filtering recommends items based on similarity measures between users and/or items. The basic assumption behind the algorithm is that users with similar interests have common preferences.</w:t>
+          <w:rFonts w:ascii="Times New Roman" w:hAnsi="Times New Roman" w:cs="Times New Roman"/>
+          <w:sz w:val="24"/>
+        </w:rPr>
+        <w:t>Collaborative Filtering recommends items based on similarity measures between users and/or items. The basic assumption behind the algori</w:t>
+      </w:r>
+      <w:r>
+        <w:rPr>
+          <w:rFonts w:ascii="Times New Roman" w:hAnsi="Times New Roman" w:cs="Times New Roman"/>
+          <w:sz w:val="24"/>
+        </w:rPr>
+        <w:t>thm is that users with similar interests have common preferences.</w:t>
       </w:r>
     </w:p>
     <w:p>
@@ -365,11 +407,13 @@
         </w:tabs>
         <w:ind w:right="460"/>
         <w:rPr>
-          <w:sz w:val="24"/>
-        </w:rPr>
-      </w:pPr>
-      <w:r>
-        <w:rPr>
+          <w:rFonts w:ascii="Times New Roman" w:hAnsi="Times New Roman" w:cs="Times New Roman"/>
+          <w:sz w:val="24"/>
+        </w:rPr>
+      </w:pPr>
+      <w:r>
+        <w:rPr>
+          <w:rFonts w:ascii="Times New Roman" w:hAnsi="Times New Roman" w:cs="Times New Roman"/>
           <w:b/>
           <w:sz w:val="24"/>
         </w:rPr>
@@ -377,6 +421,7 @@
       </w:r>
       <w:r>
         <w:rPr>
+          <w:rFonts w:ascii="Times New Roman" w:hAnsi="Times New Roman" w:cs="Times New Roman"/>
           <w:sz w:val="24"/>
         </w:rPr>
         <w:t>It is supervised machine learning used to induce a classifier to discriminate between interesting and uninteresting items for the user.</w:t>
@@ -386,6 +431,9 @@
       <w:pPr>
         <w:pStyle w:val="BodyText"/>
         <w:spacing w:before="1"/>
+        <w:rPr>
+          <w:rFonts w:ascii="Times New Roman" w:hAnsi="Times New Roman" w:cs="Times New Roman"/>
+        </w:rPr>
       </w:pPr>
     </w:p>
     <w:p>
@@ -394,35 +442,59 @@
         <w:spacing w:before="1"/>
         <w:ind w:left="360" w:right="616"/>
         <w:jc w:val="both"/>
-      </w:pPr>
-      <w:r>
-        <w:t>In Collaborative Filtering, we tend to find similar users and recommend what similar users like. In this type of recommendation system, we don’t use the features of the item to recommend it, rather we classify the users into clusters</w:t>
-      </w:r>
-      <w:r>
-        <w:rPr>
+        <w:rPr>
+          <w:rFonts w:ascii="Times New Roman" w:hAnsi="Times New Roman" w:cs="Times New Roman"/>
+        </w:rPr>
+      </w:pPr>
+      <w:r>
+        <w:rPr>
+          <w:rFonts w:ascii="Times New Roman" w:hAnsi="Times New Roman" w:cs="Times New Roman"/>
+        </w:rPr>
+        <w:t>In Collaborative Filtering, we tend to find similar users and recommend what similar users like. In this type of recomm</w:t>
+      </w:r>
+      <w:r>
+        <w:rPr>
+          <w:rFonts w:ascii="Times New Roman" w:hAnsi="Times New Roman" w:cs="Times New Roman"/>
+        </w:rPr>
+        <w:t>endation system, we don’t use the features of the item to recommend it, rather we classify the users into clusters</w:t>
+      </w:r>
+      <w:r>
+        <w:rPr>
+          <w:rFonts w:ascii="Times New Roman" w:hAnsi="Times New Roman" w:cs="Times New Roman"/>
           <w:spacing w:val="23"/>
         </w:rPr>
         <w:t xml:space="preserve"> </w:t>
       </w:r>
       <w:r>
+        <w:rPr>
+          <w:rFonts w:ascii="Times New Roman" w:hAnsi="Times New Roman" w:cs="Times New Roman"/>
+        </w:rPr>
         <w:t>of similar types and</w:t>
       </w:r>
       <w:r>
         <w:rPr>
+          <w:rFonts w:ascii="Times New Roman" w:hAnsi="Times New Roman" w:cs="Times New Roman"/>
           <w:spacing w:val="23"/>
         </w:rPr>
         <w:t xml:space="preserve"> </w:t>
       </w:r>
       <w:r>
+        <w:rPr>
+          <w:rFonts w:ascii="Times New Roman" w:hAnsi="Times New Roman" w:cs="Times New Roman"/>
+        </w:rPr>
         <w:t>recommend</w:t>
       </w:r>
       <w:r>
         <w:rPr>
+          <w:rFonts w:ascii="Times New Roman" w:hAnsi="Times New Roman" w:cs="Times New Roman"/>
           <w:spacing w:val="23"/>
         </w:rPr>
         <w:t xml:space="preserve"> </w:t>
       </w:r>
       <w:r>
+        <w:rPr>
+          <w:rFonts w:ascii="Times New Roman" w:hAnsi="Times New Roman" w:cs="Times New Roman"/>
+        </w:rPr>
         <w:t>each user according to the preference of its cluster.</w:t>
       </w:r>
     </w:p>
@@ -431,16 +503,18 @@
         <w:pStyle w:val="BodyText"/>
         <w:spacing w:before="23"/>
         <w:rPr>
+          <w:rFonts w:ascii="Times New Roman" w:hAnsi="Times New Roman" w:cs="Times New Roman"/>
           <w:sz w:val="20"/>
         </w:rPr>
       </w:pPr>
       <w:r>
         <w:rPr>
+          <w:rFonts w:ascii="Times New Roman" w:hAnsi="Times New Roman" w:cs="Times New Roman"/>
           <w:noProof/>
           <w:sz w:val="20"/>
         </w:rPr>
         <w:drawing>
-          <wp:anchor distT="0" distB="0" distL="0" distR="0" simplePos="0" relativeHeight="487588352" behindDoc="1" locked="0" layoutInCell="1" allowOverlap="1" wp14:anchorId="493FCC08" wp14:editId="2F832B98">
+          <wp:anchor distT="0" distB="0" distL="0" distR="0" simplePos="0" relativeHeight="487588352" behindDoc="1" locked="0" layoutInCell="1" allowOverlap="1" wp14:anchorId="1C524611" wp14:editId="1B56C9AD">
             <wp:simplePos x="0" y="0"/>
             <wp:positionH relativeFrom="page">
               <wp:posOffset>1676400</wp:posOffset>
@@ -488,18 +562,14 @@
       <w:pPr>
         <w:pStyle w:val="BodyText"/>
         <w:rPr>
+          <w:rFonts w:ascii="Times New Roman" w:hAnsi="Times New Roman" w:cs="Times New Roman"/>
           <w:sz w:val="20"/>
         </w:rPr>
         <w:sectPr>
-          <w:headerReference w:type="even" r:id="rId8"/>
-          <w:headerReference w:type="default" r:id="rId9"/>
-          <w:footerReference w:type="even" r:id="rId10"/>
-          <w:footerReference w:type="default" r:id="rId11"/>
-          <w:headerReference w:type="first" r:id="rId12"/>
-          <w:footerReference w:type="first" r:id="rId13"/>
+          <w:headerReference w:type="default" r:id="rId8"/>
           <w:type w:val="continuous"/>
           <w:pgSz w:w="12240" w:h="15840"/>
-          <w:pgMar w:top="2818" w:right="624" w:bottom="278" w:left="624" w:header="726" w:footer="0" w:gutter="0"/>
+          <w:pgMar w:top="2818" w:right="737" w:bottom="278" w:left="737" w:header="726" w:footer="0" w:gutter="0"/>
           <w:pgBorders w:offsetFrom="page">
             <w:top w:val="single" w:sz="4" w:space="24" w:color="auto"/>
             <w:left w:val="single" w:sz="4" w:space="24" w:color="auto"/>
@@ -519,7 +589,6 @@
           <w:u w:val="none"/>
         </w:rPr>
       </w:pPr>
-      <w:proofErr w:type="gramStart"/>
       <w:r>
         <w:t>Pre</w:t>
       </w:r>
@@ -532,7 +601,6 @@
       <w:r>
         <w:t>Lab</w:t>
       </w:r>
-      <w:proofErr w:type="gramEnd"/>
       <w:r>
         <w:rPr>
           <w:spacing w:val="-1"/>
@@ -558,17 +626,23 @@
         </w:tabs>
         <w:ind w:left="1078" w:hanging="358"/>
         <w:rPr>
-          <w:sz w:val="28"/>
-        </w:rPr>
-      </w:pPr>
-      <w:r>
-        <w:rPr>
+          <w:rFonts w:ascii="Times New Roman" w:hAnsi="Times New Roman" w:cs="Times New Roman"/>
+          <w:b/>
+          <w:sz w:val="28"/>
+        </w:rPr>
+      </w:pPr>
+      <w:r>
+        <w:rPr>
+          <w:rFonts w:ascii="Times New Roman" w:hAnsi="Times New Roman" w:cs="Times New Roman"/>
+          <w:b/>
           <w:sz w:val="28"/>
         </w:rPr>
         <w:t>When</w:t>
       </w:r>
       <w:r>
         <w:rPr>
+          <w:rFonts w:ascii="Times New Roman" w:hAnsi="Times New Roman" w:cs="Times New Roman"/>
+          <w:b/>
           <w:spacing w:val="-4"/>
           <w:sz w:val="28"/>
         </w:rPr>
@@ -576,12 +650,16 @@
       </w:r>
       <w:r>
         <w:rPr>
+          <w:rFonts w:ascii="Times New Roman" w:hAnsi="Times New Roman" w:cs="Times New Roman"/>
+          <w:b/>
           <w:sz w:val="28"/>
         </w:rPr>
         <w:t>can</w:t>
       </w:r>
       <w:r>
         <w:rPr>
+          <w:rFonts w:ascii="Times New Roman" w:hAnsi="Times New Roman" w:cs="Times New Roman"/>
+          <w:b/>
           <w:spacing w:val="-4"/>
           <w:sz w:val="28"/>
         </w:rPr>
@@ -589,12 +667,16 @@
       </w:r>
       <w:r>
         <w:rPr>
+          <w:rFonts w:ascii="Times New Roman" w:hAnsi="Times New Roman" w:cs="Times New Roman"/>
+          <w:b/>
           <w:sz w:val="28"/>
         </w:rPr>
         <w:t>you</w:t>
       </w:r>
       <w:r>
         <w:rPr>
+          <w:rFonts w:ascii="Times New Roman" w:hAnsi="Times New Roman" w:cs="Times New Roman"/>
+          <w:b/>
           <w:spacing w:val="-7"/>
           <w:sz w:val="28"/>
         </w:rPr>
@@ -602,12 +684,16 @@
       </w:r>
       <w:r>
         <w:rPr>
+          <w:rFonts w:ascii="Times New Roman" w:hAnsi="Times New Roman" w:cs="Times New Roman"/>
+          <w:b/>
           <w:sz w:val="28"/>
         </w:rPr>
         <w:t>use</w:t>
       </w:r>
       <w:r>
         <w:rPr>
+          <w:rFonts w:ascii="Times New Roman" w:hAnsi="Times New Roman" w:cs="Times New Roman"/>
+          <w:b/>
           <w:spacing w:val="-3"/>
           <w:sz w:val="28"/>
         </w:rPr>
@@ -615,12 +701,16 @@
       </w:r>
       <w:r>
         <w:rPr>
+          <w:rFonts w:ascii="Times New Roman" w:hAnsi="Times New Roman" w:cs="Times New Roman"/>
+          <w:b/>
           <w:sz w:val="28"/>
         </w:rPr>
         <w:t>collaborative-based</w:t>
       </w:r>
       <w:r>
         <w:rPr>
+          <w:rFonts w:ascii="Times New Roman" w:hAnsi="Times New Roman" w:cs="Times New Roman"/>
+          <w:b/>
           <w:spacing w:val="-3"/>
           <w:sz w:val="28"/>
         </w:rPr>
@@ -628,12 +718,16 @@
       </w:r>
       <w:r>
         <w:rPr>
+          <w:rFonts w:ascii="Times New Roman" w:hAnsi="Times New Roman" w:cs="Times New Roman"/>
+          <w:b/>
           <w:sz w:val="28"/>
         </w:rPr>
         <w:t>recommendation</w:t>
       </w:r>
       <w:r>
         <w:rPr>
+          <w:rFonts w:ascii="Times New Roman" w:hAnsi="Times New Roman" w:cs="Times New Roman"/>
+          <w:b/>
           <w:spacing w:val="-4"/>
           <w:sz w:val="28"/>
         </w:rPr>
@@ -641,12 +735,16 @@
       </w:r>
       <w:r>
         <w:rPr>
+          <w:rFonts w:ascii="Times New Roman" w:hAnsi="Times New Roman" w:cs="Times New Roman"/>
+          <w:b/>
           <w:sz w:val="28"/>
         </w:rPr>
         <w:t>system</w:t>
       </w:r>
       <w:r>
         <w:rPr>
+          <w:rFonts w:ascii="Times New Roman" w:hAnsi="Times New Roman" w:cs="Times New Roman"/>
+          <w:b/>
           <w:spacing w:val="-4"/>
           <w:sz w:val="28"/>
         </w:rPr>
@@ -654,6 +752,8 @@
       </w:r>
       <w:r>
         <w:rPr>
+          <w:rFonts w:ascii="Times New Roman" w:hAnsi="Times New Roman" w:cs="Times New Roman"/>
+          <w:b/>
           <w:spacing w:val="-2"/>
           <w:sz w:val="28"/>
         </w:rPr>
@@ -662,270 +762,188 @@
     </w:p>
     <w:p>
       <w:pPr>
-        <w:pStyle w:val="BodyText"/>
-        <w:spacing w:before="89"/>
-        <w:rPr>
-          <w:sz w:val="20"/>
-        </w:rPr>
-      </w:pPr>
-      <w:r>
-        <w:rPr>
-          <w:noProof/>
-          <w:sz w:val="20"/>
-        </w:rPr>
-        <mc:AlternateContent>
-          <mc:Choice Requires="wps">
-            <w:drawing>
-              <wp:anchor distT="0" distB="0" distL="0" distR="0" simplePos="0" relativeHeight="487588864" behindDoc="1" locked="0" layoutInCell="1" allowOverlap="1" wp14:anchorId="562C3425" wp14:editId="78D945AE">
-                <wp:simplePos x="0" y="0"/>
-                <wp:positionH relativeFrom="page">
-                  <wp:posOffset>914717</wp:posOffset>
-                </wp:positionH>
-                <wp:positionV relativeFrom="paragraph">
-                  <wp:posOffset>226930</wp:posOffset>
-                </wp:positionV>
-                <wp:extent cx="6378575" cy="1270"/>
-                <wp:effectExtent l="0" t="0" r="0" b="0"/>
-                <wp:wrapTopAndBottom/>
-                <wp:docPr id="4" name="Graphic 4"/>
-                <wp:cNvGraphicFramePr>
-                  <a:graphicFrameLocks xmlns:a="http://schemas.openxmlformats.org/drawingml/2006/main"/>
-                </wp:cNvGraphicFramePr>
-                <a:graphic xmlns:a="http://schemas.openxmlformats.org/drawingml/2006/main">
-                  <a:graphicData uri="http://schemas.microsoft.com/office/word/2010/wordprocessingShape">
-                    <wps:wsp>
-                      <wps:cNvSpPr>
-                        <a:spLocks/>
-                      </wps:cNvSpPr>
-                      <wps:spPr>
-                        <a:xfrm>
-                          <a:off x="0" y="0"/>
-                          <a:ext cx="6378575" cy="1270"/>
-                        </a:xfrm>
-                        <a:custGeom>
-                          <a:avLst/>
-                          <a:gdLst/>
-                          <a:ahLst/>
-                          <a:cxnLst/>
-                          <a:rect l="l" t="t" r="r" b="b"/>
-                          <a:pathLst>
-                            <a:path w="6378575">
-                              <a:moveTo>
-                                <a:pt x="0" y="0"/>
-                              </a:moveTo>
-                              <a:lnTo>
-                                <a:pt x="6378397" y="0"/>
-                              </a:lnTo>
-                            </a:path>
-                          </a:pathLst>
-                        </a:custGeom>
-                        <a:ln w="11557">
-                          <a:solidFill>
-                            <a:srgbClr val="000000"/>
-                          </a:solidFill>
-                          <a:prstDash val="solid"/>
-                        </a:ln>
-                      </wps:spPr>
-                      <wps:bodyPr wrap="square" lIns="0" tIns="0" rIns="0" bIns="0" rtlCol="0">
-                        <a:prstTxWarp prst="textNoShape">
-                          <a:avLst/>
-                        </a:prstTxWarp>
-                        <a:noAutofit/>
-                      </wps:bodyPr>
-                    </wps:wsp>
-                  </a:graphicData>
-                </a:graphic>
-              </wp:anchor>
-            </w:drawing>
-          </mc:Choice>
-          <mc:Fallback xmlns:ve="http://schemas.openxmlformats.org/markup-compatibility/2006" xmlns:a="http://schemas.openxmlformats.org/drawingml/2006/main" xmlns:pic="http://schemas.openxmlformats.org/drawingml/2006/picture">
-            <w:pict>
-              <v:shape style="position:absolute;margin-left:72.025002pt;margin-top:17.86854pt;width:502.25pt;height:.1pt;mso-position-horizontal-relative:page;mso-position-vertical-relative:paragraph;z-index:-15727616;mso-wrap-distance-left:0;mso-wrap-distance-right:0" id="docshape2" coordorigin="1441,357" coordsize="10045,0" path="m1441,357l11485,357e" filled="false" stroked="true" strokeweight=".91pt" strokecolor="#000000">
-                <v:path arrowok="t"/>
-                <v:stroke dashstyle="solid"/>
-                <w10:wrap type="topAndBottom"/>
-              </v:shape>
-            </w:pict>
-          </mc:Fallback>
-        </mc:AlternateContent>
-      </w:r>
-      <w:r>
-        <w:rPr>
-          <w:noProof/>
-          <w:sz w:val="20"/>
-        </w:rPr>
-        <mc:AlternateContent>
-          <mc:Choice Requires="wps">
-            <w:drawing>
-              <wp:anchor distT="0" distB="0" distL="0" distR="0" simplePos="0" relativeHeight="487589376" behindDoc="1" locked="0" layoutInCell="1" allowOverlap="1" wp14:anchorId="42532709" wp14:editId="0B0D63CF">
-                <wp:simplePos x="0" y="0"/>
-                <wp:positionH relativeFrom="page">
-                  <wp:posOffset>914717</wp:posOffset>
-                </wp:positionH>
-                <wp:positionV relativeFrom="paragraph">
-                  <wp:posOffset>478390</wp:posOffset>
-                </wp:positionV>
-                <wp:extent cx="6378575" cy="1270"/>
-                <wp:effectExtent l="0" t="0" r="0" b="0"/>
-                <wp:wrapTopAndBottom/>
-                <wp:docPr id="5" name="Graphic 5"/>
-                <wp:cNvGraphicFramePr>
-                  <a:graphicFrameLocks xmlns:a="http://schemas.openxmlformats.org/drawingml/2006/main"/>
-                </wp:cNvGraphicFramePr>
-                <a:graphic xmlns:a="http://schemas.openxmlformats.org/drawingml/2006/main">
-                  <a:graphicData uri="http://schemas.microsoft.com/office/word/2010/wordprocessingShape">
-                    <wps:wsp>
-                      <wps:cNvSpPr>
-                        <a:spLocks/>
-                      </wps:cNvSpPr>
-                      <wps:spPr>
-                        <a:xfrm>
-                          <a:off x="0" y="0"/>
-                          <a:ext cx="6378575" cy="1270"/>
-                        </a:xfrm>
-                        <a:custGeom>
-                          <a:avLst/>
-                          <a:gdLst/>
-                          <a:ahLst/>
-                          <a:cxnLst/>
-                          <a:rect l="l" t="t" r="r" b="b"/>
-                          <a:pathLst>
-                            <a:path w="6378575">
-                              <a:moveTo>
-                                <a:pt x="0" y="0"/>
-                              </a:moveTo>
-                              <a:lnTo>
-                                <a:pt x="6378397" y="0"/>
-                              </a:lnTo>
-                            </a:path>
-                          </a:pathLst>
-                        </a:custGeom>
-                        <a:ln w="11557">
-                          <a:solidFill>
-                            <a:srgbClr val="000000"/>
-                          </a:solidFill>
-                          <a:prstDash val="solid"/>
-                        </a:ln>
-                      </wps:spPr>
-                      <wps:bodyPr wrap="square" lIns="0" tIns="0" rIns="0" bIns="0" rtlCol="0">
-                        <a:prstTxWarp prst="textNoShape">
-                          <a:avLst/>
-                        </a:prstTxWarp>
-                        <a:noAutofit/>
-                      </wps:bodyPr>
-                    </wps:wsp>
-                  </a:graphicData>
-                </a:graphic>
-              </wp:anchor>
-            </w:drawing>
-          </mc:Choice>
-          <mc:Fallback xmlns:ve="http://schemas.openxmlformats.org/markup-compatibility/2006" xmlns:a="http://schemas.openxmlformats.org/drawingml/2006/main" xmlns:pic="http://schemas.openxmlformats.org/drawingml/2006/picture">
-            <w:pict>
-              <v:shape style="position:absolute;margin-left:72.025002pt;margin-top:37.668530pt;width:502.25pt;height:.1pt;mso-position-horizontal-relative:page;mso-position-vertical-relative:paragraph;z-index:-15727104;mso-wrap-distance-left:0;mso-wrap-distance-right:0" id="docshape3" coordorigin="1441,753" coordsize="10045,0" path="m1441,753l11485,753e" filled="false" stroked="true" strokeweight=".91pt" strokecolor="#000000">
-                <v:path arrowok="t"/>
-                <v:stroke dashstyle="solid"/>
-                <w10:wrap type="topAndBottom"/>
-              </v:shape>
-            </w:pict>
-          </mc:Fallback>
-        </mc:AlternateContent>
-      </w:r>
-      <w:r>
-        <w:rPr>
-          <w:noProof/>
-          <w:sz w:val="20"/>
-        </w:rPr>
-        <mc:AlternateContent>
-          <mc:Choice Requires="wps">
-            <w:drawing>
-              <wp:anchor distT="0" distB="0" distL="0" distR="0" simplePos="0" relativeHeight="487589888" behindDoc="1" locked="0" layoutInCell="1" allowOverlap="1" wp14:anchorId="1BBAA004" wp14:editId="61998C8C">
-                <wp:simplePos x="0" y="0"/>
-                <wp:positionH relativeFrom="page">
-                  <wp:posOffset>914717</wp:posOffset>
-                </wp:positionH>
-                <wp:positionV relativeFrom="paragraph">
-                  <wp:posOffset>727310</wp:posOffset>
-                </wp:positionV>
-                <wp:extent cx="6378575" cy="1270"/>
-                <wp:effectExtent l="0" t="0" r="0" b="0"/>
-                <wp:wrapTopAndBottom/>
-                <wp:docPr id="6" name="Graphic 6"/>
-                <wp:cNvGraphicFramePr>
-                  <a:graphicFrameLocks xmlns:a="http://schemas.openxmlformats.org/drawingml/2006/main"/>
-                </wp:cNvGraphicFramePr>
-                <a:graphic xmlns:a="http://schemas.openxmlformats.org/drawingml/2006/main">
-                  <a:graphicData uri="http://schemas.microsoft.com/office/word/2010/wordprocessingShape">
-                    <wps:wsp>
-                      <wps:cNvSpPr>
-                        <a:spLocks/>
-                      </wps:cNvSpPr>
-                      <wps:spPr>
-                        <a:xfrm>
-                          <a:off x="0" y="0"/>
-                          <a:ext cx="6378575" cy="1270"/>
-                        </a:xfrm>
-                        <a:custGeom>
-                          <a:avLst/>
-                          <a:gdLst/>
-                          <a:ahLst/>
-                          <a:cxnLst/>
-                          <a:rect l="l" t="t" r="r" b="b"/>
-                          <a:pathLst>
-                            <a:path w="6378575">
-                              <a:moveTo>
-                                <a:pt x="0" y="0"/>
-                              </a:moveTo>
-                              <a:lnTo>
-                                <a:pt x="6378397" y="0"/>
-                              </a:lnTo>
-                            </a:path>
-                          </a:pathLst>
-                        </a:custGeom>
-                        <a:ln w="11557">
-                          <a:solidFill>
-                            <a:srgbClr val="000000"/>
-                          </a:solidFill>
-                          <a:prstDash val="solid"/>
-                        </a:ln>
-                      </wps:spPr>
-                      <wps:bodyPr wrap="square" lIns="0" tIns="0" rIns="0" bIns="0" rtlCol="0">
-                        <a:prstTxWarp prst="textNoShape">
-                          <a:avLst/>
-                        </a:prstTxWarp>
-                        <a:noAutofit/>
-                      </wps:bodyPr>
-                    </wps:wsp>
-                  </a:graphicData>
-                </a:graphic>
-              </wp:anchor>
-            </w:drawing>
-          </mc:Choice>
-          <mc:Fallback xmlns:ve="http://schemas.openxmlformats.org/markup-compatibility/2006" xmlns:a="http://schemas.openxmlformats.org/drawingml/2006/main" xmlns:pic="http://schemas.openxmlformats.org/drawingml/2006/picture">
-            <w:pict>
-              <v:shape style="position:absolute;margin-left:72.025002pt;margin-top:57.268505pt;width:502.25pt;height:.1pt;mso-position-horizontal-relative:page;mso-position-vertical-relative:paragraph;z-index:-15726592;mso-wrap-distance-left:0;mso-wrap-distance-right:0" id="docshape4" coordorigin="1441,1145" coordsize="10045,0" path="m1441,1145l11485,1145e" filled="false" stroked="true" strokeweight=".91pt" strokecolor="#000000">
-                <v:path arrowok="t"/>
-                <v:stroke dashstyle="solid"/>
-                <w10:wrap type="topAndBottom"/>
-              </v:shape>
-            </w:pict>
-          </mc:Fallback>
-        </mc:AlternateContent>
-      </w:r>
-    </w:p>
-    <w:p>
-      <w:pPr>
-        <w:pStyle w:val="BodyText"/>
-        <w:spacing w:before="118"/>
-        <w:rPr>
-          <w:sz w:val="20"/>
-        </w:rPr>
-      </w:pPr>
-    </w:p>
-    <w:p>
-      <w:pPr>
-        <w:pStyle w:val="BodyText"/>
-        <w:rPr>
-          <w:sz w:val="20"/>
+        <w:pStyle w:val="ListParagraph"/>
+        <w:widowControl/>
+        <w:numPr>
+          <w:ilvl w:val="1"/>
+          <w:numId w:val="5"/>
+        </w:numPr>
+        <w:autoSpaceDE/>
+        <w:autoSpaceDN/>
+        <w:rPr>
+          <w:rFonts w:ascii="Times New Roman" w:eastAsia="Times New Roman" w:hAnsi="Times New Roman" w:cs="Times New Roman"/>
+          <w:sz w:val="24"/>
+          <w:szCs w:val="24"/>
+          <w:lang w:val="en-IN"/>
+        </w:rPr>
+      </w:pPr>
+      <w:r>
+        <w:rPr>
+          <w:rFonts w:ascii="Times New Roman" w:eastAsia="Times New Roman" w:hAnsi="Times New Roman" w:cs="Times New Roman"/>
+          <w:sz w:val="24"/>
+          <w:szCs w:val="24"/>
+          <w:lang w:val="en-IN"/>
+        </w:rPr>
+        <w:t xml:space="preserve">When </w:t>
+      </w:r>
+      <w:r>
+        <w:rPr>
+          <w:rFonts w:ascii="Times New Roman" w:eastAsia="Times New Roman" w:hAnsi="Times New Roman" w:cs="Times New Roman"/>
+          <w:bCs/>
+          <w:sz w:val="24"/>
+          <w:szCs w:val="24"/>
+          <w:lang w:val="en-IN"/>
+        </w:rPr>
+        <w:t>user interaction data (ratings, clicks, history)</w:t>
+      </w:r>
+      <w:r>
+        <w:rPr>
+          <w:rFonts w:ascii="Times New Roman" w:eastAsia="Times New Roman" w:hAnsi="Times New Roman" w:cs="Times New Roman"/>
+          <w:sz w:val="24"/>
+          <w:szCs w:val="24"/>
+          <w:lang w:val="en-IN"/>
+        </w:rPr>
+        <w:t xml:space="preserve"> is available </w:t>
+      </w:r>
+    </w:p>
+    <w:p>
+      <w:pPr>
+        <w:pStyle w:val="ListParagraph"/>
+        <w:widowControl/>
+        <w:numPr>
+          <w:ilvl w:val="1"/>
+          <w:numId w:val="5"/>
+        </w:numPr>
+        <w:autoSpaceDE/>
+        <w:autoSpaceDN/>
+        <w:rPr>
+          <w:rFonts w:ascii="Times New Roman" w:eastAsia="Times New Roman" w:hAnsi="Times New Roman" w:cs="Times New Roman"/>
+          <w:sz w:val="24"/>
+          <w:szCs w:val="24"/>
+          <w:lang w:val="en-IN"/>
+        </w:rPr>
+      </w:pPr>
+      <w:r>
+        <w:rPr>
+          <w:rFonts w:ascii="Times New Roman" w:eastAsia="Times New Roman" w:hAnsi="Times New Roman" w:cs="Times New Roman"/>
+          <w:sz w:val="24"/>
+          <w:szCs w:val="24"/>
+          <w:lang w:val="en-IN"/>
+        </w:rPr>
+        <w:t xml:space="preserve">When you want to recommend based on </w:t>
+      </w:r>
+      <w:r>
+        <w:rPr>
+          <w:rFonts w:ascii="Times New Roman" w:eastAsia="Times New Roman" w:hAnsi="Times New Roman" w:cs="Times New Roman"/>
+          <w:bCs/>
+          <w:sz w:val="24"/>
+          <w:szCs w:val="24"/>
+          <w:lang w:val="en-IN"/>
+        </w:rPr>
+        <w:t>similar users’ preferences</w:t>
+      </w:r>
+      <w:r>
+        <w:rPr>
+          <w:rFonts w:ascii="Times New Roman" w:eastAsia="Times New Roman" w:hAnsi="Times New Roman" w:cs="Times New Roman"/>
+          <w:sz w:val="24"/>
+          <w:szCs w:val="24"/>
+          <w:lang w:val="en-IN"/>
+        </w:rPr>
+        <w:t xml:space="preserve"> </w:t>
+      </w:r>
+    </w:p>
+    <w:p>
+      <w:pPr>
+        <w:pStyle w:val="ListParagraph"/>
+        <w:widowControl/>
+        <w:numPr>
+          <w:ilvl w:val="1"/>
+          <w:numId w:val="5"/>
+        </w:numPr>
+        <w:autoSpaceDE/>
+        <w:autoSpaceDN/>
+        <w:rPr>
+          <w:rFonts w:ascii="Times New Roman" w:eastAsia="Times New Roman" w:hAnsi="Times New Roman" w:cs="Times New Roman"/>
+          <w:sz w:val="24"/>
+          <w:szCs w:val="24"/>
+          <w:lang w:val="en-IN"/>
+        </w:rPr>
+      </w:pPr>
+      <w:r>
+        <w:rPr>
+          <w:rFonts w:ascii="Times New Roman" w:eastAsia="Times New Roman" w:hAnsi="Times New Roman" w:cs="Times New Roman"/>
+          <w:sz w:val="24"/>
+          <w:szCs w:val="24"/>
+          <w:lang w:val="en-IN"/>
+        </w:rPr>
+        <w:t xml:space="preserve">When item features are </w:t>
+      </w:r>
+      <w:r>
+        <w:rPr>
+          <w:rFonts w:ascii="Times New Roman" w:eastAsia="Times New Roman" w:hAnsi="Times New Roman" w:cs="Times New Roman"/>
+          <w:bCs/>
+          <w:sz w:val="24"/>
+          <w:szCs w:val="24"/>
+          <w:lang w:val="en-IN"/>
+        </w:rPr>
+        <w:t>not available or not required</w:t>
+      </w:r>
+      <w:r>
+        <w:rPr>
+          <w:rFonts w:ascii="Times New Roman" w:eastAsia="Times New Roman" w:hAnsi="Times New Roman" w:cs="Times New Roman"/>
+          <w:sz w:val="24"/>
+          <w:szCs w:val="24"/>
+          <w:lang w:val="en-IN"/>
+        </w:rPr>
+        <w:t xml:space="preserve"> </w:t>
+      </w:r>
+    </w:p>
+    <w:p>
+      <w:pPr>
+        <w:pStyle w:val="ListParagraph"/>
+        <w:widowControl/>
+        <w:numPr>
+          <w:ilvl w:val="1"/>
+          <w:numId w:val="5"/>
+        </w:numPr>
+        <w:autoSpaceDE/>
+        <w:autoSpaceDN/>
+        <w:rPr>
+          <w:rFonts w:ascii="Times New Roman" w:eastAsia="Times New Roman" w:hAnsi="Times New Roman" w:cs="Times New Roman"/>
+          <w:sz w:val="24"/>
+          <w:szCs w:val="24"/>
+          <w:lang w:val="en-IN"/>
+        </w:rPr>
+      </w:pPr>
+      <w:r>
+        <w:rPr>
+          <w:rFonts w:ascii="Times New Roman" w:eastAsia="Times New Roman" w:hAnsi="Times New Roman" w:cs="Times New Roman"/>
+          <w:sz w:val="24"/>
+          <w:szCs w:val="24"/>
+          <w:lang w:val="en-IN"/>
+        </w:rPr>
+        <w:t xml:space="preserve">When there are </w:t>
+      </w:r>
+      <w:r>
+        <w:rPr>
+          <w:rFonts w:ascii="Times New Roman" w:eastAsia="Times New Roman" w:hAnsi="Times New Roman" w:cs="Times New Roman"/>
+          <w:bCs/>
+          <w:sz w:val="24"/>
+          <w:szCs w:val="24"/>
+          <w:lang w:val="en-IN"/>
+        </w:rPr>
+        <w:t>many users and sufficient data</w:t>
+      </w:r>
+    </w:p>
+    <w:p>
+      <w:pPr>
+        <w:tabs>
+          <w:tab w:val="left" w:pos="1078"/>
+        </w:tabs>
+        <w:rPr>
+          <w:rFonts w:ascii="Times New Roman" w:hAnsi="Times New Roman" w:cs="Times New Roman"/>
+          <w:b/>
+          <w:sz w:val="28"/>
         </w:rPr>
       </w:pPr>
     </w:p>
@@ -942,17 +960,23 @@
         <w:spacing w:before="76"/>
         <w:ind w:left="1078" w:hanging="358"/>
         <w:rPr>
-          <w:sz w:val="28"/>
-        </w:rPr>
-      </w:pPr>
-      <w:r>
-        <w:rPr>
+          <w:rFonts w:ascii="Times New Roman" w:hAnsi="Times New Roman" w:cs="Times New Roman"/>
+          <w:b/>
+          <w:sz w:val="28"/>
+        </w:rPr>
+      </w:pPr>
+      <w:r>
+        <w:rPr>
+          <w:rFonts w:ascii="Times New Roman" w:hAnsi="Times New Roman" w:cs="Times New Roman"/>
+          <w:b/>
           <w:sz w:val="28"/>
         </w:rPr>
         <w:t>Write</w:t>
       </w:r>
       <w:r>
         <w:rPr>
+          <w:rFonts w:ascii="Times New Roman" w:hAnsi="Times New Roman" w:cs="Times New Roman"/>
+          <w:b/>
           <w:spacing w:val="-6"/>
           <w:sz w:val="28"/>
         </w:rPr>
@@ -960,12 +984,16 @@
       </w:r>
       <w:r>
         <w:rPr>
+          <w:rFonts w:ascii="Times New Roman" w:hAnsi="Times New Roman" w:cs="Times New Roman"/>
+          <w:b/>
           <w:sz w:val="28"/>
         </w:rPr>
         <w:t>advantages</w:t>
       </w:r>
       <w:r>
         <w:rPr>
+          <w:rFonts w:ascii="Times New Roman" w:hAnsi="Times New Roman" w:cs="Times New Roman"/>
+          <w:b/>
           <w:spacing w:val="-5"/>
           <w:sz w:val="28"/>
         </w:rPr>
@@ -973,12 +1001,16 @@
       </w:r>
       <w:r>
         <w:rPr>
+          <w:rFonts w:ascii="Times New Roman" w:hAnsi="Times New Roman" w:cs="Times New Roman"/>
+          <w:b/>
           <w:sz w:val="28"/>
         </w:rPr>
         <w:t>of</w:t>
       </w:r>
       <w:r>
         <w:rPr>
+          <w:rFonts w:ascii="Times New Roman" w:hAnsi="Times New Roman" w:cs="Times New Roman"/>
+          <w:b/>
           <w:spacing w:val="-4"/>
           <w:sz w:val="28"/>
         </w:rPr>
@@ -986,12 +1018,16 @@
       </w:r>
       <w:r>
         <w:rPr>
+          <w:rFonts w:ascii="Times New Roman" w:hAnsi="Times New Roman" w:cs="Times New Roman"/>
+          <w:b/>
           <w:sz w:val="28"/>
         </w:rPr>
         <w:t>collaborative</w:t>
       </w:r>
       <w:r>
         <w:rPr>
+          <w:rFonts w:ascii="Times New Roman" w:hAnsi="Times New Roman" w:cs="Times New Roman"/>
+          <w:b/>
           <w:spacing w:val="-3"/>
           <w:sz w:val="28"/>
         </w:rPr>
@@ -999,12 +1035,16 @@
       </w:r>
       <w:r>
         <w:rPr>
+          <w:rFonts w:ascii="Times New Roman" w:hAnsi="Times New Roman" w:cs="Times New Roman"/>
+          <w:b/>
           <w:sz w:val="28"/>
         </w:rPr>
         <w:t>-based</w:t>
       </w:r>
       <w:r>
         <w:rPr>
+          <w:rFonts w:ascii="Times New Roman" w:hAnsi="Times New Roman" w:cs="Times New Roman"/>
+          <w:b/>
           <w:spacing w:val="-4"/>
           <w:sz w:val="28"/>
         </w:rPr>
@@ -1012,12 +1052,16 @@
       </w:r>
       <w:r>
         <w:rPr>
+          <w:rFonts w:ascii="Times New Roman" w:hAnsi="Times New Roman" w:cs="Times New Roman"/>
+          <w:b/>
           <w:sz w:val="28"/>
         </w:rPr>
         <w:t>filtering</w:t>
       </w:r>
       <w:r>
         <w:rPr>
+          <w:rFonts w:ascii="Times New Roman" w:hAnsi="Times New Roman" w:cs="Times New Roman"/>
+          <w:b/>
           <w:spacing w:val="-3"/>
           <w:sz w:val="28"/>
         </w:rPr>
@@ -1025,6 +1069,8 @@
       </w:r>
       <w:r>
         <w:rPr>
+          <w:rFonts w:ascii="Times New Roman" w:hAnsi="Times New Roman" w:cs="Times New Roman"/>
+          <w:b/>
           <w:spacing w:val="-2"/>
           <w:sz w:val="28"/>
         </w:rPr>
@@ -1033,272 +1079,135 @@
     </w:p>
     <w:p>
       <w:pPr>
-        <w:pStyle w:val="BodyText"/>
-        <w:spacing w:before="89"/>
-        <w:rPr>
-          <w:sz w:val="20"/>
-        </w:rPr>
-      </w:pPr>
-      <w:r>
-        <w:rPr>
-          <w:noProof/>
-          <w:sz w:val="20"/>
-        </w:rPr>
-        <mc:AlternateContent>
-          <mc:Choice Requires="wps">
-            <w:drawing>
-              <wp:anchor distT="0" distB="0" distL="0" distR="0" simplePos="0" relativeHeight="487590400" behindDoc="1" locked="0" layoutInCell="1" allowOverlap="1" wp14:anchorId="5AB1C18E" wp14:editId="705B5799">
-                <wp:simplePos x="0" y="0"/>
-                <wp:positionH relativeFrom="page">
-                  <wp:posOffset>914717</wp:posOffset>
-                </wp:positionH>
-                <wp:positionV relativeFrom="paragraph">
-                  <wp:posOffset>227014</wp:posOffset>
-                </wp:positionV>
-                <wp:extent cx="6378575" cy="1270"/>
-                <wp:effectExtent l="0" t="0" r="0" b="0"/>
-                <wp:wrapTopAndBottom/>
-                <wp:docPr id="7" name="Graphic 7"/>
-                <wp:cNvGraphicFramePr>
-                  <a:graphicFrameLocks xmlns:a="http://schemas.openxmlformats.org/drawingml/2006/main"/>
-                </wp:cNvGraphicFramePr>
-                <a:graphic xmlns:a="http://schemas.openxmlformats.org/drawingml/2006/main">
-                  <a:graphicData uri="http://schemas.microsoft.com/office/word/2010/wordprocessingShape">
-                    <wps:wsp>
-                      <wps:cNvSpPr>
-                        <a:spLocks/>
-                      </wps:cNvSpPr>
-                      <wps:spPr>
-                        <a:xfrm>
-                          <a:off x="0" y="0"/>
-                          <a:ext cx="6378575" cy="1270"/>
-                        </a:xfrm>
-                        <a:custGeom>
-                          <a:avLst/>
-                          <a:gdLst/>
-                          <a:ahLst/>
-                          <a:cxnLst/>
-                          <a:rect l="l" t="t" r="r" b="b"/>
-                          <a:pathLst>
-                            <a:path w="6378575">
-                              <a:moveTo>
-                                <a:pt x="0" y="0"/>
-                              </a:moveTo>
-                              <a:lnTo>
-                                <a:pt x="6378397" y="0"/>
-                              </a:lnTo>
-                            </a:path>
-                          </a:pathLst>
-                        </a:custGeom>
-                        <a:ln w="11557">
-                          <a:solidFill>
-                            <a:srgbClr val="000000"/>
-                          </a:solidFill>
-                          <a:prstDash val="solid"/>
-                        </a:ln>
-                      </wps:spPr>
-                      <wps:bodyPr wrap="square" lIns="0" tIns="0" rIns="0" bIns="0" rtlCol="0">
-                        <a:prstTxWarp prst="textNoShape">
-                          <a:avLst/>
-                        </a:prstTxWarp>
-                        <a:noAutofit/>
-                      </wps:bodyPr>
-                    </wps:wsp>
-                  </a:graphicData>
-                </a:graphic>
-              </wp:anchor>
-            </w:drawing>
-          </mc:Choice>
-          <mc:Fallback xmlns:ve="http://schemas.openxmlformats.org/markup-compatibility/2006" xmlns:a="http://schemas.openxmlformats.org/drawingml/2006/main" xmlns:pic="http://schemas.openxmlformats.org/drawingml/2006/picture">
-            <w:pict>
-              <v:shape style="position:absolute;margin-left:72.025002pt;margin-top:17.875189pt;width:502.25pt;height:.1pt;mso-position-horizontal-relative:page;mso-position-vertical-relative:paragraph;z-index:-15726080;mso-wrap-distance-left:0;mso-wrap-distance-right:0" id="docshape5" coordorigin="1441,358" coordsize="10045,0" path="m1441,358l11485,358e" filled="false" stroked="true" strokeweight=".91pt" strokecolor="#000000">
-                <v:path arrowok="t"/>
-                <v:stroke dashstyle="solid"/>
-                <w10:wrap type="topAndBottom"/>
-              </v:shape>
-            </w:pict>
-          </mc:Fallback>
-        </mc:AlternateContent>
-      </w:r>
-      <w:r>
-        <w:rPr>
-          <w:noProof/>
-          <w:sz w:val="20"/>
-        </w:rPr>
-        <mc:AlternateContent>
-          <mc:Choice Requires="wps">
-            <w:drawing>
-              <wp:anchor distT="0" distB="0" distL="0" distR="0" simplePos="0" relativeHeight="487590912" behindDoc="1" locked="0" layoutInCell="1" allowOverlap="1" wp14:anchorId="7B3C81D0" wp14:editId="5B4D04DE">
-                <wp:simplePos x="0" y="0"/>
-                <wp:positionH relativeFrom="page">
-                  <wp:posOffset>914717</wp:posOffset>
-                </wp:positionH>
-                <wp:positionV relativeFrom="paragraph">
-                  <wp:posOffset>478474</wp:posOffset>
-                </wp:positionV>
-                <wp:extent cx="6378575" cy="1270"/>
-                <wp:effectExtent l="0" t="0" r="0" b="0"/>
-                <wp:wrapTopAndBottom/>
-                <wp:docPr id="8" name="Graphic 8"/>
-                <wp:cNvGraphicFramePr>
-                  <a:graphicFrameLocks xmlns:a="http://schemas.openxmlformats.org/drawingml/2006/main"/>
-                </wp:cNvGraphicFramePr>
-                <a:graphic xmlns:a="http://schemas.openxmlformats.org/drawingml/2006/main">
-                  <a:graphicData uri="http://schemas.microsoft.com/office/word/2010/wordprocessingShape">
-                    <wps:wsp>
-                      <wps:cNvSpPr>
-                        <a:spLocks/>
-                      </wps:cNvSpPr>
-                      <wps:spPr>
-                        <a:xfrm>
-                          <a:off x="0" y="0"/>
-                          <a:ext cx="6378575" cy="1270"/>
-                        </a:xfrm>
-                        <a:custGeom>
-                          <a:avLst/>
-                          <a:gdLst/>
-                          <a:ahLst/>
-                          <a:cxnLst/>
-                          <a:rect l="l" t="t" r="r" b="b"/>
-                          <a:pathLst>
-                            <a:path w="6378575">
-                              <a:moveTo>
-                                <a:pt x="0" y="0"/>
-                              </a:moveTo>
-                              <a:lnTo>
-                                <a:pt x="6378397" y="0"/>
-                              </a:lnTo>
-                            </a:path>
-                          </a:pathLst>
-                        </a:custGeom>
-                        <a:ln w="11557">
-                          <a:solidFill>
-                            <a:srgbClr val="000000"/>
-                          </a:solidFill>
-                          <a:prstDash val="solid"/>
-                        </a:ln>
-                      </wps:spPr>
-                      <wps:bodyPr wrap="square" lIns="0" tIns="0" rIns="0" bIns="0" rtlCol="0">
-                        <a:prstTxWarp prst="textNoShape">
-                          <a:avLst/>
-                        </a:prstTxWarp>
-                        <a:noAutofit/>
-                      </wps:bodyPr>
-                    </wps:wsp>
-                  </a:graphicData>
-                </a:graphic>
-              </wp:anchor>
-            </w:drawing>
-          </mc:Choice>
-          <mc:Fallback xmlns:ve="http://schemas.openxmlformats.org/markup-compatibility/2006" xmlns:a="http://schemas.openxmlformats.org/drawingml/2006/main" xmlns:pic="http://schemas.openxmlformats.org/drawingml/2006/picture">
-            <w:pict>
-              <v:shape style="position:absolute;margin-left:72.025002pt;margin-top:37.675175pt;width:502.25pt;height:.1pt;mso-position-horizontal-relative:page;mso-position-vertical-relative:paragraph;z-index:-15725568;mso-wrap-distance-left:0;mso-wrap-distance-right:0" id="docshape6" coordorigin="1441,754" coordsize="10045,0" path="m1441,754l11485,754e" filled="false" stroked="true" strokeweight=".91pt" strokecolor="#000000">
-                <v:path arrowok="t"/>
-                <v:stroke dashstyle="solid"/>
-                <w10:wrap type="topAndBottom"/>
-              </v:shape>
-            </w:pict>
-          </mc:Fallback>
-        </mc:AlternateContent>
-      </w:r>
-      <w:r>
-        <w:rPr>
-          <w:noProof/>
-          <w:sz w:val="20"/>
-        </w:rPr>
-        <mc:AlternateContent>
-          <mc:Choice Requires="wps">
-            <w:drawing>
-              <wp:anchor distT="0" distB="0" distL="0" distR="0" simplePos="0" relativeHeight="487591424" behindDoc="1" locked="0" layoutInCell="1" allowOverlap="1" wp14:anchorId="34C09FAD" wp14:editId="5CBA8052">
-                <wp:simplePos x="0" y="0"/>
-                <wp:positionH relativeFrom="page">
-                  <wp:posOffset>914717</wp:posOffset>
-                </wp:positionH>
-                <wp:positionV relativeFrom="paragraph">
-                  <wp:posOffset>727394</wp:posOffset>
-                </wp:positionV>
-                <wp:extent cx="6378575" cy="1270"/>
-                <wp:effectExtent l="0" t="0" r="0" b="0"/>
-                <wp:wrapTopAndBottom/>
-                <wp:docPr id="9" name="Graphic 9"/>
-                <wp:cNvGraphicFramePr>
-                  <a:graphicFrameLocks xmlns:a="http://schemas.openxmlformats.org/drawingml/2006/main"/>
-                </wp:cNvGraphicFramePr>
-                <a:graphic xmlns:a="http://schemas.openxmlformats.org/drawingml/2006/main">
-                  <a:graphicData uri="http://schemas.microsoft.com/office/word/2010/wordprocessingShape">
-                    <wps:wsp>
-                      <wps:cNvSpPr>
-                        <a:spLocks/>
-                      </wps:cNvSpPr>
-                      <wps:spPr>
-                        <a:xfrm>
-                          <a:off x="0" y="0"/>
-                          <a:ext cx="6378575" cy="1270"/>
-                        </a:xfrm>
-                        <a:custGeom>
-                          <a:avLst/>
-                          <a:gdLst/>
-                          <a:ahLst/>
-                          <a:cxnLst/>
-                          <a:rect l="l" t="t" r="r" b="b"/>
-                          <a:pathLst>
-                            <a:path w="6378575">
-                              <a:moveTo>
-                                <a:pt x="0" y="0"/>
-                              </a:moveTo>
-                              <a:lnTo>
-                                <a:pt x="6378397" y="0"/>
-                              </a:lnTo>
-                            </a:path>
-                          </a:pathLst>
-                        </a:custGeom>
-                        <a:ln w="11557">
-                          <a:solidFill>
-                            <a:srgbClr val="000000"/>
-                          </a:solidFill>
-                          <a:prstDash val="solid"/>
-                        </a:ln>
-                      </wps:spPr>
-                      <wps:bodyPr wrap="square" lIns="0" tIns="0" rIns="0" bIns="0" rtlCol="0">
-                        <a:prstTxWarp prst="textNoShape">
-                          <a:avLst/>
-                        </a:prstTxWarp>
-                        <a:noAutofit/>
-                      </wps:bodyPr>
-                    </wps:wsp>
-                  </a:graphicData>
-                </a:graphic>
-              </wp:anchor>
-            </w:drawing>
-          </mc:Choice>
-          <mc:Fallback xmlns:ve="http://schemas.openxmlformats.org/markup-compatibility/2006" xmlns:a="http://schemas.openxmlformats.org/drawingml/2006/main" xmlns:pic="http://schemas.openxmlformats.org/drawingml/2006/picture">
-            <w:pict>
-              <v:shape style="position:absolute;margin-left:72.025002pt;margin-top:57.275181pt;width:502.25pt;height:.1pt;mso-position-horizontal-relative:page;mso-position-vertical-relative:paragraph;z-index:-15725056;mso-wrap-distance-left:0;mso-wrap-distance-right:0" id="docshape7" coordorigin="1441,1146" coordsize="10045,0" path="m1441,1146l11485,1146e" filled="false" stroked="true" strokeweight=".91pt" strokecolor="#000000">
-                <v:path arrowok="t"/>
-                <v:stroke dashstyle="solid"/>
-                <w10:wrap type="topAndBottom"/>
-              </v:shape>
-            </w:pict>
-          </mc:Fallback>
-        </mc:AlternateContent>
-      </w:r>
-    </w:p>
-    <w:p>
-      <w:pPr>
-        <w:pStyle w:val="BodyText"/>
-        <w:spacing w:before="118"/>
-        <w:rPr>
-          <w:sz w:val="20"/>
-        </w:rPr>
-      </w:pPr>
-    </w:p>
-    <w:p>
-      <w:pPr>
-        <w:pStyle w:val="BodyText"/>
-        <w:rPr>
-          <w:sz w:val="20"/>
-        </w:rPr>
-      </w:pPr>
+        <w:rPr>
+          <w:rFonts w:ascii="Times New Roman" w:eastAsia="Times New Roman" w:hAnsi="Times New Roman" w:cs="Times New Roman"/>
+          <w:sz w:val="28"/>
+          <w:szCs w:val="24"/>
+          <w:lang w:val="en-IN"/>
+        </w:rPr>
+      </w:pPr>
+      <w:r>
+        <w:rPr>
+          <w:rFonts w:ascii="Times New Roman" w:hAnsi="Times New Roman" w:cs="Times New Roman"/>
+          <w:b/>
+          <w:sz w:val="32"/>
+        </w:rPr>
+        <w:tab/>
+      </w:r>
+      <w:r>
+        <w:rPr>
+          <w:rFonts w:ascii="Times New Roman" w:eastAsia="Times New Roman" w:hAnsi="Symbol" w:cs="Times New Roman"/>
+          <w:sz w:val="28"/>
+          <w:szCs w:val="24"/>
+          <w:lang w:val="en-IN"/>
+        </w:rPr>
+        <w:t></w:t>
+      </w:r>
+      <w:r>
+        <w:rPr>
+          <w:rFonts w:ascii="Times New Roman" w:eastAsia="Times New Roman" w:hAnsi="Times New Roman" w:cs="Times New Roman"/>
+          <w:sz w:val="28"/>
+          <w:szCs w:val="24"/>
+          <w:lang w:val="en-IN"/>
+        </w:rPr>
+        <w:t xml:space="preserve">  Better personalization </w:t>
+      </w:r>
+    </w:p>
+    <w:p>
+      <w:pPr>
+        <w:widowControl/>
+        <w:autoSpaceDE/>
+        <w:autoSpaceDN/>
+        <w:ind w:left="720"/>
+        <w:rPr>
+          <w:rFonts w:ascii="Times New Roman" w:eastAsia="Times New Roman" w:hAnsi="Times New Roman" w:cs="Times New Roman"/>
+          <w:sz w:val="28"/>
+          <w:szCs w:val="24"/>
+          <w:lang w:val="en-IN"/>
+        </w:rPr>
+      </w:pPr>
+      <w:r>
+        <w:rPr>
+          <w:rFonts w:ascii="Times New Roman" w:eastAsia="Times New Roman" w:hAnsi="Symbol" w:cs="Times New Roman"/>
+          <w:sz w:val="28"/>
+          <w:szCs w:val="24"/>
+          <w:lang w:val="en-IN"/>
+        </w:rPr>
+        <w:t></w:t>
+      </w:r>
+      <w:r>
+        <w:rPr>
+          <w:rFonts w:ascii="Times New Roman" w:eastAsia="Times New Roman" w:hAnsi="Times New Roman" w:cs="Times New Roman"/>
+          <w:sz w:val="28"/>
+          <w:szCs w:val="24"/>
+          <w:lang w:val="en-IN"/>
+        </w:rPr>
+        <w:t xml:space="preserve">  Recommends diverse and new items </w:t>
+      </w:r>
+    </w:p>
+    <w:p>
+      <w:pPr>
+        <w:widowControl/>
+        <w:autoSpaceDE/>
+        <w:autoSpaceDN/>
+        <w:ind w:firstLine="720"/>
+        <w:rPr>
+          <w:rFonts w:ascii="Times New Roman" w:eastAsia="Times New Roman" w:hAnsi="Times New Roman" w:cs="Times New Roman"/>
+          <w:sz w:val="28"/>
+          <w:szCs w:val="24"/>
+          <w:lang w:val="en-IN"/>
+        </w:rPr>
+      </w:pPr>
+      <w:r>
+        <w:rPr>
+          <w:rFonts w:ascii="Times New Roman" w:eastAsia="Times New Roman" w:hAnsi="Symbol" w:cs="Times New Roman"/>
+          <w:sz w:val="28"/>
+          <w:szCs w:val="24"/>
+          <w:lang w:val="en-IN"/>
+        </w:rPr>
+        <w:t></w:t>
+      </w:r>
+      <w:r>
+        <w:rPr>
+          <w:rFonts w:ascii="Times New Roman" w:eastAsia="Times New Roman" w:hAnsi="Times New Roman" w:cs="Times New Roman"/>
+          <w:sz w:val="28"/>
+          <w:szCs w:val="24"/>
+          <w:lang w:val="en-IN"/>
+        </w:rPr>
+        <w:t xml:space="preserve">  No need for item features </w:t>
+      </w:r>
+    </w:p>
+    <w:p>
+      <w:pPr>
+        <w:widowControl/>
+        <w:autoSpaceDE/>
+        <w:autoSpaceDN/>
+        <w:ind w:firstLine="720"/>
+        <w:rPr>
+          <w:rFonts w:ascii="Times New Roman" w:eastAsia="Times New Roman" w:hAnsi="Times New Roman" w:cs="Times New Roman"/>
+          <w:sz w:val="28"/>
+          <w:szCs w:val="24"/>
+          <w:lang w:val="en-IN"/>
+        </w:rPr>
+      </w:pPr>
+      <w:r>
+        <w:rPr>
+          <w:rFonts w:ascii="Times New Roman" w:eastAsia="Times New Roman" w:hAnsi="Symbol" w:cs="Times New Roman"/>
+          <w:sz w:val="28"/>
+          <w:szCs w:val="24"/>
+          <w:lang w:val="en-IN"/>
+        </w:rPr>
+        <w:t></w:t>
+      </w:r>
+      <w:r>
+        <w:rPr>
+          <w:rFonts w:ascii="Times New Roman" w:eastAsia="Times New Roman" w:hAnsi="Times New Roman" w:cs="Times New Roman"/>
+          <w:sz w:val="28"/>
+          <w:szCs w:val="24"/>
+          <w:lang w:val="en-IN"/>
+        </w:rPr>
+        <w:t xml:space="preserve">  Captures user behavior effectively</w:t>
+      </w:r>
     </w:p>
     <w:p>
       <w:pPr>
@@ -1313,17 +1222,23 @@
         <w:spacing w:before="75"/>
         <w:ind w:left="1078" w:hanging="358"/>
         <w:rPr>
-          <w:sz w:val="28"/>
-        </w:rPr>
-      </w:pPr>
-      <w:r>
-        <w:rPr>
+          <w:rFonts w:ascii="Times New Roman" w:hAnsi="Times New Roman" w:cs="Times New Roman"/>
+          <w:b/>
+          <w:sz w:val="28"/>
+        </w:rPr>
+      </w:pPr>
+      <w:r>
+        <w:rPr>
+          <w:rFonts w:ascii="Times New Roman" w:hAnsi="Times New Roman" w:cs="Times New Roman"/>
+          <w:b/>
           <w:sz w:val="28"/>
         </w:rPr>
         <w:t>Write</w:t>
       </w:r>
       <w:r>
         <w:rPr>
+          <w:rFonts w:ascii="Times New Roman" w:hAnsi="Times New Roman" w:cs="Times New Roman"/>
+          <w:b/>
           <w:spacing w:val="-6"/>
           <w:sz w:val="28"/>
         </w:rPr>
@@ -1331,12 +1246,16 @@
       </w:r>
       <w:r>
         <w:rPr>
+          <w:rFonts w:ascii="Times New Roman" w:hAnsi="Times New Roman" w:cs="Times New Roman"/>
+          <w:b/>
           <w:sz w:val="28"/>
         </w:rPr>
         <w:t>disadvantages</w:t>
       </w:r>
       <w:r>
         <w:rPr>
+          <w:rFonts w:ascii="Times New Roman" w:hAnsi="Times New Roman" w:cs="Times New Roman"/>
+          <w:b/>
           <w:spacing w:val="-6"/>
           <w:sz w:val="28"/>
         </w:rPr>
@@ -1344,12 +1263,16 @@
       </w:r>
       <w:r>
         <w:rPr>
+          <w:rFonts w:ascii="Times New Roman" w:hAnsi="Times New Roman" w:cs="Times New Roman"/>
+          <w:b/>
           <w:sz w:val="28"/>
         </w:rPr>
         <w:t>of</w:t>
       </w:r>
       <w:r>
         <w:rPr>
+          <w:rFonts w:ascii="Times New Roman" w:hAnsi="Times New Roman" w:cs="Times New Roman"/>
+          <w:b/>
           <w:spacing w:val="-3"/>
           <w:sz w:val="28"/>
         </w:rPr>
@@ -1357,12 +1280,16 @@
       </w:r>
       <w:r>
         <w:rPr>
+          <w:rFonts w:ascii="Times New Roman" w:hAnsi="Times New Roman" w:cs="Times New Roman"/>
+          <w:b/>
           <w:sz w:val="28"/>
         </w:rPr>
         <w:t>collaborative</w:t>
       </w:r>
       <w:r>
         <w:rPr>
+          <w:rFonts w:ascii="Times New Roman" w:hAnsi="Times New Roman" w:cs="Times New Roman"/>
+          <w:b/>
           <w:spacing w:val="-3"/>
           <w:sz w:val="28"/>
         </w:rPr>
@@ -1370,12 +1297,16 @@
       </w:r>
       <w:r>
         <w:rPr>
+          <w:rFonts w:ascii="Times New Roman" w:hAnsi="Times New Roman" w:cs="Times New Roman"/>
+          <w:b/>
           <w:sz w:val="28"/>
         </w:rPr>
         <w:t>-based</w:t>
       </w:r>
       <w:r>
         <w:rPr>
+          <w:rFonts w:ascii="Times New Roman" w:hAnsi="Times New Roman" w:cs="Times New Roman"/>
+          <w:b/>
           <w:spacing w:val="-4"/>
           <w:sz w:val="28"/>
         </w:rPr>
@@ -1383,12 +1314,16 @@
       </w:r>
       <w:r>
         <w:rPr>
+          <w:rFonts w:ascii="Times New Roman" w:hAnsi="Times New Roman" w:cs="Times New Roman"/>
+          <w:b/>
           <w:sz w:val="28"/>
         </w:rPr>
         <w:t>filtering</w:t>
       </w:r>
       <w:r>
         <w:rPr>
+          <w:rFonts w:ascii="Times New Roman" w:hAnsi="Times New Roman" w:cs="Times New Roman"/>
+          <w:b/>
           <w:spacing w:val="-3"/>
           <w:sz w:val="28"/>
         </w:rPr>
@@ -1396,6 +1331,8 @@
       </w:r>
       <w:r>
         <w:rPr>
+          <w:rFonts w:ascii="Times New Roman" w:hAnsi="Times New Roman" w:cs="Times New Roman"/>
+          <w:b/>
           <w:spacing w:val="-2"/>
           <w:sz w:val="28"/>
         </w:rPr>
@@ -1404,296 +1341,142 @@
     </w:p>
     <w:p>
       <w:pPr>
-        <w:pStyle w:val="BodyText"/>
-        <w:spacing w:before="93"/>
-        <w:rPr>
-          <w:sz w:val="20"/>
-        </w:rPr>
-      </w:pPr>
-      <w:r>
-        <w:rPr>
-          <w:noProof/>
-          <w:sz w:val="20"/>
-        </w:rPr>
-        <mc:AlternateContent>
-          <mc:Choice Requires="wps">
-            <w:drawing>
-              <wp:anchor distT="0" distB="0" distL="0" distR="0" simplePos="0" relativeHeight="487591936" behindDoc="1" locked="0" layoutInCell="1" allowOverlap="1" wp14:anchorId="79D9A6C6" wp14:editId="2DDFE3BB">
-                <wp:simplePos x="0" y="0"/>
-                <wp:positionH relativeFrom="page">
-                  <wp:posOffset>914717</wp:posOffset>
-                </wp:positionH>
-                <wp:positionV relativeFrom="paragraph">
-                  <wp:posOffset>229935</wp:posOffset>
-                </wp:positionV>
-                <wp:extent cx="6378575" cy="1270"/>
-                <wp:effectExtent l="0" t="0" r="0" b="0"/>
-                <wp:wrapTopAndBottom/>
-                <wp:docPr id="10" name="Graphic 10"/>
-                <wp:cNvGraphicFramePr>
-                  <a:graphicFrameLocks xmlns:a="http://schemas.openxmlformats.org/drawingml/2006/main"/>
-                </wp:cNvGraphicFramePr>
-                <a:graphic xmlns:a="http://schemas.openxmlformats.org/drawingml/2006/main">
-                  <a:graphicData uri="http://schemas.microsoft.com/office/word/2010/wordprocessingShape">
-                    <wps:wsp>
-                      <wps:cNvSpPr>
-                        <a:spLocks/>
-                      </wps:cNvSpPr>
-                      <wps:spPr>
-                        <a:xfrm>
-                          <a:off x="0" y="0"/>
-                          <a:ext cx="6378575" cy="1270"/>
-                        </a:xfrm>
-                        <a:custGeom>
-                          <a:avLst/>
-                          <a:gdLst/>
-                          <a:ahLst/>
-                          <a:cxnLst/>
-                          <a:rect l="l" t="t" r="r" b="b"/>
-                          <a:pathLst>
-                            <a:path w="6378575">
-                              <a:moveTo>
-                                <a:pt x="0" y="0"/>
-                              </a:moveTo>
-                              <a:lnTo>
-                                <a:pt x="6378397" y="0"/>
-                              </a:lnTo>
-                            </a:path>
-                          </a:pathLst>
-                        </a:custGeom>
-                        <a:ln w="11557">
-                          <a:solidFill>
-                            <a:srgbClr val="000000"/>
-                          </a:solidFill>
-                          <a:prstDash val="solid"/>
-                        </a:ln>
-                      </wps:spPr>
-                      <wps:bodyPr wrap="square" lIns="0" tIns="0" rIns="0" bIns="0" rtlCol="0">
-                        <a:prstTxWarp prst="textNoShape">
-                          <a:avLst/>
-                        </a:prstTxWarp>
-                        <a:noAutofit/>
-                      </wps:bodyPr>
-                    </wps:wsp>
-                  </a:graphicData>
-                </a:graphic>
-              </wp:anchor>
-            </w:drawing>
-          </mc:Choice>
-          <mc:Fallback xmlns:ve="http://schemas.openxmlformats.org/markup-compatibility/2006" xmlns:a="http://schemas.openxmlformats.org/drawingml/2006/main" xmlns:pic="http://schemas.openxmlformats.org/drawingml/2006/picture">
-            <w:pict>
-              <v:shape style="position:absolute;margin-left:72.025002pt;margin-top:18.105150pt;width:502.25pt;height:.1pt;mso-position-horizontal-relative:page;mso-position-vertical-relative:paragraph;z-index:-15724544;mso-wrap-distance-left:0;mso-wrap-distance-right:0" id="docshape8" coordorigin="1441,362" coordsize="10045,0" path="m1441,362l11485,362e" filled="false" stroked="true" strokeweight=".91pt" strokecolor="#000000">
-                <v:path arrowok="t"/>
-                <v:stroke dashstyle="solid"/>
-                <w10:wrap type="topAndBottom"/>
-              </v:shape>
-            </w:pict>
-          </mc:Fallback>
-        </mc:AlternateContent>
-      </w:r>
-      <w:r>
-        <w:rPr>
-          <w:noProof/>
-          <w:sz w:val="20"/>
-        </w:rPr>
-        <mc:AlternateContent>
-          <mc:Choice Requires="wps">
-            <w:drawing>
-              <wp:anchor distT="0" distB="0" distL="0" distR="0" simplePos="0" relativeHeight="487592448" behindDoc="1" locked="0" layoutInCell="1" allowOverlap="1" wp14:anchorId="013042B2" wp14:editId="337B5E43">
-                <wp:simplePos x="0" y="0"/>
-                <wp:positionH relativeFrom="page">
-                  <wp:posOffset>914717</wp:posOffset>
-                </wp:positionH>
-                <wp:positionV relativeFrom="paragraph">
-                  <wp:posOffset>479236</wp:posOffset>
-                </wp:positionV>
-                <wp:extent cx="6378575" cy="1270"/>
-                <wp:effectExtent l="0" t="0" r="0" b="0"/>
-                <wp:wrapTopAndBottom/>
-                <wp:docPr id="11" name="Graphic 11"/>
-                <wp:cNvGraphicFramePr>
-                  <a:graphicFrameLocks xmlns:a="http://schemas.openxmlformats.org/drawingml/2006/main"/>
-                </wp:cNvGraphicFramePr>
-                <a:graphic xmlns:a="http://schemas.openxmlformats.org/drawingml/2006/main">
-                  <a:graphicData uri="http://schemas.microsoft.com/office/word/2010/wordprocessingShape">
-                    <wps:wsp>
-                      <wps:cNvSpPr>
-                        <a:spLocks/>
-                      </wps:cNvSpPr>
-                      <wps:spPr>
-                        <a:xfrm>
-                          <a:off x="0" y="0"/>
-                          <a:ext cx="6378575" cy="1270"/>
-                        </a:xfrm>
-                        <a:custGeom>
-                          <a:avLst/>
-                          <a:gdLst/>
-                          <a:ahLst/>
-                          <a:cxnLst/>
-                          <a:rect l="l" t="t" r="r" b="b"/>
-                          <a:pathLst>
-                            <a:path w="6378575">
-                              <a:moveTo>
-                                <a:pt x="0" y="0"/>
-                              </a:moveTo>
-                              <a:lnTo>
-                                <a:pt x="6378397" y="0"/>
-                              </a:lnTo>
-                            </a:path>
-                          </a:pathLst>
-                        </a:custGeom>
-                        <a:ln w="11557">
-                          <a:solidFill>
-                            <a:srgbClr val="000000"/>
-                          </a:solidFill>
-                          <a:prstDash val="solid"/>
-                        </a:ln>
-                      </wps:spPr>
-                      <wps:bodyPr wrap="square" lIns="0" tIns="0" rIns="0" bIns="0" rtlCol="0">
-                        <a:prstTxWarp prst="textNoShape">
-                          <a:avLst/>
-                        </a:prstTxWarp>
-                        <a:noAutofit/>
-                      </wps:bodyPr>
-                    </wps:wsp>
-                  </a:graphicData>
-                </a:graphic>
-              </wp:anchor>
-            </w:drawing>
-          </mc:Choice>
-          <mc:Fallback xmlns:ve="http://schemas.openxmlformats.org/markup-compatibility/2006" xmlns:a="http://schemas.openxmlformats.org/drawingml/2006/main" xmlns:pic="http://schemas.openxmlformats.org/drawingml/2006/picture">
-            <w:pict>
-              <v:shape style="position:absolute;margin-left:72.025002pt;margin-top:37.735153pt;width:502.25pt;height:.1pt;mso-position-horizontal-relative:page;mso-position-vertical-relative:paragraph;z-index:-15724032;mso-wrap-distance-left:0;mso-wrap-distance-right:0" id="docshape9" coordorigin="1441,755" coordsize="10045,0" path="m1441,755l11485,755e" filled="false" stroked="true" strokeweight=".91pt" strokecolor="#000000">
-                <v:path arrowok="t"/>
-                <v:stroke dashstyle="solid"/>
-                <w10:wrap type="topAndBottom"/>
-              </v:shape>
-            </w:pict>
-          </mc:Fallback>
-        </mc:AlternateContent>
-      </w:r>
-      <w:r>
-        <w:rPr>
-          <w:noProof/>
-          <w:sz w:val="20"/>
-        </w:rPr>
-        <mc:AlternateContent>
-          <mc:Choice Requires="wps">
-            <w:drawing>
-              <wp:anchor distT="0" distB="0" distL="0" distR="0" simplePos="0" relativeHeight="487592960" behindDoc="1" locked="0" layoutInCell="1" allowOverlap="1" wp14:anchorId="1EDC01A4" wp14:editId="7937B2A0">
-                <wp:simplePos x="0" y="0"/>
-                <wp:positionH relativeFrom="page">
-                  <wp:posOffset>914717</wp:posOffset>
-                </wp:positionH>
-                <wp:positionV relativeFrom="paragraph">
-                  <wp:posOffset>728156</wp:posOffset>
-                </wp:positionV>
-                <wp:extent cx="6378575" cy="1270"/>
-                <wp:effectExtent l="0" t="0" r="0" b="0"/>
-                <wp:wrapTopAndBottom/>
-                <wp:docPr id="12" name="Graphic 12"/>
-                <wp:cNvGraphicFramePr>
-                  <a:graphicFrameLocks xmlns:a="http://schemas.openxmlformats.org/drawingml/2006/main"/>
-                </wp:cNvGraphicFramePr>
-                <a:graphic xmlns:a="http://schemas.openxmlformats.org/drawingml/2006/main">
-                  <a:graphicData uri="http://schemas.microsoft.com/office/word/2010/wordprocessingShape">
-                    <wps:wsp>
-                      <wps:cNvSpPr>
-                        <a:spLocks/>
-                      </wps:cNvSpPr>
-                      <wps:spPr>
-                        <a:xfrm>
-                          <a:off x="0" y="0"/>
-                          <a:ext cx="6378575" cy="1270"/>
-                        </a:xfrm>
-                        <a:custGeom>
-                          <a:avLst/>
-                          <a:gdLst/>
-                          <a:ahLst/>
-                          <a:cxnLst/>
-                          <a:rect l="l" t="t" r="r" b="b"/>
-                          <a:pathLst>
-                            <a:path w="6378575">
-                              <a:moveTo>
-                                <a:pt x="0" y="0"/>
-                              </a:moveTo>
-                              <a:lnTo>
-                                <a:pt x="6378397" y="0"/>
-                              </a:lnTo>
-                            </a:path>
-                          </a:pathLst>
-                        </a:custGeom>
-                        <a:ln w="11557">
-                          <a:solidFill>
-                            <a:srgbClr val="000000"/>
-                          </a:solidFill>
-                          <a:prstDash val="solid"/>
-                        </a:ln>
-                      </wps:spPr>
-                      <wps:bodyPr wrap="square" lIns="0" tIns="0" rIns="0" bIns="0" rtlCol="0">
-                        <a:prstTxWarp prst="textNoShape">
-                          <a:avLst/>
-                        </a:prstTxWarp>
-                        <a:noAutofit/>
-                      </wps:bodyPr>
-                    </wps:wsp>
-                  </a:graphicData>
-                </a:graphic>
-              </wp:anchor>
-            </w:drawing>
-          </mc:Choice>
-          <mc:Fallback xmlns:ve="http://schemas.openxmlformats.org/markup-compatibility/2006" xmlns:a="http://schemas.openxmlformats.org/drawingml/2006/main" xmlns:pic="http://schemas.openxmlformats.org/drawingml/2006/picture">
-            <w:pict>
-              <v:shape style="position:absolute;margin-left:72.025002pt;margin-top:57.335159pt;width:502.25pt;height:.1pt;mso-position-horizontal-relative:page;mso-position-vertical-relative:paragraph;z-index:-15723520;mso-wrap-distance-left:0;mso-wrap-distance-right:0" id="docshape10" coordorigin="1441,1147" coordsize="10045,0" path="m1441,1147l11485,1147e" filled="false" stroked="true" strokeweight=".91pt" strokecolor="#000000">
-                <v:path arrowok="t"/>
-                <v:stroke dashstyle="solid"/>
-                <w10:wrap type="topAndBottom"/>
-              </v:shape>
-            </w:pict>
-          </mc:Fallback>
-        </mc:AlternateContent>
-      </w:r>
-    </w:p>
-    <w:p>
-      <w:pPr>
-        <w:pStyle w:val="BodyText"/>
-        <w:spacing w:before="115"/>
-        <w:rPr>
-          <w:sz w:val="20"/>
-        </w:rPr>
-      </w:pPr>
-    </w:p>
-    <w:p>
-      <w:pPr>
-        <w:pStyle w:val="BodyText"/>
-        <w:rPr>
-          <w:sz w:val="20"/>
-        </w:rPr>
-      </w:pPr>
-    </w:p>
-    <w:p>
-      <w:pPr>
-        <w:pStyle w:val="BodyText"/>
-        <w:spacing w:before="0"/>
-        <w:rPr>
-          <w:sz w:val="28"/>
-        </w:rPr>
-      </w:pPr>
-    </w:p>
-    <w:p>
-      <w:pPr>
-        <w:pStyle w:val="BodyText"/>
-        <w:spacing w:before="305"/>
-        <w:rPr>
-          <w:sz w:val="28"/>
-        </w:rPr>
-      </w:pPr>
+        <w:pStyle w:val="ListParagraph"/>
+        <w:widowControl/>
+        <w:autoSpaceDE/>
+        <w:autoSpaceDN/>
+        <w:ind w:left="1080" w:firstLine="0"/>
+        <w:rPr>
+          <w:rFonts w:ascii="Times New Roman" w:eastAsia="Times New Roman" w:hAnsi="Times New Roman" w:cs="Times New Roman"/>
+          <w:sz w:val="24"/>
+          <w:szCs w:val="24"/>
+          <w:lang w:val="en-IN"/>
+        </w:rPr>
+      </w:pPr>
+      <w:r>
+        <w:rPr>
+          <w:rFonts w:ascii="Times New Roman" w:eastAsia="Times New Roman" w:hAnsi="Symbol" w:cs="Times New Roman"/>
+          <w:sz w:val="24"/>
+          <w:szCs w:val="24"/>
+          <w:lang w:val="en-IN"/>
+        </w:rPr>
+        <w:t></w:t>
+      </w:r>
+      <w:r>
+        <w:rPr>
+          <w:rFonts w:ascii="Times New Roman" w:eastAsia="Times New Roman" w:hAnsi="Times New Roman" w:cs="Times New Roman"/>
+          <w:sz w:val="24"/>
+          <w:szCs w:val="24"/>
+          <w:lang w:val="en-IN"/>
+        </w:rPr>
+        <w:t xml:space="preserve">  Cold-start problem </w:t>
+      </w:r>
+    </w:p>
+    <w:p>
+      <w:pPr>
+        <w:pStyle w:val="ListParagraph"/>
+        <w:widowControl/>
+        <w:autoSpaceDE/>
+        <w:autoSpaceDN/>
+        <w:ind w:left="1080" w:firstLine="0"/>
+        <w:rPr>
+          <w:rFonts w:ascii="Times New Roman" w:eastAsia="Times New Roman" w:hAnsi="Times New Roman" w:cs="Times New Roman"/>
+          <w:sz w:val="24"/>
+          <w:szCs w:val="24"/>
+          <w:lang w:val="en-IN"/>
+        </w:rPr>
+      </w:pPr>
+      <w:r>
+        <w:rPr>
+          <w:rFonts w:ascii="Times New Roman" w:eastAsia="Times New Roman" w:hAnsi="Symbol" w:cs="Times New Roman"/>
+          <w:sz w:val="24"/>
+          <w:szCs w:val="24"/>
+          <w:lang w:val="en-IN"/>
+        </w:rPr>
+        <w:t></w:t>
+      </w:r>
+      <w:r>
+        <w:rPr>
+          <w:rFonts w:ascii="Times New Roman" w:eastAsia="Times New Roman" w:hAnsi="Times New Roman" w:cs="Times New Roman"/>
+          <w:sz w:val="24"/>
+          <w:szCs w:val="24"/>
+          <w:lang w:val="en-IN"/>
+        </w:rPr>
+        <w:t xml:space="preserve">  Requires large data </w:t>
+      </w:r>
+    </w:p>
+    <w:p>
+      <w:pPr>
+        <w:pStyle w:val="ListParagraph"/>
+        <w:widowControl/>
+        <w:autoSpaceDE/>
+        <w:autoSpaceDN/>
+        <w:ind w:left="1080" w:firstLine="0"/>
+        <w:rPr>
+          <w:rFonts w:ascii="Times New Roman" w:eastAsia="Times New Roman" w:hAnsi="Times New Roman" w:cs="Times New Roman"/>
+          <w:sz w:val="24"/>
+          <w:szCs w:val="24"/>
+          <w:lang w:val="en-IN"/>
+        </w:rPr>
+      </w:pPr>
+      <w:r>
+        <w:rPr>
+          <w:rFonts w:ascii="Times New Roman" w:eastAsia="Times New Roman" w:hAnsi="Symbol" w:cs="Times New Roman"/>
+          <w:sz w:val="24"/>
+          <w:szCs w:val="24"/>
+          <w:lang w:val="en-IN"/>
+        </w:rPr>
+        <w:t></w:t>
+      </w:r>
+      <w:r>
+        <w:rPr>
+          <w:rFonts w:ascii="Times New Roman" w:eastAsia="Times New Roman" w:hAnsi="Times New Roman" w:cs="Times New Roman"/>
+          <w:sz w:val="24"/>
+          <w:szCs w:val="24"/>
+          <w:lang w:val="en-IN"/>
+        </w:rPr>
+        <w:t xml:space="preserve">  Data sparsity issue </w:t>
+      </w:r>
+    </w:p>
+    <w:p>
+      <w:pPr>
+        <w:pStyle w:val="ListParagraph"/>
+        <w:widowControl/>
+        <w:autoSpaceDE/>
+        <w:autoSpaceDN/>
+        <w:ind w:left="1080" w:firstLine="0"/>
+        <w:rPr>
+          <w:rFonts w:ascii="Times New Roman" w:eastAsia="Times New Roman" w:hAnsi="Times New Roman" w:cs="Times New Roman"/>
+          <w:sz w:val="24"/>
+          <w:szCs w:val="24"/>
+          <w:lang w:val="en-IN"/>
+        </w:rPr>
+      </w:pPr>
+      <w:r>
+        <w:rPr>
+          <w:rFonts w:ascii="Times New Roman" w:eastAsia="Times New Roman" w:hAnsi="Symbol" w:cs="Times New Roman"/>
+          <w:sz w:val="24"/>
+          <w:szCs w:val="24"/>
+          <w:lang w:val="en-IN"/>
+        </w:rPr>
+        <w:t></w:t>
+      </w:r>
+      <w:r>
+        <w:rPr>
+          <w:rFonts w:ascii="Times New Roman" w:eastAsia="Times New Roman" w:hAnsi="Times New Roman" w:cs="Times New Roman"/>
+          <w:sz w:val="24"/>
+          <w:szCs w:val="24"/>
+          <w:lang w:val="en-IN"/>
+        </w:rPr>
+        <w:t xml:space="preserve">  Computationally expensive</w:t>
+      </w:r>
     </w:p>
     <w:p>
       <w:pPr>
         <w:pStyle w:val="Heading1"/>
-        <w:rPr>
-          <w:u w:val="none"/>
+        <w:ind w:left="0"/>
+        <w:rPr>
+          <w:spacing w:val="-2"/>
         </w:rPr>
       </w:pPr>
       <w:r>
@@ -1714,102 +1497,1133 @@
     </w:p>
     <w:p>
       <w:pPr>
-        <w:pStyle w:val="BodyText"/>
-        <w:spacing w:before="3"/>
-        <w:ind w:left="360"/>
-      </w:pPr>
-      <w:r>
-        <w:t>To</w:t>
-      </w:r>
-      <w:r>
-        <w:rPr>
-          <w:spacing w:val="-1"/>
-        </w:rPr>
-        <w:t xml:space="preserve"> </w:t>
-      </w:r>
-      <w:r>
-        <w:t>be</w:t>
-      </w:r>
-      <w:r>
-        <w:rPr>
-          <w:spacing w:val="-5"/>
-        </w:rPr>
-        <w:t xml:space="preserve"> </w:t>
-      </w:r>
-      <w:r>
-        <w:t>attached</w:t>
-      </w:r>
-      <w:r>
-        <w:rPr>
-          <w:spacing w:val="1"/>
-        </w:rPr>
-        <w:t xml:space="preserve"> </w:t>
-      </w:r>
-      <w:r>
-        <w:rPr>
-          <w:spacing w:val="-4"/>
-        </w:rPr>
-        <w:t>with</w:t>
+        <w:widowControl/>
+        <w:shd w:val="clear" w:color="auto" w:fill="FFFFFF"/>
+        <w:autoSpaceDE/>
+        <w:autoSpaceDN/>
+        <w:rPr>
+          <w:rFonts w:ascii="Times New Roman" w:eastAsia="Times New Roman" w:hAnsi="Times New Roman" w:cs="Times New Roman"/>
+          <w:color w:val="273540"/>
+          <w:sz w:val="24"/>
+          <w:szCs w:val="24"/>
+          <w:lang w:val="en-IN"/>
+        </w:rPr>
+      </w:pPr>
+      <w:r>
+        <w:rPr>
+          <w:rFonts w:ascii="Times New Roman" w:eastAsia="Times New Roman" w:hAnsi="Times New Roman" w:cs="Times New Roman"/>
+          <w:color w:val="273540"/>
+          <w:sz w:val="24"/>
+          <w:szCs w:val="24"/>
+          <w:lang w:val="en-IN"/>
+        </w:rPr>
+        <w:t>import pandas as pd</w:t>
+      </w:r>
+    </w:p>
+    <w:p>
+      <w:pPr>
+        <w:widowControl/>
+        <w:shd w:val="clear" w:color="auto" w:fill="FFFFFF"/>
+        <w:autoSpaceDE/>
+        <w:autoSpaceDN/>
+        <w:rPr>
+          <w:rFonts w:ascii="Times New Roman" w:eastAsia="Times New Roman" w:hAnsi="Times New Roman" w:cs="Times New Roman"/>
+          <w:color w:val="273540"/>
+          <w:sz w:val="24"/>
+          <w:szCs w:val="24"/>
+          <w:lang w:val="en-IN"/>
+        </w:rPr>
+      </w:pPr>
+      <w:r>
+        <w:rPr>
+          <w:rFonts w:ascii="Times New Roman" w:eastAsia="Times New Roman" w:hAnsi="Times New Roman" w:cs="Times New Roman"/>
+          <w:color w:val="273540"/>
+          <w:sz w:val="24"/>
+          <w:szCs w:val="24"/>
+          <w:lang w:val="en-IN"/>
+        </w:rPr>
+        <w:t>import numpy as np</w:t>
+      </w:r>
+    </w:p>
+    <w:p>
+      <w:pPr>
+        <w:widowControl/>
+        <w:shd w:val="clear" w:color="auto" w:fill="FFFFFF"/>
+        <w:autoSpaceDE/>
+        <w:autoSpaceDN/>
+        <w:rPr>
+          <w:rFonts w:ascii="Times New Roman" w:eastAsia="Times New Roman" w:hAnsi="Times New Roman" w:cs="Times New Roman"/>
+          <w:color w:val="273540"/>
+          <w:sz w:val="24"/>
+          <w:szCs w:val="24"/>
+          <w:lang w:val="en-IN"/>
+        </w:rPr>
+      </w:pPr>
+      <w:r>
+        <w:rPr>
+          <w:rFonts w:ascii="Times New Roman" w:eastAsia="Times New Roman" w:hAnsi="Times New Roman" w:cs="Times New Roman"/>
+          <w:color w:val="273540"/>
+          <w:sz w:val="24"/>
+          <w:szCs w:val="24"/>
+          <w:lang w:val="en-IN"/>
+        </w:rPr>
+        <w:t>from sklearn.metrics.pairwise import cosine_similarity</w:t>
+      </w:r>
+    </w:p>
+    <w:p>
+      <w:pPr>
+        <w:widowControl/>
+        <w:shd w:val="clear" w:color="auto" w:fill="FFFFFF"/>
+        <w:autoSpaceDE/>
+        <w:autoSpaceDN/>
+        <w:rPr>
+          <w:rFonts w:ascii="Times New Roman" w:eastAsia="Times New Roman" w:hAnsi="Times New Roman" w:cs="Times New Roman"/>
+          <w:color w:val="273540"/>
+          <w:sz w:val="24"/>
+          <w:szCs w:val="24"/>
+          <w:lang w:val="en-IN"/>
+        </w:rPr>
+      </w:pPr>
+      <w:r>
+        <w:rPr>
+          <w:rFonts w:ascii="Times New Roman" w:eastAsia="Times New Roman" w:hAnsi="Times New Roman" w:cs="Times New Roman"/>
+          <w:color w:val="273540"/>
+          <w:sz w:val="24"/>
+          <w:szCs w:val="24"/>
+          <w:lang w:val="en-IN"/>
+        </w:rPr>
+        <w:t>ratings = pd.read_csv("ratings.csv")</w:t>
+      </w:r>
+    </w:p>
+    <w:p>
+      <w:pPr>
+        <w:widowControl/>
+        <w:shd w:val="clear" w:color="auto" w:fill="FFFFFF"/>
+        <w:autoSpaceDE/>
+        <w:autoSpaceDN/>
+        <w:rPr>
+          <w:rFonts w:ascii="Times New Roman" w:eastAsia="Times New Roman" w:hAnsi="Times New Roman" w:cs="Times New Roman"/>
+          <w:color w:val="273540"/>
+          <w:sz w:val="24"/>
+          <w:szCs w:val="24"/>
+          <w:lang w:val="en-IN"/>
+        </w:rPr>
+      </w:pPr>
+      <w:r>
+        <w:rPr>
+          <w:rFonts w:ascii="Times New Roman" w:eastAsia="Times New Roman" w:hAnsi="Times New Roman" w:cs="Times New Roman"/>
+          <w:color w:val="273540"/>
+          <w:sz w:val="24"/>
+          <w:szCs w:val="24"/>
+          <w:lang w:val="en-IN"/>
+        </w:rPr>
+        <w:t># ================= USER-ITEM MATRIX =================</w:t>
+      </w:r>
+    </w:p>
+    <w:p>
+      <w:pPr>
+        <w:widowControl/>
+        <w:shd w:val="clear" w:color="auto" w:fill="FFFFFF"/>
+        <w:autoSpaceDE/>
+        <w:autoSpaceDN/>
+        <w:rPr>
+          <w:rFonts w:ascii="Times New Roman" w:eastAsia="Times New Roman" w:hAnsi="Times New Roman" w:cs="Times New Roman"/>
+          <w:color w:val="273540"/>
+          <w:sz w:val="24"/>
+          <w:szCs w:val="24"/>
+          <w:lang w:val="en-IN"/>
+        </w:rPr>
+      </w:pPr>
+      <w:r>
+        <w:rPr>
+          <w:rFonts w:ascii="Times New Roman" w:eastAsia="Times New Roman" w:hAnsi="Times New Roman" w:cs="Times New Roman"/>
+          <w:color w:val="273540"/>
+          <w:sz w:val="24"/>
+          <w:szCs w:val="24"/>
+          <w:lang w:val="en-IN"/>
+        </w:rPr>
+        <w:t>user_item_matrix = ratings.pivot_table(</w:t>
+      </w:r>
+    </w:p>
+    <w:p>
+      <w:pPr>
+        <w:widowControl/>
+        <w:shd w:val="clear" w:color="auto" w:fill="FFFFFF"/>
+        <w:autoSpaceDE/>
+        <w:autoSpaceDN/>
+        <w:rPr>
+          <w:rFonts w:ascii="Times New Roman" w:eastAsia="Times New Roman" w:hAnsi="Times New Roman" w:cs="Times New Roman"/>
+          <w:color w:val="273540"/>
+          <w:sz w:val="24"/>
+          <w:szCs w:val="24"/>
+          <w:lang w:val="en-IN"/>
+        </w:rPr>
+      </w:pPr>
+      <w:r>
+        <w:rPr>
+          <w:rFonts w:ascii="Times New Roman" w:eastAsia="Times New Roman" w:hAnsi="Times New Roman" w:cs="Times New Roman"/>
+          <w:color w:val="273540"/>
+          <w:sz w:val="24"/>
+          <w:szCs w:val="24"/>
+          <w:lang w:val="en-IN"/>
+        </w:rPr>
+        <w:t>    index='userId',</w:t>
+      </w:r>
+    </w:p>
+    <w:p>
+      <w:pPr>
+        <w:widowControl/>
+        <w:shd w:val="clear" w:color="auto" w:fill="FFFFFF"/>
+        <w:autoSpaceDE/>
+        <w:autoSpaceDN/>
+        <w:rPr>
+          <w:rFonts w:ascii="Times New Roman" w:eastAsia="Times New Roman" w:hAnsi="Times New Roman" w:cs="Times New Roman"/>
+          <w:color w:val="273540"/>
+          <w:sz w:val="24"/>
+          <w:szCs w:val="24"/>
+          <w:lang w:val="en-IN"/>
+        </w:rPr>
+      </w:pPr>
+      <w:r>
+        <w:rPr>
+          <w:rFonts w:ascii="Times New Roman" w:eastAsia="Times New Roman" w:hAnsi="Times New Roman" w:cs="Times New Roman"/>
+          <w:color w:val="273540"/>
+          <w:sz w:val="24"/>
+          <w:szCs w:val="24"/>
+          <w:lang w:val="en-IN"/>
+        </w:rPr>
+        <w:t>    columns='movieId',</w:t>
+      </w:r>
+    </w:p>
+    <w:p>
+      <w:pPr>
+        <w:widowControl/>
+        <w:shd w:val="clear" w:color="auto" w:fill="FFFFFF"/>
+        <w:autoSpaceDE/>
+        <w:autoSpaceDN/>
+        <w:rPr>
+          <w:rFonts w:ascii="Times New Roman" w:eastAsia="Times New Roman" w:hAnsi="Times New Roman" w:cs="Times New Roman"/>
+          <w:color w:val="273540"/>
+          <w:sz w:val="24"/>
+          <w:szCs w:val="24"/>
+          <w:lang w:val="en-IN"/>
+        </w:rPr>
+      </w:pPr>
+      <w:r>
+        <w:rPr>
+          <w:rFonts w:ascii="Times New Roman" w:eastAsia="Times New Roman" w:hAnsi="Times New Roman" w:cs="Times New Roman"/>
+          <w:color w:val="273540"/>
+          <w:sz w:val="24"/>
+          <w:szCs w:val="24"/>
+          <w:lang w:val="en-IN"/>
+        </w:rPr>
+        <w:t>    values='rating'</w:t>
+      </w:r>
+    </w:p>
+    <w:p>
+      <w:pPr>
+        <w:widowControl/>
+        <w:shd w:val="clear" w:color="auto" w:fill="FFFFFF"/>
+        <w:autoSpaceDE/>
+        <w:autoSpaceDN/>
+        <w:rPr>
+          <w:rFonts w:ascii="Times New Roman" w:eastAsia="Times New Roman" w:hAnsi="Times New Roman" w:cs="Times New Roman"/>
+          <w:color w:val="273540"/>
+          <w:sz w:val="24"/>
+          <w:szCs w:val="24"/>
+          <w:lang w:val="en-IN"/>
+        </w:rPr>
+      </w:pPr>
+      <w:r>
+        <w:rPr>
+          <w:rFonts w:ascii="Times New Roman" w:eastAsia="Times New Roman" w:hAnsi="Times New Roman" w:cs="Times New Roman"/>
+          <w:color w:val="273540"/>
+          <w:sz w:val="24"/>
+          <w:szCs w:val="24"/>
+          <w:lang w:val="en-IN"/>
+        </w:rPr>
+        <w:t>).fillna(0)</w:t>
+      </w:r>
+    </w:p>
+    <w:p>
+      <w:pPr>
+        <w:widowControl/>
+        <w:shd w:val="clear" w:color="auto" w:fill="FFFFFF"/>
+        <w:autoSpaceDE/>
+        <w:autoSpaceDN/>
+        <w:rPr>
+          <w:rFonts w:ascii="Times New Roman" w:eastAsia="Times New Roman" w:hAnsi="Times New Roman" w:cs="Times New Roman"/>
+          <w:color w:val="273540"/>
+          <w:sz w:val="24"/>
+          <w:szCs w:val="24"/>
+          <w:lang w:val="en-IN"/>
+        </w:rPr>
+      </w:pPr>
+      <w:r>
+        <w:rPr>
+          <w:rFonts w:ascii="Times New Roman" w:eastAsia="Times New Roman" w:hAnsi="Times New Roman" w:cs="Times New Roman"/>
+          <w:color w:val="273540"/>
+          <w:sz w:val="24"/>
+          <w:szCs w:val="24"/>
+          <w:lang w:val="en-IN"/>
+        </w:rPr>
+        <w:t># ================= USER SIMILARITY =================</w:t>
+      </w:r>
+    </w:p>
+    <w:p>
+      <w:pPr>
+        <w:widowControl/>
+        <w:shd w:val="clear" w:color="auto" w:fill="FFFFFF"/>
+        <w:autoSpaceDE/>
+        <w:autoSpaceDN/>
+        <w:rPr>
+          <w:rFonts w:ascii="Times New Roman" w:eastAsia="Times New Roman" w:hAnsi="Times New Roman" w:cs="Times New Roman"/>
+          <w:color w:val="273540"/>
+          <w:sz w:val="24"/>
+          <w:szCs w:val="24"/>
+          <w:lang w:val="en-IN"/>
+        </w:rPr>
+      </w:pPr>
+      <w:r>
+        <w:rPr>
+          <w:rFonts w:ascii="Times New Roman" w:eastAsia="Times New Roman" w:hAnsi="Times New Roman" w:cs="Times New Roman"/>
+          <w:color w:val="273540"/>
+          <w:sz w:val="24"/>
+          <w:szCs w:val="24"/>
+          <w:lang w:val="en-IN"/>
+        </w:rPr>
+        <w:t>user_similarity = cosine_similarity(user_item_matrix)</w:t>
+      </w:r>
+    </w:p>
+    <w:p>
+      <w:pPr>
+        <w:widowControl/>
+        <w:shd w:val="clear" w:color="auto" w:fill="FFFFFF"/>
+        <w:autoSpaceDE/>
+        <w:autoSpaceDN/>
+        <w:rPr>
+          <w:rFonts w:ascii="Times New Roman" w:eastAsia="Times New Roman" w:hAnsi="Times New Roman" w:cs="Times New Roman"/>
+          <w:color w:val="273540"/>
+          <w:sz w:val="24"/>
+          <w:szCs w:val="24"/>
+          <w:lang w:val="en-IN"/>
+        </w:rPr>
+      </w:pPr>
+      <w:r>
+        <w:rPr>
+          <w:rFonts w:ascii="Times New Roman" w:eastAsia="Times New Roman" w:hAnsi="Times New Roman" w:cs="Times New Roman"/>
+          <w:color w:val="273540"/>
+          <w:sz w:val="24"/>
+          <w:szCs w:val="24"/>
+          <w:lang w:val="en-IN"/>
+        </w:rPr>
+        <w:t>user_similarity_df = pd.DataFrame(</w:t>
+      </w:r>
+    </w:p>
+    <w:p>
+      <w:pPr>
+        <w:widowControl/>
+        <w:shd w:val="clear" w:color="auto" w:fill="FFFFFF"/>
+        <w:autoSpaceDE/>
+        <w:autoSpaceDN/>
+        <w:rPr>
+          <w:rFonts w:ascii="Times New Roman" w:eastAsia="Times New Roman" w:hAnsi="Times New Roman" w:cs="Times New Roman"/>
+          <w:color w:val="273540"/>
+          <w:sz w:val="24"/>
+          <w:szCs w:val="24"/>
+          <w:lang w:val="en-IN"/>
+        </w:rPr>
+      </w:pPr>
+      <w:r>
+        <w:rPr>
+          <w:rFonts w:ascii="Times New Roman" w:eastAsia="Times New Roman" w:hAnsi="Times New Roman" w:cs="Times New Roman"/>
+          <w:color w:val="273540"/>
+          <w:sz w:val="24"/>
+          <w:szCs w:val="24"/>
+          <w:lang w:val="en-IN"/>
+        </w:rPr>
+        <w:t>    user_similarity,</w:t>
+      </w:r>
+    </w:p>
+    <w:p>
+      <w:pPr>
+        <w:widowControl/>
+        <w:shd w:val="clear" w:color="auto" w:fill="FFFFFF"/>
+        <w:autoSpaceDE/>
+        <w:autoSpaceDN/>
+        <w:rPr>
+          <w:rFonts w:ascii="Times New Roman" w:eastAsia="Times New Roman" w:hAnsi="Times New Roman" w:cs="Times New Roman"/>
+          <w:color w:val="273540"/>
+          <w:sz w:val="24"/>
+          <w:szCs w:val="24"/>
+          <w:lang w:val="en-IN"/>
+        </w:rPr>
+      </w:pPr>
+      <w:r>
+        <w:rPr>
+          <w:rFonts w:ascii="Times New Roman" w:eastAsia="Times New Roman" w:hAnsi="Times New Roman" w:cs="Times New Roman"/>
+          <w:color w:val="273540"/>
+          <w:sz w:val="24"/>
+          <w:szCs w:val="24"/>
+          <w:lang w:val="en-IN"/>
+        </w:rPr>
+        <w:t>    index=user_item_matrix.index,</w:t>
+      </w:r>
+    </w:p>
+    <w:p>
+      <w:pPr>
+        <w:widowControl/>
+        <w:shd w:val="clear" w:color="auto" w:fill="FFFFFF"/>
+        <w:autoSpaceDE/>
+        <w:autoSpaceDN/>
+        <w:rPr>
+          <w:rFonts w:ascii="Times New Roman" w:eastAsia="Times New Roman" w:hAnsi="Times New Roman" w:cs="Times New Roman"/>
+          <w:color w:val="273540"/>
+          <w:sz w:val="24"/>
+          <w:szCs w:val="24"/>
+          <w:lang w:val="en-IN"/>
+        </w:rPr>
+      </w:pPr>
+      <w:r>
+        <w:rPr>
+          <w:rFonts w:ascii="Times New Roman" w:eastAsia="Times New Roman" w:hAnsi="Times New Roman" w:cs="Times New Roman"/>
+          <w:color w:val="273540"/>
+          <w:sz w:val="24"/>
+          <w:szCs w:val="24"/>
+          <w:lang w:val="en-IN"/>
+        </w:rPr>
+        <w:t>    columns=user_item_matrix.index</w:t>
+      </w:r>
+    </w:p>
+    <w:p>
+      <w:pPr>
+        <w:widowControl/>
+        <w:shd w:val="clear" w:color="auto" w:fill="FFFFFF"/>
+        <w:autoSpaceDE/>
+        <w:autoSpaceDN/>
+        <w:rPr>
+          <w:rFonts w:ascii="Times New Roman" w:eastAsia="Times New Roman" w:hAnsi="Times New Roman" w:cs="Times New Roman"/>
+          <w:color w:val="273540"/>
+          <w:sz w:val="24"/>
+          <w:szCs w:val="24"/>
+          <w:lang w:val="en-IN"/>
+        </w:rPr>
+      </w:pPr>
+      <w:r>
+        <w:rPr>
+          <w:rFonts w:ascii="Times New Roman" w:eastAsia="Times New Roman" w:hAnsi="Times New Roman" w:cs="Times New Roman"/>
+          <w:color w:val="273540"/>
+          <w:sz w:val="24"/>
+          <w:szCs w:val="24"/>
+          <w:lang w:val="en-IN"/>
+        </w:rPr>
+        <w:t>)</w:t>
+      </w:r>
+    </w:p>
+    <w:p>
+      <w:pPr>
+        <w:widowControl/>
+        <w:shd w:val="clear" w:color="auto" w:fill="FFFFFF"/>
+        <w:autoSpaceDE/>
+        <w:autoSpaceDN/>
+        <w:rPr>
+          <w:rFonts w:ascii="Times New Roman" w:eastAsia="Times New Roman" w:hAnsi="Times New Roman" w:cs="Times New Roman"/>
+          <w:color w:val="273540"/>
+          <w:sz w:val="24"/>
+          <w:szCs w:val="24"/>
+          <w:lang w:val="en-IN"/>
+        </w:rPr>
+      </w:pPr>
+      <w:r>
+        <w:rPr>
+          <w:rFonts w:ascii="Times New Roman" w:eastAsia="Times New Roman" w:hAnsi="Times New Roman" w:cs="Times New Roman"/>
+          <w:color w:val="273540"/>
+          <w:sz w:val="24"/>
+          <w:szCs w:val="24"/>
+          <w:lang w:val="en-IN"/>
+        </w:rPr>
+        <w:t># ================= RECOMMEND FUNCTION =================</w:t>
+      </w:r>
+    </w:p>
+    <w:p>
+      <w:pPr>
+        <w:widowControl/>
+        <w:shd w:val="clear" w:color="auto" w:fill="FFFFFF"/>
+        <w:autoSpaceDE/>
+        <w:autoSpaceDN/>
+        <w:rPr>
+          <w:rFonts w:ascii="Times New Roman" w:eastAsia="Times New Roman" w:hAnsi="Times New Roman" w:cs="Times New Roman"/>
+          <w:color w:val="273540"/>
+          <w:sz w:val="24"/>
+          <w:szCs w:val="24"/>
+          <w:lang w:val="en-IN"/>
+        </w:rPr>
+      </w:pPr>
+      <w:r>
+        <w:rPr>
+          <w:rFonts w:ascii="Times New Roman" w:eastAsia="Times New Roman" w:hAnsi="Times New Roman" w:cs="Times New Roman"/>
+          <w:color w:val="273540"/>
+          <w:sz w:val="24"/>
+          <w:szCs w:val="24"/>
+          <w:lang w:val="en-IN"/>
+        </w:rPr>
+        <w:t>def recommend_movies(user_id, top_n=5):</w:t>
+      </w:r>
+    </w:p>
+    <w:p>
+      <w:pPr>
+        <w:widowControl/>
+        <w:shd w:val="clear" w:color="auto" w:fill="FFFFFF"/>
+        <w:autoSpaceDE/>
+        <w:autoSpaceDN/>
+        <w:rPr>
+          <w:rFonts w:ascii="Times New Roman" w:eastAsia="Times New Roman" w:hAnsi="Times New Roman" w:cs="Times New Roman"/>
+          <w:color w:val="273540"/>
+          <w:sz w:val="24"/>
+          <w:szCs w:val="24"/>
+          <w:lang w:val="en-IN"/>
+        </w:rPr>
+      </w:pPr>
+      <w:r>
+        <w:rPr>
+          <w:rFonts w:ascii="Times New Roman" w:eastAsia="Times New Roman" w:hAnsi="Times New Roman" w:cs="Times New Roman"/>
+          <w:color w:val="273540"/>
+          <w:sz w:val="24"/>
+          <w:szCs w:val="24"/>
+          <w:lang w:val="en-IN"/>
+        </w:rPr>
+        <w:t>    if user_id not in user_item_matrix.index:</w:t>
+      </w:r>
+    </w:p>
+    <w:p>
+      <w:pPr>
+        <w:widowControl/>
+        <w:shd w:val="clear" w:color="auto" w:fill="FFFFFF"/>
+        <w:autoSpaceDE/>
+        <w:autoSpaceDN/>
+        <w:rPr>
+          <w:rFonts w:ascii="Times New Roman" w:eastAsia="Times New Roman" w:hAnsi="Times New Roman" w:cs="Times New Roman"/>
+          <w:color w:val="273540"/>
+          <w:sz w:val="24"/>
+          <w:szCs w:val="24"/>
+          <w:lang w:val="en-IN"/>
+        </w:rPr>
+      </w:pPr>
+      <w:r>
+        <w:rPr>
+          <w:rFonts w:ascii="Times New Roman" w:eastAsia="Times New Roman" w:hAnsi="Times New Roman" w:cs="Times New Roman"/>
+          <w:color w:val="273540"/>
+          <w:sz w:val="24"/>
+          <w:szCs w:val="24"/>
+          <w:lang w:val="en-IN"/>
+        </w:rPr>
+        <w:t>        return "User not found!"</w:t>
+      </w:r>
+    </w:p>
+    <w:p>
+      <w:pPr>
+        <w:widowControl/>
+        <w:shd w:val="clear" w:color="auto" w:fill="FFFFFF"/>
+        <w:autoSpaceDE/>
+        <w:autoSpaceDN/>
+        <w:rPr>
+          <w:rFonts w:ascii="Times New Roman" w:eastAsia="Times New Roman" w:hAnsi="Times New Roman" w:cs="Times New Roman"/>
+          <w:color w:val="273540"/>
+          <w:sz w:val="24"/>
+          <w:szCs w:val="24"/>
+          <w:lang w:val="en-IN"/>
+        </w:rPr>
+      </w:pPr>
+    </w:p>
+    <w:p>
+      <w:pPr>
+        <w:widowControl/>
+        <w:shd w:val="clear" w:color="auto" w:fill="FFFFFF"/>
+        <w:autoSpaceDE/>
+        <w:autoSpaceDN/>
+        <w:rPr>
+          <w:rFonts w:ascii="Times New Roman" w:eastAsia="Times New Roman" w:hAnsi="Times New Roman" w:cs="Times New Roman"/>
+          <w:color w:val="273540"/>
+          <w:sz w:val="24"/>
+          <w:szCs w:val="24"/>
+          <w:lang w:val="en-IN"/>
+        </w:rPr>
+      </w:pPr>
+      <w:r>
+        <w:rPr>
+          <w:rFonts w:ascii="Times New Roman" w:eastAsia="Times New Roman" w:hAnsi="Times New Roman" w:cs="Times New Roman"/>
+          <w:color w:val="273540"/>
+          <w:sz w:val="24"/>
+          <w:szCs w:val="24"/>
+          <w:lang w:val="en-IN"/>
+        </w:rPr>
+        <w:t>    # Similar users</w:t>
+      </w:r>
+    </w:p>
+    <w:p>
+      <w:pPr>
+        <w:widowControl/>
+        <w:shd w:val="clear" w:color="auto" w:fill="FFFFFF"/>
+        <w:autoSpaceDE/>
+        <w:autoSpaceDN/>
+        <w:rPr>
+          <w:rFonts w:ascii="Times New Roman" w:eastAsia="Times New Roman" w:hAnsi="Times New Roman" w:cs="Times New Roman"/>
+          <w:color w:val="273540"/>
+          <w:sz w:val="24"/>
+          <w:szCs w:val="24"/>
+          <w:lang w:val="en-IN"/>
+        </w:rPr>
+      </w:pPr>
+      <w:r>
+        <w:rPr>
+          <w:rFonts w:ascii="Times New Roman" w:eastAsia="Times New Roman" w:hAnsi="Times New Roman" w:cs="Times New Roman"/>
+          <w:color w:val="273540"/>
+          <w:sz w:val="24"/>
+          <w:szCs w:val="24"/>
+          <w:lang w:val="en-IN"/>
+        </w:rPr>
+        <w:t>    similar_users = user_similarity_df[user_id].sort_values(ascending=False)[1:6]</w:t>
+      </w:r>
+    </w:p>
+    <w:p>
+      <w:pPr>
+        <w:widowControl/>
+        <w:shd w:val="clear" w:color="auto" w:fill="FFFFFF"/>
+        <w:autoSpaceDE/>
+        <w:autoSpaceDN/>
+        <w:rPr>
+          <w:rFonts w:ascii="Times New Roman" w:eastAsia="Times New Roman" w:hAnsi="Times New Roman" w:cs="Times New Roman"/>
+          <w:color w:val="273540"/>
+          <w:sz w:val="24"/>
+          <w:szCs w:val="24"/>
+          <w:lang w:val="en-IN"/>
+        </w:rPr>
+      </w:pPr>
+    </w:p>
+    <w:p>
+      <w:pPr>
+        <w:widowControl/>
+        <w:shd w:val="clear" w:color="auto" w:fill="FFFFFF"/>
+        <w:autoSpaceDE/>
+        <w:autoSpaceDN/>
+        <w:rPr>
+          <w:rFonts w:ascii="Times New Roman" w:eastAsia="Times New Roman" w:hAnsi="Times New Roman" w:cs="Times New Roman"/>
+          <w:color w:val="273540"/>
+          <w:sz w:val="24"/>
+          <w:szCs w:val="24"/>
+          <w:lang w:val="en-IN"/>
+        </w:rPr>
+      </w:pPr>
+      <w:r>
+        <w:rPr>
+          <w:rFonts w:ascii="Times New Roman" w:eastAsia="Times New Roman" w:hAnsi="Times New Roman" w:cs="Times New Roman"/>
+          <w:color w:val="273540"/>
+          <w:sz w:val="24"/>
+          <w:szCs w:val="24"/>
+          <w:lang w:val="en-IN"/>
+        </w:rPr>
+        <w:t>    # Weighted ratings</w:t>
+      </w:r>
+    </w:p>
+    <w:p>
+      <w:pPr>
+        <w:widowControl/>
+        <w:shd w:val="clear" w:color="auto" w:fill="FFFFFF"/>
+        <w:autoSpaceDE/>
+        <w:autoSpaceDN/>
+        <w:rPr>
+          <w:rFonts w:ascii="Times New Roman" w:eastAsia="Times New Roman" w:hAnsi="Times New Roman" w:cs="Times New Roman"/>
+          <w:color w:val="273540"/>
+          <w:sz w:val="24"/>
+          <w:szCs w:val="24"/>
+          <w:lang w:val="en-IN"/>
+        </w:rPr>
+      </w:pPr>
+      <w:r>
+        <w:rPr>
+          <w:rFonts w:ascii="Times New Roman" w:eastAsia="Times New Roman" w:hAnsi="Times New Roman" w:cs="Times New Roman"/>
+          <w:color w:val="273540"/>
+          <w:sz w:val="24"/>
+          <w:szCs w:val="24"/>
+          <w:lang w:val="en-IN"/>
+        </w:rPr>
+        <w:t>    weighted_ratings = np.zeros(user_item_matrix.shape[1])</w:t>
+      </w:r>
+    </w:p>
+    <w:p>
+      <w:pPr>
+        <w:widowControl/>
+        <w:shd w:val="clear" w:color="auto" w:fill="FFFFFF"/>
+        <w:autoSpaceDE/>
+        <w:autoSpaceDN/>
+        <w:rPr>
+          <w:rFonts w:ascii="Times New Roman" w:eastAsia="Times New Roman" w:hAnsi="Times New Roman" w:cs="Times New Roman"/>
+          <w:color w:val="273540"/>
+          <w:sz w:val="24"/>
+          <w:szCs w:val="24"/>
+          <w:lang w:val="en-IN"/>
+        </w:rPr>
+      </w:pPr>
+    </w:p>
+    <w:p>
+      <w:pPr>
+        <w:widowControl/>
+        <w:shd w:val="clear" w:color="auto" w:fill="FFFFFF"/>
+        <w:autoSpaceDE/>
+        <w:autoSpaceDN/>
+        <w:rPr>
+          <w:rFonts w:ascii="Times New Roman" w:eastAsia="Times New Roman" w:hAnsi="Times New Roman" w:cs="Times New Roman"/>
+          <w:color w:val="273540"/>
+          <w:sz w:val="24"/>
+          <w:szCs w:val="24"/>
+          <w:lang w:val="en-IN"/>
+        </w:rPr>
+      </w:pPr>
+      <w:r>
+        <w:rPr>
+          <w:rFonts w:ascii="Times New Roman" w:eastAsia="Times New Roman" w:hAnsi="Times New Roman" w:cs="Times New Roman"/>
+          <w:color w:val="273540"/>
+          <w:sz w:val="24"/>
+          <w:szCs w:val="24"/>
+          <w:lang w:val="en-IN"/>
+        </w:rPr>
+        <w:t>    for sim_user, score in similar_users.items():</w:t>
+      </w:r>
+    </w:p>
+    <w:p>
+      <w:pPr>
+        <w:widowControl/>
+        <w:shd w:val="clear" w:color="auto" w:fill="FFFFFF"/>
+        <w:autoSpaceDE/>
+        <w:autoSpaceDN/>
+        <w:rPr>
+          <w:rFonts w:ascii="Times New Roman" w:eastAsia="Times New Roman" w:hAnsi="Times New Roman" w:cs="Times New Roman"/>
+          <w:color w:val="273540"/>
+          <w:sz w:val="24"/>
+          <w:szCs w:val="24"/>
+          <w:lang w:val="en-IN"/>
+        </w:rPr>
+      </w:pPr>
+      <w:r>
+        <w:rPr>
+          <w:rFonts w:ascii="Times New Roman" w:eastAsia="Times New Roman" w:hAnsi="Times New Roman" w:cs="Times New Roman"/>
+          <w:color w:val="273540"/>
+          <w:sz w:val="24"/>
+          <w:szCs w:val="24"/>
+          <w:lang w:val="en-IN"/>
+        </w:rPr>
+        <w:t>        weighted_ratings += score * user_item_matrix.loc[sim_user].values</w:t>
+      </w:r>
+    </w:p>
+    <w:p>
+      <w:pPr>
+        <w:widowControl/>
+        <w:shd w:val="clear" w:color="auto" w:fill="FFFFFF"/>
+        <w:autoSpaceDE/>
+        <w:autoSpaceDN/>
+        <w:rPr>
+          <w:rFonts w:ascii="Times New Roman" w:eastAsia="Times New Roman" w:hAnsi="Times New Roman" w:cs="Times New Roman"/>
+          <w:color w:val="273540"/>
+          <w:sz w:val="24"/>
+          <w:szCs w:val="24"/>
+          <w:lang w:val="en-IN"/>
+        </w:rPr>
+      </w:pPr>
+    </w:p>
+    <w:p>
+      <w:pPr>
+        <w:widowControl/>
+        <w:shd w:val="clear" w:color="auto" w:fill="FFFFFF"/>
+        <w:autoSpaceDE/>
+        <w:autoSpaceDN/>
+        <w:rPr>
+          <w:rFonts w:ascii="Times New Roman" w:eastAsia="Times New Roman" w:hAnsi="Times New Roman" w:cs="Times New Roman"/>
+          <w:color w:val="273540"/>
+          <w:sz w:val="24"/>
+          <w:szCs w:val="24"/>
+          <w:lang w:val="en-IN"/>
+        </w:rPr>
+      </w:pPr>
+      <w:r>
+        <w:rPr>
+          <w:rFonts w:ascii="Times New Roman" w:eastAsia="Times New Roman" w:hAnsi="Times New Roman" w:cs="Times New Roman"/>
+          <w:color w:val="273540"/>
+          <w:sz w:val="24"/>
+          <w:szCs w:val="24"/>
+          <w:lang w:val="en-IN"/>
+        </w:rPr>
+        <w:t>    # Normalize</w:t>
+      </w:r>
+    </w:p>
+    <w:p>
+      <w:pPr>
+        <w:widowControl/>
+        <w:shd w:val="clear" w:color="auto" w:fill="FFFFFF"/>
+        <w:autoSpaceDE/>
+        <w:autoSpaceDN/>
+        <w:rPr>
+          <w:rFonts w:ascii="Times New Roman" w:eastAsia="Times New Roman" w:hAnsi="Times New Roman" w:cs="Times New Roman"/>
+          <w:color w:val="273540"/>
+          <w:sz w:val="24"/>
+          <w:szCs w:val="24"/>
+          <w:lang w:val="en-IN"/>
+        </w:rPr>
+      </w:pPr>
+      <w:r>
+        <w:rPr>
+          <w:rFonts w:ascii="Times New Roman" w:eastAsia="Times New Roman" w:hAnsi="Times New Roman" w:cs="Times New Roman"/>
+          <w:color w:val="273540"/>
+          <w:sz w:val="24"/>
+          <w:szCs w:val="24"/>
+          <w:lang w:val="en-IN"/>
+        </w:rPr>
+        <w:lastRenderedPageBreak/>
+        <w:t>    weighted_ratings /= similar_users.sum()</w:t>
+      </w:r>
+    </w:p>
+    <w:p>
+      <w:pPr>
+        <w:widowControl/>
+        <w:shd w:val="clear" w:color="auto" w:fill="FFFFFF"/>
+        <w:autoSpaceDE/>
+        <w:autoSpaceDN/>
+        <w:rPr>
+          <w:rFonts w:ascii="Times New Roman" w:eastAsia="Times New Roman" w:hAnsi="Times New Roman" w:cs="Times New Roman"/>
+          <w:color w:val="273540"/>
+          <w:sz w:val="24"/>
+          <w:szCs w:val="24"/>
+          <w:lang w:val="en-IN"/>
+        </w:rPr>
+      </w:pPr>
+    </w:p>
+    <w:p>
+      <w:pPr>
+        <w:widowControl/>
+        <w:shd w:val="clear" w:color="auto" w:fill="FFFFFF"/>
+        <w:autoSpaceDE/>
+        <w:autoSpaceDN/>
+        <w:rPr>
+          <w:rFonts w:ascii="Times New Roman" w:eastAsia="Times New Roman" w:hAnsi="Times New Roman" w:cs="Times New Roman"/>
+          <w:color w:val="273540"/>
+          <w:sz w:val="24"/>
+          <w:szCs w:val="24"/>
+          <w:lang w:val="en-IN"/>
+        </w:rPr>
+      </w:pPr>
+      <w:r>
+        <w:rPr>
+          <w:rFonts w:ascii="Times New Roman" w:eastAsia="Times New Roman" w:hAnsi="Times New Roman" w:cs="Times New Roman"/>
+          <w:color w:val="273540"/>
+          <w:sz w:val="24"/>
+          <w:szCs w:val="24"/>
+          <w:lang w:val="en-IN"/>
+        </w:rPr>
+        <w:t>    # Get unseen movies</w:t>
+      </w:r>
+    </w:p>
+    <w:p>
+      <w:pPr>
+        <w:widowControl/>
+        <w:shd w:val="clear" w:color="auto" w:fill="FFFFFF"/>
+        <w:autoSpaceDE/>
+        <w:autoSpaceDN/>
+        <w:rPr>
+          <w:rFonts w:ascii="Times New Roman" w:eastAsia="Times New Roman" w:hAnsi="Times New Roman" w:cs="Times New Roman"/>
+          <w:color w:val="273540"/>
+          <w:sz w:val="24"/>
+          <w:szCs w:val="24"/>
+          <w:lang w:val="en-IN"/>
+        </w:rPr>
+      </w:pPr>
+      <w:r>
+        <w:rPr>
+          <w:rFonts w:ascii="Times New Roman" w:eastAsia="Times New Roman" w:hAnsi="Times New Roman" w:cs="Times New Roman"/>
+          <w:color w:val="273540"/>
+          <w:sz w:val="24"/>
+          <w:szCs w:val="24"/>
+          <w:lang w:val="en-IN"/>
+        </w:rPr>
+        <w:t>    user_rated = user_item_matrix.loc[user_id]</w:t>
+      </w:r>
+    </w:p>
+    <w:p>
+      <w:pPr>
+        <w:widowControl/>
+        <w:shd w:val="clear" w:color="auto" w:fill="FFFFFF"/>
+        <w:autoSpaceDE/>
+        <w:autoSpaceDN/>
+        <w:rPr>
+          <w:rFonts w:ascii="Times New Roman" w:eastAsia="Times New Roman" w:hAnsi="Times New Roman" w:cs="Times New Roman"/>
+          <w:color w:val="273540"/>
+          <w:sz w:val="24"/>
+          <w:szCs w:val="24"/>
+          <w:lang w:val="en-IN"/>
+        </w:rPr>
+      </w:pPr>
+      <w:r>
+        <w:rPr>
+          <w:rFonts w:ascii="Times New Roman" w:eastAsia="Times New Roman" w:hAnsi="Times New Roman" w:cs="Times New Roman"/>
+          <w:color w:val="273540"/>
+          <w:sz w:val="24"/>
+          <w:szCs w:val="24"/>
+          <w:lang w:val="en-IN"/>
+        </w:rPr>
+        <w:t>    unseen_movies = user_rated[user_rated == 0].index</w:t>
+      </w:r>
+    </w:p>
+    <w:p>
+      <w:pPr>
+        <w:widowControl/>
+        <w:shd w:val="clear" w:color="auto" w:fill="FFFFFF"/>
+        <w:autoSpaceDE/>
+        <w:autoSpaceDN/>
+        <w:rPr>
+          <w:rFonts w:ascii="Times New Roman" w:eastAsia="Times New Roman" w:hAnsi="Times New Roman" w:cs="Times New Roman"/>
+          <w:color w:val="273540"/>
+          <w:sz w:val="24"/>
+          <w:szCs w:val="24"/>
+          <w:lang w:val="en-IN"/>
+        </w:rPr>
+      </w:pPr>
+    </w:p>
+    <w:p>
+      <w:pPr>
+        <w:widowControl/>
+        <w:shd w:val="clear" w:color="auto" w:fill="FFFFFF"/>
+        <w:autoSpaceDE/>
+        <w:autoSpaceDN/>
+        <w:rPr>
+          <w:rFonts w:ascii="Times New Roman" w:eastAsia="Times New Roman" w:hAnsi="Times New Roman" w:cs="Times New Roman"/>
+          <w:color w:val="273540"/>
+          <w:sz w:val="24"/>
+          <w:szCs w:val="24"/>
+          <w:lang w:val="en-IN"/>
+        </w:rPr>
+      </w:pPr>
+      <w:r>
+        <w:rPr>
+          <w:rFonts w:ascii="Times New Roman" w:eastAsia="Times New Roman" w:hAnsi="Times New Roman" w:cs="Times New Roman"/>
+          <w:color w:val="273540"/>
+          <w:sz w:val="24"/>
+          <w:szCs w:val="24"/>
+          <w:lang w:val="en-IN"/>
+        </w:rPr>
+        <w:t>    scores = list(zip(unseen_movies, weighted_ratings[user_item_matrix.columns.get_indexer(unseen_movies)]))</w:t>
+      </w:r>
+    </w:p>
+    <w:p>
+      <w:pPr>
+        <w:widowControl/>
+        <w:shd w:val="clear" w:color="auto" w:fill="FFFFFF"/>
+        <w:autoSpaceDE/>
+        <w:autoSpaceDN/>
+        <w:rPr>
+          <w:rFonts w:ascii="Times New Roman" w:eastAsia="Times New Roman" w:hAnsi="Times New Roman" w:cs="Times New Roman"/>
+          <w:color w:val="273540"/>
+          <w:sz w:val="24"/>
+          <w:szCs w:val="24"/>
+          <w:lang w:val="en-IN"/>
+        </w:rPr>
+      </w:pPr>
+      <w:r>
+        <w:rPr>
+          <w:rFonts w:ascii="Times New Roman" w:eastAsia="Times New Roman" w:hAnsi="Times New Roman" w:cs="Times New Roman"/>
+          <w:color w:val="273540"/>
+          <w:sz w:val="24"/>
+          <w:szCs w:val="24"/>
+          <w:lang w:val="en-IN"/>
+        </w:rPr>
+        <w:t>    scores = sorted(scores, key=lambda x: x[1], reverse=True)</w:t>
+      </w:r>
+    </w:p>
+    <w:p>
+      <w:pPr>
+        <w:widowControl/>
+        <w:shd w:val="clear" w:color="auto" w:fill="FFFFFF"/>
+        <w:autoSpaceDE/>
+        <w:autoSpaceDN/>
+        <w:rPr>
+          <w:rFonts w:ascii="Times New Roman" w:eastAsia="Times New Roman" w:hAnsi="Times New Roman" w:cs="Times New Roman"/>
+          <w:color w:val="273540"/>
+          <w:sz w:val="24"/>
+          <w:szCs w:val="24"/>
+          <w:lang w:val="en-IN"/>
+        </w:rPr>
+      </w:pPr>
+    </w:p>
+    <w:p>
+      <w:pPr>
+        <w:widowControl/>
+        <w:shd w:val="clear" w:color="auto" w:fill="FFFFFF"/>
+        <w:autoSpaceDE/>
+        <w:autoSpaceDN/>
+        <w:rPr>
+          <w:rFonts w:ascii="Times New Roman" w:eastAsia="Times New Roman" w:hAnsi="Times New Roman" w:cs="Times New Roman"/>
+          <w:color w:val="273540"/>
+          <w:sz w:val="24"/>
+          <w:szCs w:val="24"/>
+          <w:lang w:val="en-IN"/>
+        </w:rPr>
+      </w:pPr>
+      <w:r>
+        <w:rPr>
+          <w:rFonts w:ascii="Times New Roman" w:eastAsia="Times New Roman" w:hAnsi="Times New Roman" w:cs="Times New Roman"/>
+          <w:color w:val="273540"/>
+          <w:sz w:val="24"/>
+          <w:szCs w:val="24"/>
+          <w:lang w:val="en-IN"/>
+        </w:rPr>
+        <w:t>    recommended_ids = [movie for movie, _ in scores[:top_n]]</w:t>
+      </w:r>
+    </w:p>
+    <w:p>
+      <w:pPr>
+        <w:widowControl/>
+        <w:shd w:val="clear" w:color="auto" w:fill="FFFFFF"/>
+        <w:autoSpaceDE/>
+        <w:autoSpaceDN/>
+        <w:rPr>
+          <w:rFonts w:ascii="Times New Roman" w:eastAsia="Times New Roman" w:hAnsi="Times New Roman" w:cs="Times New Roman"/>
+          <w:color w:val="273540"/>
+          <w:sz w:val="24"/>
+          <w:szCs w:val="24"/>
+          <w:lang w:val="en-IN"/>
+        </w:rPr>
+      </w:pPr>
+    </w:p>
+    <w:p>
+      <w:pPr>
+        <w:widowControl/>
+        <w:shd w:val="clear" w:color="auto" w:fill="FFFFFF"/>
+        <w:autoSpaceDE/>
+        <w:autoSpaceDN/>
+        <w:rPr>
+          <w:rFonts w:ascii="Times New Roman" w:eastAsia="Times New Roman" w:hAnsi="Times New Roman" w:cs="Times New Roman"/>
+          <w:color w:val="273540"/>
+          <w:sz w:val="24"/>
+          <w:szCs w:val="24"/>
+          <w:lang w:val="en-IN"/>
+        </w:rPr>
+      </w:pPr>
+      <w:r>
+        <w:rPr>
+          <w:rFonts w:ascii="Times New Roman" w:eastAsia="Times New Roman" w:hAnsi="Times New Roman" w:cs="Times New Roman"/>
+          <w:color w:val="273540"/>
+          <w:sz w:val="24"/>
+          <w:szCs w:val="24"/>
+          <w:lang w:val="en-IN"/>
+        </w:rPr>
+        <w:t>    return recommended_ids</w:t>
+      </w:r>
+    </w:p>
+    <w:p>
+      <w:pPr>
+        <w:widowControl/>
+        <w:shd w:val="clear" w:color="auto" w:fill="FFFFFF"/>
+        <w:autoSpaceDE/>
+        <w:autoSpaceDN/>
+        <w:rPr>
+          <w:rFonts w:ascii="Times New Roman" w:eastAsia="Times New Roman" w:hAnsi="Times New Roman" w:cs="Times New Roman"/>
+          <w:color w:val="273540"/>
+          <w:sz w:val="24"/>
+          <w:szCs w:val="24"/>
+          <w:lang w:val="en-IN"/>
+        </w:rPr>
+      </w:pPr>
+      <w:r>
+        <w:rPr>
+          <w:rFonts w:ascii="Times New Roman" w:eastAsia="Times New Roman" w:hAnsi="Times New Roman" w:cs="Times New Roman"/>
+          <w:color w:val="273540"/>
+          <w:sz w:val="24"/>
+          <w:szCs w:val="24"/>
+          <w:lang w:val="en-IN"/>
+        </w:rPr>
+        <w:t>print(recommend_movies(user_id=1))</w:t>
       </w:r>
     </w:p>
     <w:p>
       <w:pPr>
         <w:pStyle w:val="BodyText"/>
         <w:spacing w:before="221"/>
+        <w:rPr>
+          <w:rFonts w:ascii="Times New Roman" w:hAnsi="Times New Roman" w:cs="Times New Roman"/>
+        </w:rPr>
       </w:pPr>
     </w:p>
     <w:p>
       <w:pPr>
         <w:pStyle w:val="Heading1"/>
         <w:rPr>
+          <w:spacing w:val="-2"/>
+        </w:rPr>
+      </w:pPr>
+      <w:r>
+        <w:rPr>
+          <w:spacing w:val="-2"/>
+        </w:rPr>
+        <w:t>Results:</w:t>
+      </w:r>
+    </w:p>
+    <w:p>
+      <w:pPr>
+        <w:pStyle w:val="Heading1"/>
+        <w:rPr>
           <w:u w:val="none"/>
         </w:rPr>
       </w:pPr>
       <w:r>
         <w:rPr>
-          <w:spacing w:val="-2"/>
-        </w:rPr>
-        <w:t>Results:</w:t>
-      </w:r>
-    </w:p>
-    <w:p>
-      <w:pPr>
-        <w:pStyle w:val="BodyText"/>
-        <w:spacing w:before="3"/>
-        <w:ind w:left="360"/>
-      </w:pPr>
-      <w:r>
-        <w:t>To</w:t>
-      </w:r>
-      <w:r>
-        <w:rPr>
-          <w:spacing w:val="-1"/>
-        </w:rPr>
-        <w:t xml:space="preserve"> </w:t>
-      </w:r>
-      <w:r>
-        <w:t>be</w:t>
-      </w:r>
-      <w:r>
-        <w:rPr>
-          <w:spacing w:val="-5"/>
-        </w:rPr>
-        <w:t xml:space="preserve"> </w:t>
-      </w:r>
-      <w:r>
-        <w:t>attached</w:t>
-      </w:r>
-      <w:r>
-        <w:rPr>
-          <w:spacing w:val="1"/>
-        </w:rPr>
-        <w:t xml:space="preserve"> </w:t>
-      </w:r>
-      <w:r>
-        <w:rPr>
-          <w:spacing w:val="-4"/>
-        </w:rPr>
-        <w:t>with</w:t>
+          <w:noProof/>
+          <w:u w:val="none"/>
+        </w:rPr>
+        <w:drawing>
+          <wp:inline distT="0" distB="0" distL="0" distR="0" wp14:anchorId="30622A65" wp14:editId="1A3170F3">
+            <wp:extent cx="6335395" cy="631371"/>
+            <wp:effectExtent l="0" t="0" r="1905" b="3810"/>
+            <wp:docPr id="17" name="Picture 17"/>
+            <wp:cNvGraphicFramePr>
+              <a:graphicFrameLocks xmlns:a="http://schemas.openxmlformats.org/drawingml/2006/main" noChangeAspect="1"/>
+            </wp:cNvGraphicFramePr>
+            <a:graphic xmlns:a="http://schemas.openxmlformats.org/drawingml/2006/main">
+              <a:graphicData uri="http://schemas.openxmlformats.org/drawingml/2006/picture">
+                <pic:pic xmlns:pic="http://schemas.openxmlformats.org/drawingml/2006/picture">
+                  <pic:nvPicPr>
+                    <pic:cNvPr id="17" name="Screenshot 2026-04-02 at 4.16.24 PM.png"/>
+                    <pic:cNvPicPr/>
+                  </pic:nvPicPr>
+                  <pic:blipFill rotWithShape="1">
+                    <a:blip r:embed="rId9">
+                      <a:extLst>
+                        <a:ext uri="{28A0092B-C50C-407E-A947-70E740481C1C}">
+                          <a14:useLocalDpi xmlns:a14="http://schemas.microsoft.com/office/drawing/2010/main" val="0"/>
+                        </a:ext>
+                      </a:extLst>
+                    </a:blip>
+                    <a:srcRect r="7327"/>
+                    <a:stretch/>
+                  </pic:blipFill>
+                  <pic:spPr bwMode="auto">
+                    <a:xfrm>
+                      <a:off x="0" y="0"/>
+                      <a:ext cx="7207549" cy="718288"/>
+                    </a:xfrm>
+                    <a:prstGeom prst="rect">
+                      <a:avLst/>
+                    </a:prstGeom>
+                    <a:ln>
+                      <a:noFill/>
+                    </a:ln>
+                    <a:extLst>
+                      <a:ext uri="{53640926-AAD7-44D8-BBD7-CCE9431645EC}">
+                        <a14:shadowObscured xmlns:a14="http://schemas.microsoft.com/office/drawing/2010/main"/>
+                      </a:ext>
+                    </a:extLst>
+                  </pic:spPr>
+                </pic:pic>
+              </a:graphicData>
+            </a:graphic>
+          </wp:inline>
+        </w:drawing>
       </w:r>
     </w:p>
     <w:p>
@@ -1819,21 +2633,10 @@
         <w:rPr>
           <w:u w:val="none"/>
         </w:rPr>
-      </w:pPr>
-      <w:r>
-        <w:rPr>
-          <w:spacing w:val="-2"/>
-        </w:rPr>
-        <w:t>Observation:</w:t>
-      </w:r>
-    </w:p>
-    <w:p>
-      <w:pPr>
-        <w:pStyle w:val="Heading1"/>
         <w:sectPr>
           <w:type w:val="continuous"/>
           <w:pgSz w:w="12240" w:h="15840"/>
-          <w:pgMar w:top="2818" w:right="624" w:bottom="278" w:left="624" w:header="726" w:footer="0" w:gutter="0"/>
+          <w:pgMar w:top="2818" w:right="737" w:bottom="278" w:left="737" w:header="726" w:footer="0" w:gutter="0"/>
           <w:pgBorders w:offsetFrom="page">
             <w:top w:val="single" w:sz="4" w:space="24" w:color="auto"/>
             <w:left w:val="single" w:sz="4" w:space="24" w:color="auto"/>
@@ -1843,13 +2646,30 @@
           <w:cols w:space="720"/>
         </w:sectPr>
       </w:pPr>
+      <w:r>
+        <w:rPr>
+          <w:spacing w:val="-2"/>
+        </w:rPr>
+        <w:t>Observation:</w:t>
+      </w:r>
+      <w:r>
+        <w:t xml:space="preserve"> </w:t>
+      </w:r>
+      <w:r>
+        <w:rPr>
+          <w:b w:val="0"/>
+          <w:spacing w:val="-2"/>
+          <w:u w:val="none"/>
+        </w:rPr>
+        <w:t>We learned this experiment to recommend movies using a collaborative filtering approach based on user preferences. The system finds similar users using cosine similarity and suggests movies liked by them. The results show that recommendations depend on user behavior and are more diverse compared to content-based filtering.</w:t>
+      </w:r>
     </w:p>
     <w:p>
       <w:pPr>
         <w:pStyle w:val="BodyText"/>
         <w:spacing w:before="5"/>
         <w:rPr>
-          <w:rFonts w:ascii="Times New Roman"/>
+          <w:rFonts w:ascii="Times New Roman" w:hAnsi="Times New Roman" w:cs="Times New Roman"/>
           <w:b/>
           <w:sz w:val="28"/>
         </w:rPr>
@@ -1859,14 +2679,14 @@
       <w:pPr>
         <w:ind w:left="360"/>
         <w:rPr>
-          <w:rFonts w:ascii="Times New Roman"/>
-          <w:b/>
-          <w:sz w:val="28"/>
-        </w:rPr>
-      </w:pPr>
-      <w:r>
-        <w:rPr>
-          <w:rFonts w:ascii="Times New Roman"/>
+          <w:rFonts w:ascii="Times New Roman" w:hAnsi="Times New Roman" w:cs="Times New Roman"/>
+          <w:b/>
+          <w:sz w:val="28"/>
+        </w:rPr>
+      </w:pPr>
+      <w:r>
+        <w:rPr>
+          <w:rFonts w:ascii="Times New Roman" w:hAnsi="Times New Roman" w:cs="Times New Roman"/>
           <w:b/>
           <w:sz w:val="28"/>
           <w:u w:val="single"/>
@@ -1875,7 +2695,7 @@
       </w:r>
       <w:r>
         <w:rPr>
-          <w:rFonts w:ascii="Times New Roman"/>
+          <w:rFonts w:ascii="Times New Roman" w:hAnsi="Times New Roman" w:cs="Times New Roman"/>
           <w:b/>
           <w:spacing w:val="-1"/>
           <w:sz w:val="28"/>
@@ -1885,7 +2705,7 @@
       </w:r>
       <w:r>
         <w:rPr>
-          <w:rFonts w:ascii="Times New Roman"/>
+          <w:rFonts w:ascii="Times New Roman" w:hAnsi="Times New Roman" w:cs="Times New Roman"/>
           <w:b/>
           <w:sz w:val="28"/>
           <w:u w:val="single"/>
@@ -1894,7 +2714,7 @@
       </w:r>
       <w:r>
         <w:rPr>
-          <w:rFonts w:ascii="Times New Roman"/>
+          <w:rFonts w:ascii="Times New Roman" w:hAnsi="Times New Roman" w:cs="Times New Roman"/>
           <w:b/>
           <w:spacing w:val="1"/>
           <w:sz w:val="28"/>
@@ -1904,13 +2724,23 @@
       </w:r>
       <w:r>
         <w:rPr>
-          <w:rFonts w:ascii="Times New Roman"/>
+          <w:rFonts w:ascii="Times New Roman" w:hAnsi="Times New Roman" w:cs="Times New Roman"/>
           <w:b/>
           <w:spacing w:val="-2"/>
           <w:sz w:val="28"/>
           <w:u w:val="single"/>
         </w:rPr>
-        <w:t>Exercise:</w:t>
+        <w:t>Exercise</w:t>
+      </w:r>
+      <w:r>
+        <w:rPr>
+          <w:rFonts w:ascii="Times New Roman" w:hAnsi="Times New Roman" w:cs="Times New Roman"/>
+          <w:b/>
+          <w:spacing w:val="-2"/>
+          <w:sz w:val="28"/>
+          <w:u w:val="single"/>
+        </w:rPr>
+        <w:t>:</w:t>
       </w:r>
     </w:p>
     <w:p>
@@ -1927,17 +2757,23 @@
         <w:spacing w:line="276" w:lineRule="auto"/>
         <w:ind w:right="523"/>
         <w:rPr>
-          <w:sz w:val="28"/>
-        </w:rPr>
-      </w:pPr>
-      <w:r>
-        <w:rPr>
+          <w:rFonts w:ascii="Times New Roman" w:hAnsi="Times New Roman" w:cs="Times New Roman"/>
+          <w:b/>
+          <w:sz w:val="28"/>
+        </w:rPr>
+      </w:pPr>
+      <w:r>
+        <w:rPr>
+          <w:rFonts w:ascii="Times New Roman" w:hAnsi="Times New Roman" w:cs="Times New Roman"/>
+          <w:b/>
           <w:sz w:val="28"/>
         </w:rPr>
         <w:t>Are</w:t>
       </w:r>
       <w:r>
         <w:rPr>
+          <w:rFonts w:ascii="Times New Roman" w:hAnsi="Times New Roman" w:cs="Times New Roman"/>
+          <w:b/>
           <w:spacing w:val="-2"/>
           <w:sz w:val="28"/>
         </w:rPr>
@@ -1945,12 +2781,16 @@
       </w:r>
       <w:r>
         <w:rPr>
+          <w:rFonts w:ascii="Times New Roman" w:hAnsi="Times New Roman" w:cs="Times New Roman"/>
+          <w:b/>
           <w:sz w:val="28"/>
         </w:rPr>
         <w:t>you</w:t>
       </w:r>
       <w:r>
         <w:rPr>
+          <w:rFonts w:ascii="Times New Roman" w:hAnsi="Times New Roman" w:cs="Times New Roman"/>
+          <w:b/>
           <w:spacing w:val="-3"/>
           <w:sz w:val="28"/>
         </w:rPr>
@@ -1958,12 +2798,16 @@
       </w:r>
       <w:r>
         <w:rPr>
+          <w:rFonts w:ascii="Times New Roman" w:hAnsi="Times New Roman" w:cs="Times New Roman"/>
+          <w:b/>
           <w:sz w:val="28"/>
         </w:rPr>
         <w:t>satisfied</w:t>
       </w:r>
       <w:r>
         <w:rPr>
+          <w:rFonts w:ascii="Times New Roman" w:hAnsi="Times New Roman" w:cs="Times New Roman"/>
+          <w:b/>
           <w:spacing w:val="-3"/>
           <w:sz w:val="28"/>
         </w:rPr>
@@ -1971,12 +2815,16 @@
       </w:r>
       <w:r>
         <w:rPr>
+          <w:rFonts w:ascii="Times New Roman" w:hAnsi="Times New Roman" w:cs="Times New Roman"/>
+          <w:b/>
           <w:sz w:val="28"/>
         </w:rPr>
         <w:t>with</w:t>
       </w:r>
       <w:r>
         <w:rPr>
+          <w:rFonts w:ascii="Times New Roman" w:hAnsi="Times New Roman" w:cs="Times New Roman"/>
+          <w:b/>
           <w:spacing w:val="-3"/>
           <w:sz w:val="28"/>
         </w:rPr>
@@ -1984,12 +2832,16 @@
       </w:r>
       <w:r>
         <w:rPr>
+          <w:rFonts w:ascii="Times New Roman" w:hAnsi="Times New Roman" w:cs="Times New Roman"/>
+          <w:b/>
           <w:sz w:val="28"/>
         </w:rPr>
         <w:t>the</w:t>
       </w:r>
       <w:r>
         <w:rPr>
+          <w:rFonts w:ascii="Times New Roman" w:hAnsi="Times New Roman" w:cs="Times New Roman"/>
+          <w:b/>
           <w:spacing w:val="-2"/>
           <w:sz w:val="28"/>
         </w:rPr>
@@ -1997,12 +2849,16 @@
       </w:r>
       <w:r>
         <w:rPr>
+          <w:rFonts w:ascii="Times New Roman" w:hAnsi="Times New Roman" w:cs="Times New Roman"/>
+          <w:b/>
           <w:sz w:val="28"/>
         </w:rPr>
         <w:t>results/ratings</w:t>
       </w:r>
       <w:r>
         <w:rPr>
+          <w:rFonts w:ascii="Times New Roman" w:hAnsi="Times New Roman" w:cs="Times New Roman"/>
+          <w:b/>
           <w:spacing w:val="-4"/>
           <w:sz w:val="28"/>
         </w:rPr>
@@ -2010,12 +2866,16 @@
       </w:r>
       <w:r>
         <w:rPr>
+          <w:rFonts w:ascii="Times New Roman" w:hAnsi="Times New Roman" w:cs="Times New Roman"/>
+          <w:b/>
           <w:sz w:val="28"/>
         </w:rPr>
         <w:t>shown</w:t>
       </w:r>
       <w:r>
         <w:rPr>
+          <w:rFonts w:ascii="Times New Roman" w:hAnsi="Times New Roman" w:cs="Times New Roman"/>
+          <w:b/>
           <w:spacing w:val="-3"/>
           <w:sz w:val="28"/>
         </w:rPr>
@@ -2023,12 +2883,16 @@
       </w:r>
       <w:r>
         <w:rPr>
+          <w:rFonts w:ascii="Times New Roman" w:hAnsi="Times New Roman" w:cs="Times New Roman"/>
+          <w:b/>
           <w:sz w:val="28"/>
         </w:rPr>
         <w:t>by your</w:t>
       </w:r>
       <w:r>
         <w:rPr>
+          <w:rFonts w:ascii="Times New Roman" w:hAnsi="Times New Roman" w:cs="Times New Roman"/>
+          <w:b/>
           <w:spacing w:val="-5"/>
           <w:sz w:val="28"/>
         </w:rPr>
@@ -2036,12 +2900,16 @@
       </w:r>
       <w:r>
         <w:rPr>
+          <w:rFonts w:ascii="Times New Roman" w:hAnsi="Times New Roman" w:cs="Times New Roman"/>
+          <w:b/>
           <w:sz w:val="28"/>
         </w:rPr>
         <w:t>designed</w:t>
       </w:r>
       <w:r>
         <w:rPr>
+          <w:rFonts w:ascii="Times New Roman" w:hAnsi="Times New Roman" w:cs="Times New Roman"/>
+          <w:b/>
           <w:spacing w:val="-3"/>
           <w:sz w:val="28"/>
         </w:rPr>
@@ -2049,12 +2917,16 @@
       </w:r>
       <w:r>
         <w:rPr>
+          <w:rFonts w:ascii="Times New Roman" w:hAnsi="Times New Roman" w:cs="Times New Roman"/>
+          <w:b/>
           <w:sz w:val="28"/>
         </w:rPr>
         <w:t>model?</w:t>
       </w:r>
       <w:r>
         <w:rPr>
+          <w:rFonts w:ascii="Times New Roman" w:hAnsi="Times New Roman" w:cs="Times New Roman"/>
+          <w:b/>
           <w:spacing w:val="-6"/>
           <w:sz w:val="28"/>
         </w:rPr>
@@ -2062,12 +2934,16 @@
       </w:r>
       <w:r>
         <w:rPr>
+          <w:rFonts w:ascii="Times New Roman" w:hAnsi="Times New Roman" w:cs="Times New Roman"/>
+          <w:b/>
           <w:sz w:val="28"/>
         </w:rPr>
         <w:t>If</w:t>
       </w:r>
       <w:r>
         <w:rPr>
+          <w:rFonts w:ascii="Times New Roman" w:hAnsi="Times New Roman" w:cs="Times New Roman"/>
+          <w:b/>
           <w:spacing w:val="-5"/>
           <w:sz w:val="28"/>
         </w:rPr>
@@ -2075,12 +2951,16 @@
       </w:r>
       <w:r>
         <w:rPr>
+          <w:rFonts w:ascii="Times New Roman" w:hAnsi="Times New Roman" w:cs="Times New Roman"/>
+          <w:b/>
           <w:sz w:val="28"/>
         </w:rPr>
         <w:t>yes,</w:t>
       </w:r>
       <w:r>
         <w:rPr>
+          <w:rFonts w:ascii="Times New Roman" w:hAnsi="Times New Roman" w:cs="Times New Roman"/>
+          <w:b/>
           <w:spacing w:val="-2"/>
           <w:sz w:val="28"/>
         </w:rPr>
@@ -2088,6 +2968,8 @@
       </w:r>
       <w:r>
         <w:rPr>
+          <w:rFonts w:ascii="Times New Roman" w:hAnsi="Times New Roman" w:cs="Times New Roman"/>
+          <w:b/>
           <w:sz w:val="28"/>
         </w:rPr>
         <w:t>justify. If no, describe the probable reason for under performance of the system.</w:t>
@@ -2095,368 +2977,40 @@
     </w:p>
     <w:p>
       <w:pPr>
-        <w:pStyle w:val="BodyText"/>
-        <w:spacing w:before="40"/>
-        <w:rPr>
-          <w:sz w:val="20"/>
-        </w:rPr>
-      </w:pPr>
-      <w:r>
-        <w:rPr>
-          <w:noProof/>
-          <w:sz w:val="20"/>
-        </w:rPr>
-        <mc:AlternateContent>
-          <mc:Choice Requires="wps">
-            <w:drawing>
-              <wp:anchor distT="0" distB="0" distL="0" distR="0" simplePos="0" relativeHeight="487593472" behindDoc="1" locked="0" layoutInCell="1" allowOverlap="1" wp14:anchorId="68CC959A" wp14:editId="0B9425B7">
-                <wp:simplePos x="0" y="0"/>
-                <wp:positionH relativeFrom="page">
-                  <wp:posOffset>914717</wp:posOffset>
-                </wp:positionH>
-                <wp:positionV relativeFrom="paragraph">
-                  <wp:posOffset>196254</wp:posOffset>
-                </wp:positionV>
-                <wp:extent cx="6378575" cy="1270"/>
-                <wp:effectExtent l="0" t="0" r="0" b="0"/>
-                <wp:wrapTopAndBottom/>
-                <wp:docPr id="13" name="Graphic 13"/>
-                <wp:cNvGraphicFramePr>
-                  <a:graphicFrameLocks xmlns:a="http://schemas.openxmlformats.org/drawingml/2006/main"/>
-                </wp:cNvGraphicFramePr>
-                <a:graphic xmlns:a="http://schemas.openxmlformats.org/drawingml/2006/main">
-                  <a:graphicData uri="http://schemas.microsoft.com/office/word/2010/wordprocessingShape">
-                    <wps:wsp>
-                      <wps:cNvSpPr>
-                        <a:spLocks/>
-                      </wps:cNvSpPr>
-                      <wps:spPr>
-                        <a:xfrm>
-                          <a:off x="0" y="0"/>
-                          <a:ext cx="6378575" cy="1270"/>
-                        </a:xfrm>
-                        <a:custGeom>
-                          <a:avLst/>
-                          <a:gdLst/>
-                          <a:ahLst/>
-                          <a:cxnLst/>
-                          <a:rect l="l" t="t" r="r" b="b"/>
-                          <a:pathLst>
-                            <a:path w="6378575">
-                              <a:moveTo>
-                                <a:pt x="0" y="0"/>
-                              </a:moveTo>
-                              <a:lnTo>
-                                <a:pt x="6378397" y="0"/>
-                              </a:lnTo>
-                            </a:path>
-                          </a:pathLst>
-                        </a:custGeom>
-                        <a:ln w="11557">
-                          <a:solidFill>
-                            <a:srgbClr val="000000"/>
-                          </a:solidFill>
-                          <a:prstDash val="solid"/>
-                        </a:ln>
-                      </wps:spPr>
-                      <wps:bodyPr wrap="square" lIns="0" tIns="0" rIns="0" bIns="0" rtlCol="0">
-                        <a:prstTxWarp prst="textNoShape">
-                          <a:avLst/>
-                        </a:prstTxWarp>
-                        <a:noAutofit/>
-                      </wps:bodyPr>
-                    </wps:wsp>
-                  </a:graphicData>
-                </a:graphic>
-              </wp:anchor>
-            </w:drawing>
-          </mc:Choice>
-          <mc:Fallback xmlns:ve="http://schemas.openxmlformats.org/markup-compatibility/2006" xmlns:a="http://schemas.openxmlformats.org/drawingml/2006/main" xmlns:pic="http://schemas.openxmlformats.org/drawingml/2006/picture">
-            <w:pict>
-              <v:shape style="position:absolute;margin-left:72.025002pt;margin-top:15.453099pt;width:502.25pt;height:.1pt;mso-position-horizontal-relative:page;mso-position-vertical-relative:paragraph;z-index:-15723008;mso-wrap-distance-left:0;mso-wrap-distance-right:0" id="docshape11" coordorigin="1441,309" coordsize="10045,0" path="m1441,309l11485,309e" filled="false" stroked="true" strokeweight=".91pt" strokecolor="#000000">
-                <v:path arrowok="t"/>
-                <v:stroke dashstyle="solid"/>
-                <w10:wrap type="topAndBottom"/>
-              </v:shape>
-            </w:pict>
-          </mc:Fallback>
-        </mc:AlternateContent>
-      </w:r>
-      <w:r>
-        <w:rPr>
-          <w:noProof/>
-          <w:sz w:val="20"/>
-        </w:rPr>
-        <mc:AlternateContent>
-          <mc:Choice Requires="wps">
-            <w:drawing>
-              <wp:anchor distT="0" distB="0" distL="0" distR="0" simplePos="0" relativeHeight="487593984" behindDoc="1" locked="0" layoutInCell="1" allowOverlap="1" wp14:anchorId="4D779F1E" wp14:editId="0120203D">
-                <wp:simplePos x="0" y="0"/>
-                <wp:positionH relativeFrom="page">
-                  <wp:posOffset>914717</wp:posOffset>
-                </wp:positionH>
-                <wp:positionV relativeFrom="paragraph">
-                  <wp:posOffset>445174</wp:posOffset>
-                </wp:positionV>
-                <wp:extent cx="6378575" cy="1270"/>
-                <wp:effectExtent l="0" t="0" r="0" b="0"/>
-                <wp:wrapTopAndBottom/>
-                <wp:docPr id="14" name="Graphic 14"/>
-                <wp:cNvGraphicFramePr>
-                  <a:graphicFrameLocks xmlns:a="http://schemas.openxmlformats.org/drawingml/2006/main"/>
-                </wp:cNvGraphicFramePr>
-                <a:graphic xmlns:a="http://schemas.openxmlformats.org/drawingml/2006/main">
-                  <a:graphicData uri="http://schemas.microsoft.com/office/word/2010/wordprocessingShape">
-                    <wps:wsp>
-                      <wps:cNvSpPr>
-                        <a:spLocks/>
-                      </wps:cNvSpPr>
-                      <wps:spPr>
-                        <a:xfrm>
-                          <a:off x="0" y="0"/>
-                          <a:ext cx="6378575" cy="1270"/>
-                        </a:xfrm>
-                        <a:custGeom>
-                          <a:avLst/>
-                          <a:gdLst/>
-                          <a:ahLst/>
-                          <a:cxnLst/>
-                          <a:rect l="l" t="t" r="r" b="b"/>
-                          <a:pathLst>
-                            <a:path w="6378575">
-                              <a:moveTo>
-                                <a:pt x="0" y="0"/>
-                              </a:moveTo>
-                              <a:lnTo>
-                                <a:pt x="6378397" y="0"/>
-                              </a:lnTo>
-                            </a:path>
-                          </a:pathLst>
-                        </a:custGeom>
-                        <a:ln w="11557">
-                          <a:solidFill>
-                            <a:srgbClr val="000000"/>
-                          </a:solidFill>
-                          <a:prstDash val="solid"/>
-                        </a:ln>
-                      </wps:spPr>
-                      <wps:bodyPr wrap="square" lIns="0" tIns="0" rIns="0" bIns="0" rtlCol="0">
-                        <a:prstTxWarp prst="textNoShape">
-                          <a:avLst/>
-                        </a:prstTxWarp>
-                        <a:noAutofit/>
-                      </wps:bodyPr>
-                    </wps:wsp>
-                  </a:graphicData>
-                </a:graphic>
-              </wp:anchor>
-            </w:drawing>
-          </mc:Choice>
-          <mc:Fallback xmlns:ve="http://schemas.openxmlformats.org/markup-compatibility/2006" xmlns:a="http://schemas.openxmlformats.org/drawingml/2006/main" xmlns:pic="http://schemas.openxmlformats.org/drawingml/2006/picture">
-            <w:pict>
-              <v:shape style="position:absolute;margin-left:72.025002pt;margin-top:35.053074pt;width:502.25pt;height:.1pt;mso-position-horizontal-relative:page;mso-position-vertical-relative:paragraph;z-index:-15722496;mso-wrap-distance-left:0;mso-wrap-distance-right:0" id="docshape12" coordorigin="1441,701" coordsize="10045,0" path="m1441,701l11485,701e" filled="false" stroked="true" strokeweight=".91pt" strokecolor="#000000">
-                <v:path arrowok="t"/>
-                <v:stroke dashstyle="solid"/>
-                <w10:wrap type="topAndBottom"/>
-              </v:shape>
-            </w:pict>
-          </mc:Fallback>
-        </mc:AlternateContent>
-      </w:r>
-      <w:r>
-        <w:rPr>
-          <w:noProof/>
-          <w:sz w:val="20"/>
-        </w:rPr>
-        <mc:AlternateContent>
-          <mc:Choice Requires="wps">
-            <w:drawing>
-              <wp:anchor distT="0" distB="0" distL="0" distR="0" simplePos="0" relativeHeight="487594496" behindDoc="1" locked="0" layoutInCell="1" allowOverlap="1" wp14:anchorId="48816B92" wp14:editId="2808AEB6">
-                <wp:simplePos x="0" y="0"/>
-                <wp:positionH relativeFrom="page">
-                  <wp:posOffset>914717</wp:posOffset>
-                </wp:positionH>
-                <wp:positionV relativeFrom="paragraph">
-                  <wp:posOffset>694347</wp:posOffset>
-                </wp:positionV>
-                <wp:extent cx="6378575" cy="1270"/>
-                <wp:effectExtent l="0" t="0" r="0" b="0"/>
-                <wp:wrapTopAndBottom/>
-                <wp:docPr id="15" name="Graphic 15"/>
-                <wp:cNvGraphicFramePr>
-                  <a:graphicFrameLocks xmlns:a="http://schemas.openxmlformats.org/drawingml/2006/main"/>
-                </wp:cNvGraphicFramePr>
-                <a:graphic xmlns:a="http://schemas.openxmlformats.org/drawingml/2006/main">
-                  <a:graphicData uri="http://schemas.microsoft.com/office/word/2010/wordprocessingShape">
-                    <wps:wsp>
-                      <wps:cNvSpPr>
-                        <a:spLocks/>
-                      </wps:cNvSpPr>
-                      <wps:spPr>
-                        <a:xfrm>
-                          <a:off x="0" y="0"/>
-                          <a:ext cx="6378575" cy="1270"/>
-                        </a:xfrm>
-                        <a:custGeom>
-                          <a:avLst/>
-                          <a:gdLst/>
-                          <a:ahLst/>
-                          <a:cxnLst/>
-                          <a:rect l="l" t="t" r="r" b="b"/>
-                          <a:pathLst>
-                            <a:path w="6378575">
-                              <a:moveTo>
-                                <a:pt x="0" y="0"/>
-                              </a:moveTo>
-                              <a:lnTo>
-                                <a:pt x="6378397" y="0"/>
-                              </a:lnTo>
-                            </a:path>
-                          </a:pathLst>
-                        </a:custGeom>
-                        <a:ln w="11557">
-                          <a:solidFill>
-                            <a:srgbClr val="000000"/>
-                          </a:solidFill>
-                          <a:prstDash val="solid"/>
-                        </a:ln>
-                      </wps:spPr>
-                      <wps:bodyPr wrap="square" lIns="0" tIns="0" rIns="0" bIns="0" rtlCol="0">
-                        <a:prstTxWarp prst="textNoShape">
-                          <a:avLst/>
-                        </a:prstTxWarp>
-                        <a:noAutofit/>
-                      </wps:bodyPr>
-                    </wps:wsp>
-                  </a:graphicData>
-                </a:graphic>
-              </wp:anchor>
-            </w:drawing>
-          </mc:Choice>
-          <mc:Fallback xmlns:ve="http://schemas.openxmlformats.org/markup-compatibility/2006" xmlns:a="http://schemas.openxmlformats.org/drawingml/2006/main" xmlns:pic="http://schemas.openxmlformats.org/drawingml/2006/picture">
-            <w:pict>
-              <v:shape style="position:absolute;margin-left:72.025002pt;margin-top:54.673069pt;width:502.25pt;height:.1pt;mso-position-horizontal-relative:page;mso-position-vertical-relative:paragraph;z-index:-15721984;mso-wrap-distance-left:0;mso-wrap-distance-right:0" id="docshape13" coordorigin="1441,1093" coordsize="10045,0" path="m1441,1093l11485,1093e" filled="false" stroked="true" strokeweight=".91pt" strokecolor="#000000">
-                <v:path arrowok="t"/>
-                <v:stroke dashstyle="solid"/>
-                <w10:wrap type="topAndBottom"/>
-              </v:shape>
-            </w:pict>
-          </mc:Fallback>
-        </mc:AlternateContent>
-      </w:r>
-      <w:r>
-        <w:rPr>
-          <w:noProof/>
-          <w:sz w:val="20"/>
-        </w:rPr>
-        <mc:AlternateContent>
-          <mc:Choice Requires="wps">
-            <w:drawing>
-              <wp:anchor distT="0" distB="0" distL="0" distR="0" simplePos="0" relativeHeight="487595008" behindDoc="1" locked="0" layoutInCell="1" allowOverlap="1" wp14:anchorId="702345EB" wp14:editId="143E455B">
-                <wp:simplePos x="0" y="0"/>
-                <wp:positionH relativeFrom="page">
-                  <wp:posOffset>914717</wp:posOffset>
-                </wp:positionH>
-                <wp:positionV relativeFrom="paragraph">
-                  <wp:posOffset>943268</wp:posOffset>
-                </wp:positionV>
-                <wp:extent cx="6376670" cy="1270"/>
-                <wp:effectExtent l="0" t="0" r="0" b="0"/>
-                <wp:wrapTopAndBottom/>
-                <wp:docPr id="16" name="Graphic 16"/>
-                <wp:cNvGraphicFramePr>
-                  <a:graphicFrameLocks xmlns:a="http://schemas.openxmlformats.org/drawingml/2006/main"/>
-                </wp:cNvGraphicFramePr>
-                <a:graphic xmlns:a="http://schemas.openxmlformats.org/drawingml/2006/main">
-                  <a:graphicData uri="http://schemas.microsoft.com/office/word/2010/wordprocessingShape">
-                    <wps:wsp>
-                      <wps:cNvSpPr>
-                        <a:spLocks/>
-                      </wps:cNvSpPr>
-                      <wps:spPr>
-                        <a:xfrm>
-                          <a:off x="0" y="0"/>
-                          <a:ext cx="6376670" cy="1270"/>
-                        </a:xfrm>
-                        <a:custGeom>
-                          <a:avLst/>
-                          <a:gdLst/>
-                          <a:ahLst/>
-                          <a:cxnLst/>
-                          <a:rect l="l" t="t" r="r" b="b"/>
-                          <a:pathLst>
-                            <a:path w="6376670">
-                              <a:moveTo>
-                                <a:pt x="0" y="0"/>
-                              </a:moveTo>
-                              <a:lnTo>
-                                <a:pt x="6376251" y="0"/>
-                              </a:lnTo>
-                            </a:path>
-                          </a:pathLst>
-                        </a:custGeom>
-                        <a:ln w="11557">
-                          <a:solidFill>
-                            <a:srgbClr val="000000"/>
-                          </a:solidFill>
-                          <a:prstDash val="solid"/>
-                        </a:ln>
-                      </wps:spPr>
-                      <wps:bodyPr wrap="square" lIns="0" tIns="0" rIns="0" bIns="0" rtlCol="0">
-                        <a:prstTxWarp prst="textNoShape">
-                          <a:avLst/>
-                        </a:prstTxWarp>
-                        <a:noAutofit/>
-                      </wps:bodyPr>
-                    </wps:wsp>
-                  </a:graphicData>
-                </a:graphic>
-              </wp:anchor>
-            </w:drawing>
-          </mc:Choice>
-          <mc:Fallback xmlns:ve="http://schemas.openxmlformats.org/markup-compatibility/2006" xmlns:a="http://schemas.openxmlformats.org/drawingml/2006/main" xmlns:pic="http://schemas.openxmlformats.org/drawingml/2006/picture">
-            <w:pict>
-              <v:shape style="position:absolute;margin-left:72.025002pt;margin-top:74.273109pt;width:502.1pt;height:.1pt;mso-position-horizontal-relative:page;mso-position-vertical-relative:paragraph;z-index:-15721472;mso-wrap-distance-left:0;mso-wrap-distance-right:0" id="docshape14" coordorigin="1441,1485" coordsize="10042,0" path="m1441,1485l11482,1485e" filled="false" stroked="true" strokeweight=".91pt" strokecolor="#000000">
-                <v:path arrowok="t"/>
-                <v:stroke dashstyle="solid"/>
-                <w10:wrap type="topAndBottom"/>
-              </v:shape>
-            </w:pict>
-          </mc:Fallback>
-        </mc:AlternateContent>
-      </w:r>
-    </w:p>
-    <w:p>
-      <w:pPr>
-        <w:pStyle w:val="BodyText"/>
-        <w:rPr>
-          <w:sz w:val="20"/>
-        </w:rPr>
-      </w:pPr>
-    </w:p>
-    <w:p>
-      <w:pPr>
-        <w:pStyle w:val="BodyText"/>
-        <w:spacing w:before="115"/>
-        <w:rPr>
-          <w:sz w:val="20"/>
-        </w:rPr>
-      </w:pPr>
-    </w:p>
-    <w:p>
-      <w:pPr>
-        <w:pStyle w:val="BodyText"/>
-        <w:rPr>
-          <w:sz w:val="20"/>
-        </w:rPr>
-      </w:pPr>
-    </w:p>
-    <w:p>
-      <w:pPr>
-        <w:pStyle w:val="BodyText"/>
-        <w:spacing w:before="129"/>
-        <w:rPr>
-          <w:sz w:val="28"/>
+        <w:pStyle w:val="ListParagraph"/>
+        <w:widowControl/>
+        <w:autoSpaceDE/>
+        <w:autoSpaceDN/>
+        <w:ind w:left="1080" w:firstLine="0"/>
+        <w:rPr>
+          <w:rFonts w:ascii="Times New Roman" w:eastAsia="Times New Roman" w:hAnsi="Times New Roman" w:cs="Times New Roman"/>
+          <w:sz w:val="24"/>
+          <w:szCs w:val="24"/>
+          <w:lang w:val="en-IN"/>
+        </w:rPr>
+      </w:pPr>
+      <w:r>
+        <w:rPr>
+          <w:rFonts w:ascii="Times New Roman" w:eastAsia="Times New Roman" w:hAnsi="Times New Roman" w:cs="Times New Roman"/>
+          <w:sz w:val="24"/>
+          <w:szCs w:val="24"/>
+          <w:lang w:val="en-IN"/>
+        </w:rPr>
+        <w:t>Yes, the results are satisfactory because the system recommends movies based on similar users’ preferences, which improves personalization. It provides diverse recommendations compared to content-based methods. However, performance may be affected when there is insufficient user data or sparse ratings, which can reduce accuracy.</w:t>
+      </w:r>
+    </w:p>
+    <w:p>
+      <w:pPr>
+        <w:pStyle w:val="ListParagraph"/>
+        <w:widowControl/>
+        <w:autoSpaceDE/>
+        <w:autoSpaceDN/>
+        <w:ind w:left="1080" w:firstLine="0"/>
+        <w:rPr>
+          <w:rFonts w:ascii="Times New Roman" w:eastAsia="Times New Roman" w:hAnsi="Times New Roman" w:cs="Times New Roman"/>
+          <w:sz w:val="24"/>
+          <w:szCs w:val="24"/>
+          <w:lang w:val="en-IN"/>
         </w:rPr>
       </w:pPr>
     </w:p>
@@ -2473,17 +3027,23 @@
         <w:spacing w:before="0"/>
         <w:ind w:left="1078" w:hanging="358"/>
         <w:rPr>
-          <w:sz w:val="28"/>
-        </w:rPr>
-      </w:pPr>
-      <w:r>
-        <w:rPr>
+          <w:rFonts w:ascii="Times New Roman" w:hAnsi="Times New Roman" w:cs="Times New Roman"/>
+          <w:b/>
+          <w:sz w:val="28"/>
+        </w:rPr>
+      </w:pPr>
+      <w:r>
+        <w:rPr>
+          <w:rFonts w:ascii="Times New Roman" w:hAnsi="Times New Roman" w:cs="Times New Roman"/>
+          <w:b/>
           <w:sz w:val="28"/>
         </w:rPr>
         <w:t>Recommend</w:t>
       </w:r>
       <w:r>
         <w:rPr>
+          <w:rFonts w:ascii="Times New Roman" w:hAnsi="Times New Roman" w:cs="Times New Roman"/>
+          <w:b/>
           <w:spacing w:val="-8"/>
           <w:sz w:val="28"/>
         </w:rPr>
@@ -2491,12 +3051,16 @@
       </w:r>
       <w:r>
         <w:rPr>
+          <w:rFonts w:ascii="Times New Roman" w:hAnsi="Times New Roman" w:cs="Times New Roman"/>
+          <w:b/>
           <w:sz w:val="28"/>
         </w:rPr>
         <w:t>top-10</w:t>
       </w:r>
       <w:r>
         <w:rPr>
+          <w:rFonts w:ascii="Times New Roman" w:hAnsi="Times New Roman" w:cs="Times New Roman"/>
+          <w:b/>
           <w:spacing w:val="-1"/>
           <w:sz w:val="28"/>
         </w:rPr>
@@ -2504,12 +3068,16 @@
       </w:r>
       <w:r>
         <w:rPr>
+          <w:rFonts w:ascii="Times New Roman" w:hAnsi="Times New Roman" w:cs="Times New Roman"/>
+          <w:b/>
           <w:sz w:val="28"/>
         </w:rPr>
         <w:t>“movies”</w:t>
       </w:r>
       <w:r>
         <w:rPr>
+          <w:rFonts w:ascii="Times New Roman" w:hAnsi="Times New Roman" w:cs="Times New Roman"/>
+          <w:b/>
           <w:spacing w:val="-3"/>
           <w:sz w:val="28"/>
         </w:rPr>
@@ -2517,27 +3085,33 @@
       </w:r>
       <w:r>
         <w:rPr>
+          <w:rFonts w:ascii="Times New Roman" w:hAnsi="Times New Roman" w:cs="Times New Roman"/>
+          <w:b/>
           <w:sz w:val="28"/>
         </w:rPr>
         <w:t>using</w:t>
       </w:r>
       <w:r>
         <w:rPr>
+          <w:rFonts w:ascii="Times New Roman" w:hAnsi="Times New Roman" w:cs="Times New Roman"/>
+          <w:b/>
           <w:spacing w:val="-1"/>
           <w:sz w:val="28"/>
         </w:rPr>
         <w:t xml:space="preserve"> </w:t>
       </w:r>
-      <w:proofErr w:type="spellStart"/>
-      <w:r>
-        <w:rPr>
+      <w:r>
+        <w:rPr>
+          <w:rFonts w:ascii="Times New Roman" w:hAnsi="Times New Roman" w:cs="Times New Roman"/>
+          <w:b/>
           <w:sz w:val="28"/>
         </w:rPr>
         <w:t>MovieLens</w:t>
       </w:r>
-      <w:proofErr w:type="spellEnd"/>
-      <w:r>
-        <w:rPr>
+      <w:r>
+        <w:rPr>
+          <w:rFonts w:ascii="Times New Roman" w:hAnsi="Times New Roman" w:cs="Times New Roman"/>
+          <w:b/>
           <w:spacing w:val="-3"/>
           <w:sz w:val="28"/>
         </w:rPr>
@@ -2545,12 +3119,16 @@
       </w:r>
       <w:r>
         <w:rPr>
+          <w:rFonts w:ascii="Times New Roman" w:hAnsi="Times New Roman" w:cs="Times New Roman"/>
+          <w:b/>
           <w:sz w:val="28"/>
         </w:rPr>
         <w:t>100K</w:t>
       </w:r>
       <w:r>
         <w:rPr>
+          <w:rFonts w:ascii="Times New Roman" w:hAnsi="Times New Roman" w:cs="Times New Roman"/>
+          <w:b/>
           <w:spacing w:val="-1"/>
           <w:sz w:val="28"/>
         </w:rPr>
@@ -2558,6 +3136,8 @@
       </w:r>
       <w:r>
         <w:rPr>
+          <w:rFonts w:ascii="Times New Roman" w:hAnsi="Times New Roman" w:cs="Times New Roman"/>
+          <w:b/>
           <w:spacing w:val="-2"/>
           <w:sz w:val="28"/>
         </w:rPr>
@@ -2569,40 +3149,82 @@
         <w:spacing w:before="51" w:line="278" w:lineRule="auto"/>
         <w:ind w:left="1080" w:right="298"/>
         <w:rPr>
-          <w:sz w:val="28"/>
-        </w:rPr>
-      </w:pPr>
-      <w:r>
-        <w:rPr>
+          <w:rFonts w:ascii="Times New Roman" w:hAnsi="Times New Roman" w:cs="Times New Roman"/>
+          <w:b/>
+          <w:sz w:val="28"/>
+        </w:rPr>
+      </w:pPr>
+      <w:r>
+        <w:rPr>
+          <w:rFonts w:ascii="Times New Roman" w:hAnsi="Times New Roman" w:cs="Times New Roman"/>
+          <w:b/>
           <w:sz w:val="28"/>
         </w:rPr>
         <w:t>(Link:</w:t>
       </w:r>
       <w:r>
         <w:rPr>
+          <w:rFonts w:ascii="Times New Roman" w:hAnsi="Times New Roman" w:cs="Times New Roman"/>
+          <w:b/>
           <w:spacing w:val="-5"/>
           <w:sz w:val="28"/>
         </w:rPr>
         <w:t xml:space="preserve"> </w:t>
       </w:r>
-      <w:hyperlink r:id="rId14">
+      <w:hyperlink r:id="rId10">
         <w:r>
           <w:rPr>
+            <w:rFonts w:ascii="Times New Roman" w:hAnsi="Times New Roman" w:cs="Times New Roman"/>
+            <w:b/>
             <w:color w:val="0000FF"/>
             <w:sz w:val="28"/>
             <w:u w:val="single" w:color="0000FF"/>
           </w:rPr>
-          <w:t>https://grouplens.org/datasets/movielens/100k/</w:t>
+          <w:t>https://grouplens.org/datase</w:t>
+        </w:r>
+        <w:r>
+          <w:rPr>
+            <w:rFonts w:ascii="Times New Roman" w:hAnsi="Times New Roman" w:cs="Times New Roman"/>
+            <w:b/>
+            <w:color w:val="0000FF"/>
+            <w:sz w:val="28"/>
+            <w:u w:val="single" w:color="0000FF"/>
+          </w:rPr>
+          <w:t>t</w:t>
+        </w:r>
+        <w:r>
+          <w:rPr>
+            <w:rFonts w:ascii="Times New Roman" w:hAnsi="Times New Roman" w:cs="Times New Roman"/>
+            <w:b/>
+            <w:color w:val="0000FF"/>
+            <w:sz w:val="28"/>
+            <w:u w:val="single" w:color="0000FF"/>
+          </w:rPr>
+          <w:t>s/movielens/100k</w:t>
+        </w:r>
+        <w:r>
+          <w:rPr>
+            <w:rFonts w:ascii="Times New Roman" w:hAnsi="Times New Roman" w:cs="Times New Roman"/>
+            <w:b/>
+            <w:color w:val="0000FF"/>
+            <w:sz w:val="28"/>
+            <w:u w:val="single" w:color="0000FF"/>
+          </w:rPr>
+          <w:t>/</w:t>
         </w:r>
       </w:hyperlink>
       <w:r>
         <w:rPr>
+          <w:rFonts w:ascii="Times New Roman" w:hAnsi="Times New Roman" w:cs="Times New Roman"/>
+          <w:b/>
           <w:sz w:val="28"/>
         </w:rPr>
         <w:t>).</w:t>
       </w:r>
       <w:r>
         <w:rPr>
+          <w:rFonts w:ascii="Times New Roman" w:hAnsi="Times New Roman" w:cs="Times New Roman"/>
+          <w:b/>
           <w:spacing w:val="-6"/>
           <w:sz w:val="28"/>
         </w:rPr>
@@ -2610,12 +3232,16 @@
       </w:r>
       <w:r>
         <w:rPr>
+          <w:rFonts w:ascii="Times New Roman" w:hAnsi="Times New Roman" w:cs="Times New Roman"/>
+          <w:b/>
           <w:sz w:val="28"/>
         </w:rPr>
         <w:t>Attach</w:t>
       </w:r>
       <w:r>
         <w:rPr>
+          <w:rFonts w:ascii="Times New Roman" w:hAnsi="Times New Roman" w:cs="Times New Roman"/>
+          <w:b/>
           <w:spacing w:val="-10"/>
           <w:sz w:val="28"/>
         </w:rPr>
@@ -2623,12 +3249,16 @@
       </w:r>
       <w:r>
         <w:rPr>
+          <w:rFonts w:ascii="Times New Roman" w:hAnsi="Times New Roman" w:cs="Times New Roman"/>
+          <w:b/>
           <w:sz w:val="28"/>
         </w:rPr>
         <w:t>the</w:t>
       </w:r>
       <w:r>
         <w:rPr>
+          <w:rFonts w:ascii="Times New Roman" w:hAnsi="Times New Roman" w:cs="Times New Roman"/>
+          <w:b/>
           <w:spacing w:val="-5"/>
           <w:sz w:val="28"/>
         </w:rPr>
@@ -2636,12 +3266,16 @@
       </w:r>
       <w:r>
         <w:rPr>
+          <w:rFonts w:ascii="Times New Roman" w:hAnsi="Times New Roman" w:cs="Times New Roman"/>
+          <w:b/>
           <w:sz w:val="28"/>
         </w:rPr>
         <w:t>code</w:t>
       </w:r>
       <w:r>
         <w:rPr>
+          <w:rFonts w:ascii="Times New Roman" w:hAnsi="Times New Roman" w:cs="Times New Roman"/>
+          <w:b/>
           <w:spacing w:val="-5"/>
           <w:sz w:val="28"/>
         </w:rPr>
@@ -2649,12 +3283,16 @@
       </w:r>
       <w:r>
         <w:rPr>
+          <w:rFonts w:ascii="Times New Roman" w:hAnsi="Times New Roman" w:cs="Times New Roman"/>
+          <w:b/>
           <w:sz w:val="28"/>
         </w:rPr>
         <w:t>with</w:t>
       </w:r>
       <w:r>
         <w:rPr>
+          <w:rFonts w:ascii="Times New Roman" w:hAnsi="Times New Roman" w:cs="Times New Roman"/>
+          <w:b/>
           <w:spacing w:val="-6"/>
           <w:sz w:val="28"/>
         </w:rPr>
@@ -2662,15 +3300,1003 @@
       </w:r>
       <w:r>
         <w:rPr>
+          <w:rFonts w:ascii="Times New Roman" w:hAnsi="Times New Roman" w:cs="Times New Roman"/>
+          <w:b/>
           <w:sz w:val="28"/>
         </w:rPr>
         <w:t>output. Also, write your observation for the same.</w:t>
+      </w:r>
+    </w:p>
+    <w:p>
+      <w:pPr>
+        <w:spacing w:before="51" w:line="278" w:lineRule="auto"/>
+        <w:ind w:left="1080" w:right="298"/>
+        <w:rPr>
+          <w:rFonts w:ascii="Times New Roman" w:hAnsi="Times New Roman" w:cs="Times New Roman"/>
+          <w:b/>
+          <w:sz w:val="28"/>
+        </w:rPr>
+      </w:pPr>
+    </w:p>
+    <w:p>
+      <w:pPr>
+        <w:spacing w:before="51" w:line="278" w:lineRule="auto"/>
+        <w:ind w:left="1080" w:right="298"/>
+        <w:rPr>
+          <w:rFonts w:ascii="Times New Roman" w:hAnsi="Times New Roman" w:cs="Times New Roman"/>
+          <w:b/>
+          <w:sz w:val="28"/>
+        </w:rPr>
+      </w:pPr>
+    </w:p>
+    <w:p>
+      <w:pPr>
+        <w:spacing w:before="51" w:line="278" w:lineRule="auto"/>
+        <w:ind w:left="1080" w:right="298"/>
+        <w:rPr>
+          <w:rFonts w:ascii="Times New Roman" w:hAnsi="Times New Roman" w:cs="Times New Roman"/>
+          <w:b/>
+          <w:sz w:val="28"/>
+        </w:rPr>
+      </w:pPr>
+    </w:p>
+    <w:p>
+      <w:pPr>
+        <w:spacing w:before="51" w:line="278" w:lineRule="auto"/>
+        <w:ind w:right="298"/>
+        <w:rPr>
+          <w:rFonts w:ascii="Times New Roman" w:hAnsi="Times New Roman" w:cs="Times New Roman"/>
+          <w:b/>
+          <w:sz w:val="28"/>
+          <w:u w:val="single"/>
+        </w:rPr>
+      </w:pPr>
+    </w:p>
+    <w:p>
+      <w:pPr>
+        <w:spacing w:before="51" w:line="278" w:lineRule="auto"/>
+        <w:ind w:right="298"/>
+        <w:rPr>
+          <w:rFonts w:ascii="Times New Roman" w:hAnsi="Times New Roman" w:cs="Times New Roman"/>
+          <w:b/>
+          <w:sz w:val="28"/>
+          <w:u w:val="single"/>
+        </w:rPr>
+      </w:pPr>
+      <w:r>
+        <w:rPr>
+          <w:rFonts w:ascii="Times New Roman" w:hAnsi="Times New Roman" w:cs="Times New Roman"/>
+          <w:b/>
+          <w:sz w:val="28"/>
+          <w:u w:val="single"/>
+        </w:rPr>
+        <w:t>Program Code</w:t>
+      </w:r>
+      <w:r>
+        <w:rPr>
+          <w:rFonts w:ascii="Times New Roman" w:hAnsi="Times New Roman" w:cs="Times New Roman"/>
+          <w:b/>
+          <w:sz w:val="28"/>
+          <w:u w:val="single"/>
+        </w:rPr>
+        <w:t>:</w:t>
+      </w:r>
+    </w:p>
+    <w:p>
+      <w:pPr>
+        <w:widowControl/>
+        <w:adjustRightInd w:val="0"/>
+        <w:rPr>
+          <w:rFonts w:ascii="Times New Roman" w:eastAsiaTheme="minorHAnsi" w:hAnsi="Times New Roman" w:cs="Times New Roman"/>
+          <w:sz w:val="26"/>
+          <w:szCs w:val="26"/>
+        </w:rPr>
+      </w:pPr>
+      <w:r>
+        <w:rPr>
+          <w:rFonts w:ascii="Times New Roman" w:eastAsiaTheme="minorHAnsi" w:hAnsi="Times New Roman" w:cs="Times New Roman"/>
+          <w:sz w:val="26"/>
+          <w:szCs w:val="26"/>
+        </w:rPr>
+        <w:t>import pandas as pd</w:t>
+      </w:r>
+    </w:p>
+    <w:p>
+      <w:pPr>
+        <w:widowControl/>
+        <w:adjustRightInd w:val="0"/>
+        <w:rPr>
+          <w:rFonts w:ascii="Times New Roman" w:eastAsiaTheme="minorHAnsi" w:hAnsi="Times New Roman" w:cs="Times New Roman"/>
+          <w:sz w:val="26"/>
+          <w:szCs w:val="26"/>
+        </w:rPr>
+      </w:pPr>
+      <w:r>
+        <w:rPr>
+          <w:rFonts w:ascii="Times New Roman" w:eastAsiaTheme="minorHAnsi" w:hAnsi="Times New Roman" w:cs="Times New Roman"/>
+          <w:sz w:val="26"/>
+          <w:szCs w:val="26"/>
+        </w:rPr>
+        <w:t>import numpy as np</w:t>
+      </w:r>
+    </w:p>
+    <w:p>
+      <w:pPr>
+        <w:widowControl/>
+        <w:adjustRightInd w:val="0"/>
+        <w:rPr>
+          <w:rFonts w:ascii="Times New Roman" w:eastAsiaTheme="minorHAnsi" w:hAnsi="Times New Roman" w:cs="Times New Roman"/>
+          <w:sz w:val="26"/>
+          <w:szCs w:val="26"/>
+        </w:rPr>
+      </w:pPr>
+      <w:r>
+        <w:rPr>
+          <w:rFonts w:ascii="Times New Roman" w:eastAsiaTheme="minorHAnsi" w:hAnsi="Times New Roman" w:cs="Times New Roman"/>
+          <w:sz w:val="26"/>
+          <w:szCs w:val="26"/>
+        </w:rPr>
+        <w:t>from sklearn.metrics.pairwise import cosine_similarity</w:t>
+      </w:r>
+    </w:p>
+    <w:p>
+      <w:pPr>
+        <w:widowControl/>
+        <w:adjustRightInd w:val="0"/>
+        <w:rPr>
+          <w:rFonts w:ascii="Times New Roman" w:eastAsiaTheme="minorHAnsi" w:hAnsi="Times New Roman" w:cs="Times New Roman"/>
+          <w:sz w:val="26"/>
+          <w:szCs w:val="26"/>
+        </w:rPr>
+      </w:pPr>
+    </w:p>
+    <w:p>
+      <w:pPr>
+        <w:widowControl/>
+        <w:adjustRightInd w:val="0"/>
+        <w:rPr>
+          <w:rFonts w:ascii="Times New Roman" w:eastAsiaTheme="minorHAnsi" w:hAnsi="Times New Roman" w:cs="Times New Roman"/>
+          <w:sz w:val="26"/>
+          <w:szCs w:val="26"/>
+        </w:rPr>
+      </w:pPr>
+      <w:bookmarkStart w:id="0" w:name="_GoBack"/>
+      <w:bookmarkEnd w:id="0"/>
+      <w:r>
+        <w:rPr>
+          <w:rFonts w:ascii="Times New Roman" w:eastAsiaTheme="minorHAnsi" w:hAnsi="Times New Roman" w:cs="Times New Roman"/>
+          <w:sz w:val="26"/>
+          <w:szCs w:val="26"/>
+        </w:rPr>
+        <w:t>ratings = pd.read_csv("ratings.csv")</w:t>
+      </w:r>
+    </w:p>
+    <w:p>
+      <w:pPr>
+        <w:widowControl/>
+        <w:adjustRightInd w:val="0"/>
+        <w:rPr>
+          <w:rFonts w:ascii="Times New Roman" w:eastAsiaTheme="minorHAnsi" w:hAnsi="Times New Roman" w:cs="Times New Roman"/>
+          <w:sz w:val="26"/>
+          <w:szCs w:val="26"/>
+        </w:rPr>
+      </w:pPr>
+      <w:r>
+        <w:rPr>
+          <w:rFonts w:ascii="Times New Roman" w:eastAsiaTheme="minorHAnsi" w:hAnsi="Times New Roman" w:cs="Times New Roman"/>
+          <w:sz w:val="26"/>
+          <w:szCs w:val="26"/>
+        </w:rPr>
+        <w:t>movies = pd.read_csv("movies.csv")</w:t>
+      </w:r>
+    </w:p>
+    <w:p>
+      <w:pPr>
+        <w:widowControl/>
+        <w:adjustRightInd w:val="0"/>
+        <w:rPr>
+          <w:rFonts w:ascii="Times New Roman" w:eastAsiaTheme="minorHAnsi" w:hAnsi="Times New Roman" w:cs="Times New Roman"/>
+          <w:sz w:val="26"/>
+          <w:szCs w:val="26"/>
+        </w:rPr>
+      </w:pPr>
+    </w:p>
+    <w:p>
+      <w:pPr>
+        <w:widowControl/>
+        <w:adjustRightInd w:val="0"/>
+        <w:rPr>
+          <w:rFonts w:ascii="Times New Roman" w:eastAsiaTheme="minorHAnsi" w:hAnsi="Times New Roman" w:cs="Times New Roman"/>
+          <w:sz w:val="26"/>
+          <w:szCs w:val="26"/>
+        </w:rPr>
+      </w:pPr>
+      <w:r>
+        <w:rPr>
+          <w:rFonts w:ascii="Times New Roman" w:eastAsiaTheme="minorHAnsi" w:hAnsi="Times New Roman" w:cs="Times New Roman"/>
+          <w:sz w:val="26"/>
+          <w:szCs w:val="26"/>
+        </w:rPr>
+        <w:t>user_item_matrix = ratings.pivot_table(</w:t>
+      </w:r>
+    </w:p>
+    <w:p>
+      <w:pPr>
+        <w:widowControl/>
+        <w:adjustRightInd w:val="0"/>
+        <w:rPr>
+          <w:rFonts w:ascii="Times New Roman" w:eastAsiaTheme="minorHAnsi" w:hAnsi="Times New Roman" w:cs="Times New Roman"/>
+          <w:sz w:val="26"/>
+          <w:szCs w:val="26"/>
+        </w:rPr>
+      </w:pPr>
+      <w:r>
+        <w:rPr>
+          <w:rFonts w:ascii="Times New Roman" w:eastAsiaTheme="minorHAnsi" w:hAnsi="Times New Roman" w:cs="Times New Roman"/>
+          <w:sz w:val="26"/>
+          <w:szCs w:val="26"/>
+        </w:rPr>
+        <w:t xml:space="preserve">    index='userId',</w:t>
+      </w:r>
+    </w:p>
+    <w:p>
+      <w:pPr>
+        <w:widowControl/>
+        <w:adjustRightInd w:val="0"/>
+        <w:rPr>
+          <w:rFonts w:ascii="Times New Roman" w:eastAsiaTheme="minorHAnsi" w:hAnsi="Times New Roman" w:cs="Times New Roman"/>
+          <w:sz w:val="26"/>
+          <w:szCs w:val="26"/>
+        </w:rPr>
+      </w:pPr>
+      <w:r>
+        <w:rPr>
+          <w:rFonts w:ascii="Times New Roman" w:eastAsiaTheme="minorHAnsi" w:hAnsi="Times New Roman" w:cs="Times New Roman"/>
+          <w:sz w:val="26"/>
+          <w:szCs w:val="26"/>
+        </w:rPr>
+        <w:t xml:space="preserve">    columns='movieId',</w:t>
+      </w:r>
+    </w:p>
+    <w:p>
+      <w:pPr>
+        <w:widowControl/>
+        <w:adjustRightInd w:val="0"/>
+        <w:rPr>
+          <w:rFonts w:ascii="Times New Roman" w:eastAsiaTheme="minorHAnsi" w:hAnsi="Times New Roman" w:cs="Times New Roman"/>
+          <w:sz w:val="26"/>
+          <w:szCs w:val="26"/>
+        </w:rPr>
+      </w:pPr>
+      <w:r>
+        <w:rPr>
+          <w:rFonts w:ascii="Times New Roman" w:eastAsiaTheme="minorHAnsi" w:hAnsi="Times New Roman" w:cs="Times New Roman"/>
+          <w:sz w:val="26"/>
+          <w:szCs w:val="26"/>
+        </w:rPr>
+        <w:t xml:space="preserve">    values='rating'</w:t>
+      </w:r>
+    </w:p>
+    <w:p>
+      <w:pPr>
+        <w:widowControl/>
+        <w:adjustRightInd w:val="0"/>
+        <w:rPr>
+          <w:rFonts w:ascii="Times New Roman" w:eastAsiaTheme="minorHAnsi" w:hAnsi="Times New Roman" w:cs="Times New Roman"/>
+          <w:sz w:val="26"/>
+          <w:szCs w:val="26"/>
+        </w:rPr>
+      </w:pPr>
+      <w:r>
+        <w:rPr>
+          <w:rFonts w:ascii="Times New Roman" w:eastAsiaTheme="minorHAnsi" w:hAnsi="Times New Roman" w:cs="Times New Roman"/>
+          <w:sz w:val="26"/>
+          <w:szCs w:val="26"/>
+        </w:rPr>
+        <w:t>).fillna(0)</w:t>
+      </w:r>
+    </w:p>
+    <w:p>
+      <w:pPr>
+        <w:widowControl/>
+        <w:adjustRightInd w:val="0"/>
+        <w:rPr>
+          <w:rFonts w:ascii="Times New Roman" w:eastAsiaTheme="minorHAnsi" w:hAnsi="Times New Roman" w:cs="Times New Roman"/>
+          <w:sz w:val="26"/>
+          <w:szCs w:val="26"/>
+        </w:rPr>
+      </w:pPr>
+    </w:p>
+    <w:p>
+      <w:pPr>
+        <w:widowControl/>
+        <w:adjustRightInd w:val="0"/>
+        <w:rPr>
+          <w:rFonts w:ascii="Times New Roman" w:eastAsiaTheme="minorHAnsi" w:hAnsi="Times New Roman" w:cs="Times New Roman"/>
+          <w:sz w:val="26"/>
+          <w:szCs w:val="26"/>
+        </w:rPr>
+      </w:pPr>
+      <w:r>
+        <w:rPr>
+          <w:rFonts w:ascii="Times New Roman" w:eastAsiaTheme="minorHAnsi" w:hAnsi="Times New Roman" w:cs="Times New Roman"/>
+          <w:sz w:val="26"/>
+          <w:szCs w:val="26"/>
+        </w:rPr>
+        <w:t>user_similarity = cosine_similarity(user_item_matrix)</w:t>
+      </w:r>
+    </w:p>
+    <w:p>
+      <w:pPr>
+        <w:widowControl/>
+        <w:adjustRightInd w:val="0"/>
+        <w:rPr>
+          <w:rFonts w:ascii="Times New Roman" w:eastAsiaTheme="minorHAnsi" w:hAnsi="Times New Roman" w:cs="Times New Roman"/>
+          <w:sz w:val="26"/>
+          <w:szCs w:val="26"/>
+        </w:rPr>
+      </w:pPr>
+    </w:p>
+    <w:p>
+      <w:pPr>
+        <w:widowControl/>
+        <w:adjustRightInd w:val="0"/>
+        <w:rPr>
+          <w:rFonts w:ascii="Times New Roman" w:eastAsiaTheme="minorHAnsi" w:hAnsi="Times New Roman" w:cs="Times New Roman"/>
+          <w:sz w:val="26"/>
+          <w:szCs w:val="26"/>
+        </w:rPr>
+      </w:pPr>
+      <w:r>
+        <w:rPr>
+          <w:rFonts w:ascii="Times New Roman" w:eastAsiaTheme="minorHAnsi" w:hAnsi="Times New Roman" w:cs="Times New Roman"/>
+          <w:sz w:val="26"/>
+          <w:szCs w:val="26"/>
+        </w:rPr>
+        <w:t>user_similarity_df = pd.DataFrame(</w:t>
+      </w:r>
+    </w:p>
+    <w:p>
+      <w:pPr>
+        <w:widowControl/>
+        <w:adjustRightInd w:val="0"/>
+        <w:rPr>
+          <w:rFonts w:ascii="Times New Roman" w:eastAsiaTheme="minorHAnsi" w:hAnsi="Times New Roman" w:cs="Times New Roman"/>
+          <w:sz w:val="26"/>
+          <w:szCs w:val="26"/>
+        </w:rPr>
+      </w:pPr>
+      <w:r>
+        <w:rPr>
+          <w:rFonts w:ascii="Times New Roman" w:eastAsiaTheme="minorHAnsi" w:hAnsi="Times New Roman" w:cs="Times New Roman"/>
+          <w:sz w:val="26"/>
+          <w:szCs w:val="26"/>
+        </w:rPr>
+        <w:t xml:space="preserve">    user_similarity,</w:t>
+      </w:r>
+    </w:p>
+    <w:p>
+      <w:pPr>
+        <w:widowControl/>
+        <w:adjustRightInd w:val="0"/>
+        <w:rPr>
+          <w:rFonts w:ascii="Times New Roman" w:eastAsiaTheme="minorHAnsi" w:hAnsi="Times New Roman" w:cs="Times New Roman"/>
+          <w:sz w:val="26"/>
+          <w:szCs w:val="26"/>
+        </w:rPr>
+      </w:pPr>
+      <w:r>
+        <w:rPr>
+          <w:rFonts w:ascii="Times New Roman" w:eastAsiaTheme="minorHAnsi" w:hAnsi="Times New Roman" w:cs="Times New Roman"/>
+          <w:sz w:val="26"/>
+          <w:szCs w:val="26"/>
+        </w:rPr>
+        <w:t xml:space="preserve">    index=user_item_matrix.index,</w:t>
+      </w:r>
+    </w:p>
+    <w:p>
+      <w:pPr>
+        <w:widowControl/>
+        <w:adjustRightInd w:val="0"/>
+        <w:rPr>
+          <w:rFonts w:ascii="Times New Roman" w:eastAsiaTheme="minorHAnsi" w:hAnsi="Times New Roman" w:cs="Times New Roman"/>
+          <w:sz w:val="26"/>
+          <w:szCs w:val="26"/>
+        </w:rPr>
+      </w:pPr>
+      <w:r>
+        <w:rPr>
+          <w:rFonts w:ascii="Times New Roman" w:eastAsiaTheme="minorHAnsi" w:hAnsi="Times New Roman" w:cs="Times New Roman"/>
+          <w:sz w:val="26"/>
+          <w:szCs w:val="26"/>
+        </w:rPr>
+        <w:t xml:space="preserve">    columns=user_item_matrix.index</w:t>
+      </w:r>
+    </w:p>
+    <w:p>
+      <w:pPr>
+        <w:widowControl/>
+        <w:adjustRightInd w:val="0"/>
+        <w:rPr>
+          <w:rFonts w:ascii="Times New Roman" w:eastAsiaTheme="minorHAnsi" w:hAnsi="Times New Roman" w:cs="Times New Roman"/>
+          <w:sz w:val="26"/>
+          <w:szCs w:val="26"/>
+        </w:rPr>
+      </w:pPr>
+      <w:r>
+        <w:rPr>
+          <w:rFonts w:ascii="Times New Roman" w:eastAsiaTheme="minorHAnsi" w:hAnsi="Times New Roman" w:cs="Times New Roman"/>
+          <w:sz w:val="26"/>
+          <w:szCs w:val="26"/>
+        </w:rPr>
+        <w:t>)</w:t>
+      </w:r>
+    </w:p>
+    <w:p>
+      <w:pPr>
+        <w:widowControl/>
+        <w:adjustRightInd w:val="0"/>
+        <w:rPr>
+          <w:rFonts w:ascii="Times New Roman" w:eastAsiaTheme="minorHAnsi" w:hAnsi="Times New Roman" w:cs="Times New Roman"/>
+          <w:sz w:val="26"/>
+          <w:szCs w:val="26"/>
+        </w:rPr>
+      </w:pPr>
+    </w:p>
+    <w:p>
+      <w:pPr>
+        <w:widowControl/>
+        <w:adjustRightInd w:val="0"/>
+        <w:rPr>
+          <w:rFonts w:ascii="Times New Roman" w:eastAsiaTheme="minorHAnsi" w:hAnsi="Times New Roman" w:cs="Times New Roman"/>
+          <w:sz w:val="26"/>
+          <w:szCs w:val="26"/>
+        </w:rPr>
+      </w:pPr>
+      <w:r>
+        <w:rPr>
+          <w:rFonts w:ascii="Times New Roman" w:eastAsiaTheme="minorHAnsi" w:hAnsi="Times New Roman" w:cs="Times New Roman"/>
+          <w:sz w:val="26"/>
+          <w:szCs w:val="26"/>
+        </w:rPr>
+        <w:t>def recommend_movies(user_id, top_n=10):</w:t>
+      </w:r>
+    </w:p>
+    <w:p>
+      <w:pPr>
+        <w:widowControl/>
+        <w:adjustRightInd w:val="0"/>
+        <w:rPr>
+          <w:rFonts w:ascii="Times New Roman" w:eastAsiaTheme="minorHAnsi" w:hAnsi="Times New Roman" w:cs="Times New Roman"/>
+          <w:sz w:val="26"/>
+          <w:szCs w:val="26"/>
+        </w:rPr>
+      </w:pPr>
+      <w:r>
+        <w:rPr>
+          <w:rFonts w:ascii="Times New Roman" w:eastAsiaTheme="minorHAnsi" w:hAnsi="Times New Roman" w:cs="Times New Roman"/>
+          <w:sz w:val="26"/>
+          <w:szCs w:val="26"/>
+        </w:rPr>
+        <w:t xml:space="preserve">    if user_id not in user_item_matrix.index:</w:t>
+      </w:r>
+    </w:p>
+    <w:p>
+      <w:pPr>
+        <w:widowControl/>
+        <w:adjustRightInd w:val="0"/>
+        <w:rPr>
+          <w:rFonts w:ascii="Times New Roman" w:eastAsiaTheme="minorHAnsi" w:hAnsi="Times New Roman" w:cs="Times New Roman"/>
+          <w:sz w:val="26"/>
+          <w:szCs w:val="26"/>
+        </w:rPr>
+      </w:pPr>
+      <w:r>
+        <w:rPr>
+          <w:rFonts w:ascii="Times New Roman" w:eastAsiaTheme="minorHAnsi" w:hAnsi="Times New Roman" w:cs="Times New Roman"/>
+          <w:sz w:val="26"/>
+          <w:szCs w:val="26"/>
+        </w:rPr>
+        <w:t xml:space="preserve">        return "User not found!"</w:t>
+      </w:r>
+    </w:p>
+    <w:p>
+      <w:pPr>
+        <w:widowControl/>
+        <w:adjustRightInd w:val="0"/>
+        <w:rPr>
+          <w:rFonts w:ascii="Times New Roman" w:eastAsiaTheme="minorHAnsi" w:hAnsi="Times New Roman" w:cs="Times New Roman"/>
+          <w:sz w:val="26"/>
+          <w:szCs w:val="26"/>
+        </w:rPr>
+      </w:pPr>
+    </w:p>
+    <w:p>
+      <w:pPr>
+        <w:widowControl/>
+        <w:adjustRightInd w:val="0"/>
+        <w:rPr>
+          <w:rFonts w:ascii="Times New Roman" w:eastAsiaTheme="minorHAnsi" w:hAnsi="Times New Roman" w:cs="Times New Roman"/>
+          <w:sz w:val="26"/>
+          <w:szCs w:val="26"/>
+        </w:rPr>
+      </w:pPr>
+      <w:r>
+        <w:rPr>
+          <w:rFonts w:ascii="Times New Roman" w:eastAsiaTheme="minorHAnsi" w:hAnsi="Times New Roman" w:cs="Times New Roman"/>
+          <w:sz w:val="26"/>
+          <w:szCs w:val="26"/>
+        </w:rPr>
+        <w:t xml:space="preserve">    similar_users = user_similarity_df[user_id].sort_values(ascending=False)[1:6]</w:t>
+      </w:r>
+    </w:p>
+    <w:p>
+      <w:pPr>
+        <w:widowControl/>
+        <w:adjustRightInd w:val="0"/>
+        <w:rPr>
+          <w:rFonts w:ascii="Times New Roman" w:eastAsiaTheme="minorHAnsi" w:hAnsi="Times New Roman" w:cs="Times New Roman"/>
+          <w:sz w:val="26"/>
+          <w:szCs w:val="26"/>
+        </w:rPr>
+      </w:pPr>
+    </w:p>
+    <w:p>
+      <w:pPr>
+        <w:widowControl/>
+        <w:adjustRightInd w:val="0"/>
+        <w:rPr>
+          <w:rFonts w:ascii="Times New Roman" w:eastAsiaTheme="minorHAnsi" w:hAnsi="Times New Roman" w:cs="Times New Roman"/>
+          <w:sz w:val="26"/>
+          <w:szCs w:val="26"/>
+        </w:rPr>
+      </w:pPr>
+      <w:r>
+        <w:rPr>
+          <w:rFonts w:ascii="Times New Roman" w:eastAsiaTheme="minorHAnsi" w:hAnsi="Times New Roman" w:cs="Times New Roman"/>
+          <w:sz w:val="26"/>
+          <w:szCs w:val="26"/>
+        </w:rPr>
+        <w:t xml:space="preserve">    weighted_ratings = np.zeros(user_item_matrix.shape[1])</w:t>
+      </w:r>
+    </w:p>
+    <w:p>
+      <w:pPr>
+        <w:widowControl/>
+        <w:adjustRightInd w:val="0"/>
+        <w:rPr>
+          <w:rFonts w:ascii="Times New Roman" w:eastAsiaTheme="minorHAnsi" w:hAnsi="Times New Roman" w:cs="Times New Roman"/>
+          <w:sz w:val="26"/>
+          <w:szCs w:val="26"/>
+        </w:rPr>
+      </w:pPr>
+    </w:p>
+    <w:p>
+      <w:pPr>
+        <w:widowControl/>
+        <w:adjustRightInd w:val="0"/>
+        <w:rPr>
+          <w:rFonts w:ascii="Times New Roman" w:eastAsiaTheme="minorHAnsi" w:hAnsi="Times New Roman" w:cs="Times New Roman"/>
+          <w:sz w:val="26"/>
+          <w:szCs w:val="26"/>
+        </w:rPr>
+      </w:pPr>
+      <w:r>
+        <w:rPr>
+          <w:rFonts w:ascii="Times New Roman" w:eastAsiaTheme="minorHAnsi" w:hAnsi="Times New Roman" w:cs="Times New Roman"/>
+          <w:sz w:val="26"/>
+          <w:szCs w:val="26"/>
+        </w:rPr>
+        <w:t xml:space="preserve">    for sim_user, score in similar_users.items():</w:t>
+      </w:r>
+    </w:p>
+    <w:p>
+      <w:pPr>
+        <w:widowControl/>
+        <w:adjustRightInd w:val="0"/>
+        <w:rPr>
+          <w:rFonts w:ascii="Times New Roman" w:eastAsiaTheme="minorHAnsi" w:hAnsi="Times New Roman" w:cs="Times New Roman"/>
+          <w:sz w:val="26"/>
+          <w:szCs w:val="26"/>
+        </w:rPr>
+      </w:pPr>
+      <w:r>
+        <w:rPr>
+          <w:rFonts w:ascii="Times New Roman" w:eastAsiaTheme="minorHAnsi" w:hAnsi="Times New Roman" w:cs="Times New Roman"/>
+          <w:sz w:val="26"/>
+          <w:szCs w:val="26"/>
+        </w:rPr>
+        <w:t xml:space="preserve">        weighted_ratings += score * user_item_matrix.loc[sim_user].values</w:t>
+      </w:r>
+    </w:p>
+    <w:p>
+      <w:pPr>
+        <w:widowControl/>
+        <w:adjustRightInd w:val="0"/>
+        <w:rPr>
+          <w:rFonts w:ascii="Times New Roman" w:eastAsiaTheme="minorHAnsi" w:hAnsi="Times New Roman" w:cs="Times New Roman"/>
+          <w:sz w:val="26"/>
+          <w:szCs w:val="26"/>
+        </w:rPr>
+      </w:pPr>
+    </w:p>
+    <w:p>
+      <w:pPr>
+        <w:widowControl/>
+        <w:adjustRightInd w:val="0"/>
+        <w:rPr>
+          <w:rFonts w:ascii="Times New Roman" w:eastAsiaTheme="minorHAnsi" w:hAnsi="Times New Roman" w:cs="Times New Roman"/>
+          <w:sz w:val="26"/>
+          <w:szCs w:val="26"/>
+        </w:rPr>
+      </w:pPr>
+      <w:r>
+        <w:rPr>
+          <w:rFonts w:ascii="Times New Roman" w:eastAsiaTheme="minorHAnsi" w:hAnsi="Times New Roman" w:cs="Times New Roman"/>
+          <w:sz w:val="26"/>
+          <w:szCs w:val="26"/>
+        </w:rPr>
+        <w:t xml:space="preserve">    weighted_ratings /= similar_users.sum()</w:t>
+      </w:r>
+    </w:p>
+    <w:p>
+      <w:pPr>
+        <w:widowControl/>
+        <w:adjustRightInd w:val="0"/>
+        <w:rPr>
+          <w:rFonts w:ascii="Times New Roman" w:eastAsiaTheme="minorHAnsi" w:hAnsi="Times New Roman" w:cs="Times New Roman"/>
+          <w:sz w:val="26"/>
+          <w:szCs w:val="26"/>
+        </w:rPr>
+      </w:pPr>
+    </w:p>
+    <w:p>
+      <w:pPr>
+        <w:widowControl/>
+        <w:adjustRightInd w:val="0"/>
+        <w:rPr>
+          <w:rFonts w:ascii="Times New Roman" w:eastAsiaTheme="minorHAnsi" w:hAnsi="Times New Roman" w:cs="Times New Roman"/>
+          <w:sz w:val="26"/>
+          <w:szCs w:val="26"/>
+        </w:rPr>
+      </w:pPr>
+      <w:r>
+        <w:rPr>
+          <w:rFonts w:ascii="Times New Roman" w:eastAsiaTheme="minorHAnsi" w:hAnsi="Times New Roman" w:cs="Times New Roman"/>
+          <w:sz w:val="26"/>
+          <w:szCs w:val="26"/>
+        </w:rPr>
+        <w:t xml:space="preserve">    user_rated = user_item_matrix.loc[user_id]</w:t>
+      </w:r>
+    </w:p>
+    <w:p>
+      <w:pPr>
+        <w:widowControl/>
+        <w:adjustRightInd w:val="0"/>
+        <w:rPr>
+          <w:rFonts w:ascii="Times New Roman" w:eastAsiaTheme="minorHAnsi" w:hAnsi="Times New Roman" w:cs="Times New Roman"/>
+          <w:sz w:val="26"/>
+          <w:szCs w:val="26"/>
+        </w:rPr>
+      </w:pPr>
+      <w:r>
+        <w:rPr>
+          <w:rFonts w:ascii="Times New Roman" w:eastAsiaTheme="minorHAnsi" w:hAnsi="Times New Roman" w:cs="Times New Roman"/>
+          <w:sz w:val="26"/>
+          <w:szCs w:val="26"/>
+        </w:rPr>
+        <w:t xml:space="preserve">    unseen_movies = user_rated[user_rated == 0].index</w:t>
+      </w:r>
+    </w:p>
+    <w:p>
+      <w:pPr>
+        <w:widowControl/>
+        <w:adjustRightInd w:val="0"/>
+        <w:rPr>
+          <w:rFonts w:ascii="Times New Roman" w:eastAsiaTheme="minorHAnsi" w:hAnsi="Times New Roman" w:cs="Times New Roman"/>
+          <w:sz w:val="26"/>
+          <w:szCs w:val="26"/>
+        </w:rPr>
+      </w:pPr>
+    </w:p>
+    <w:p>
+      <w:pPr>
+        <w:widowControl/>
+        <w:adjustRightInd w:val="0"/>
+        <w:rPr>
+          <w:rFonts w:ascii="Times New Roman" w:eastAsiaTheme="minorHAnsi" w:hAnsi="Times New Roman" w:cs="Times New Roman"/>
+          <w:sz w:val="26"/>
+          <w:szCs w:val="26"/>
+        </w:rPr>
+      </w:pPr>
+      <w:r>
+        <w:rPr>
+          <w:rFonts w:ascii="Times New Roman" w:eastAsiaTheme="minorHAnsi" w:hAnsi="Times New Roman" w:cs="Times New Roman"/>
+          <w:sz w:val="26"/>
+          <w:szCs w:val="26"/>
+        </w:rPr>
+        <w:t xml:space="preserve">    scores = list(zip(</w:t>
+      </w:r>
+    </w:p>
+    <w:p>
+      <w:pPr>
+        <w:widowControl/>
+        <w:adjustRightInd w:val="0"/>
+        <w:rPr>
+          <w:rFonts w:ascii="Times New Roman" w:eastAsiaTheme="minorHAnsi" w:hAnsi="Times New Roman" w:cs="Times New Roman"/>
+          <w:sz w:val="26"/>
+          <w:szCs w:val="26"/>
+        </w:rPr>
+      </w:pPr>
+      <w:r>
+        <w:rPr>
+          <w:rFonts w:ascii="Times New Roman" w:eastAsiaTheme="minorHAnsi" w:hAnsi="Times New Roman" w:cs="Times New Roman"/>
+          <w:sz w:val="26"/>
+          <w:szCs w:val="26"/>
+        </w:rPr>
+        <w:t xml:space="preserve">        unseen_movies,</w:t>
+      </w:r>
+    </w:p>
+    <w:p>
+      <w:pPr>
+        <w:widowControl/>
+        <w:adjustRightInd w:val="0"/>
+        <w:rPr>
+          <w:rFonts w:ascii="Times New Roman" w:eastAsiaTheme="minorHAnsi" w:hAnsi="Times New Roman" w:cs="Times New Roman"/>
+          <w:sz w:val="26"/>
+          <w:szCs w:val="26"/>
+        </w:rPr>
+      </w:pPr>
+      <w:r>
+        <w:rPr>
+          <w:rFonts w:ascii="Times New Roman" w:eastAsiaTheme="minorHAnsi" w:hAnsi="Times New Roman" w:cs="Times New Roman"/>
+          <w:sz w:val="26"/>
+          <w:szCs w:val="26"/>
+        </w:rPr>
+        <w:t xml:space="preserve">        weighted_ratings[user_item_matrix.columns.get_indexer(unseen_movies)]</w:t>
+      </w:r>
+    </w:p>
+    <w:p>
+      <w:pPr>
+        <w:widowControl/>
+        <w:adjustRightInd w:val="0"/>
+        <w:rPr>
+          <w:rFonts w:ascii="Times New Roman" w:eastAsiaTheme="minorHAnsi" w:hAnsi="Times New Roman" w:cs="Times New Roman"/>
+          <w:sz w:val="26"/>
+          <w:szCs w:val="26"/>
+        </w:rPr>
+      </w:pPr>
+      <w:r>
+        <w:rPr>
+          <w:rFonts w:ascii="Times New Roman" w:eastAsiaTheme="minorHAnsi" w:hAnsi="Times New Roman" w:cs="Times New Roman"/>
+          <w:sz w:val="26"/>
+          <w:szCs w:val="26"/>
+        </w:rPr>
+        <w:t xml:space="preserve">    ))</w:t>
+      </w:r>
+    </w:p>
+    <w:p>
+      <w:pPr>
+        <w:widowControl/>
+        <w:adjustRightInd w:val="0"/>
+        <w:rPr>
+          <w:rFonts w:ascii="Times New Roman" w:eastAsiaTheme="minorHAnsi" w:hAnsi="Times New Roman" w:cs="Times New Roman"/>
+          <w:sz w:val="26"/>
+          <w:szCs w:val="26"/>
+        </w:rPr>
+      </w:pPr>
+    </w:p>
+    <w:p>
+      <w:pPr>
+        <w:widowControl/>
+        <w:adjustRightInd w:val="0"/>
+        <w:rPr>
+          <w:rFonts w:ascii="Times New Roman" w:eastAsiaTheme="minorHAnsi" w:hAnsi="Times New Roman" w:cs="Times New Roman"/>
+          <w:sz w:val="26"/>
+          <w:szCs w:val="26"/>
+        </w:rPr>
+      </w:pPr>
+      <w:r>
+        <w:rPr>
+          <w:rFonts w:ascii="Times New Roman" w:eastAsiaTheme="minorHAnsi" w:hAnsi="Times New Roman" w:cs="Times New Roman"/>
+          <w:sz w:val="26"/>
+          <w:szCs w:val="26"/>
+        </w:rPr>
+        <w:t xml:space="preserve">    scores = sorted(scores, key=lambda x: x[1], reverse=True)</w:t>
+      </w:r>
+    </w:p>
+    <w:p>
+      <w:pPr>
+        <w:widowControl/>
+        <w:adjustRightInd w:val="0"/>
+        <w:rPr>
+          <w:rFonts w:ascii="Times New Roman" w:eastAsiaTheme="minorHAnsi" w:hAnsi="Times New Roman" w:cs="Times New Roman"/>
+          <w:sz w:val="26"/>
+          <w:szCs w:val="26"/>
+        </w:rPr>
+      </w:pPr>
+    </w:p>
+    <w:p>
+      <w:pPr>
+        <w:widowControl/>
+        <w:adjustRightInd w:val="0"/>
+        <w:rPr>
+          <w:rFonts w:ascii="Times New Roman" w:eastAsiaTheme="minorHAnsi" w:hAnsi="Times New Roman" w:cs="Times New Roman"/>
+          <w:sz w:val="26"/>
+          <w:szCs w:val="26"/>
+        </w:rPr>
+      </w:pPr>
+      <w:r>
+        <w:rPr>
+          <w:rFonts w:ascii="Times New Roman" w:eastAsiaTheme="minorHAnsi" w:hAnsi="Times New Roman" w:cs="Times New Roman"/>
+          <w:sz w:val="26"/>
+          <w:szCs w:val="26"/>
+        </w:rPr>
+        <w:t xml:space="preserve">    recommended_ids = [movie for movie, _ in scores[:top_n]]</w:t>
+      </w:r>
+    </w:p>
+    <w:p>
+      <w:pPr>
+        <w:widowControl/>
+        <w:adjustRightInd w:val="0"/>
+        <w:rPr>
+          <w:rFonts w:ascii="Times New Roman" w:eastAsiaTheme="minorHAnsi" w:hAnsi="Times New Roman" w:cs="Times New Roman"/>
+          <w:sz w:val="26"/>
+          <w:szCs w:val="26"/>
+        </w:rPr>
+      </w:pPr>
+    </w:p>
+    <w:p>
+      <w:pPr>
+        <w:widowControl/>
+        <w:adjustRightInd w:val="0"/>
+        <w:rPr>
+          <w:rFonts w:ascii="Times New Roman" w:eastAsiaTheme="minorHAnsi" w:hAnsi="Times New Roman" w:cs="Times New Roman"/>
+          <w:sz w:val="26"/>
+          <w:szCs w:val="26"/>
+        </w:rPr>
+      </w:pPr>
+      <w:r>
+        <w:rPr>
+          <w:rFonts w:ascii="Times New Roman" w:eastAsiaTheme="minorHAnsi" w:hAnsi="Times New Roman" w:cs="Times New Roman"/>
+          <w:sz w:val="26"/>
+          <w:szCs w:val="26"/>
+        </w:rPr>
+        <w:t xml:space="preserve">    return movies[movies["movieId"].isin(recommended_ids)][["title", "genres"]]</w:t>
+      </w:r>
+    </w:p>
+    <w:p>
+      <w:pPr>
+        <w:widowControl/>
+        <w:adjustRightInd w:val="0"/>
+        <w:rPr>
+          <w:rFonts w:ascii="Times New Roman" w:eastAsiaTheme="minorHAnsi" w:hAnsi="Times New Roman" w:cs="Times New Roman"/>
+          <w:sz w:val="26"/>
+          <w:szCs w:val="26"/>
+        </w:rPr>
+      </w:pPr>
+    </w:p>
+    <w:p>
+      <w:pPr>
+        <w:spacing w:before="51" w:line="278" w:lineRule="auto"/>
+        <w:ind w:right="298"/>
+        <w:rPr>
+          <w:rFonts w:ascii="Times New Roman" w:hAnsi="Times New Roman" w:cs="Times New Roman"/>
+          <w:b/>
+          <w:sz w:val="28"/>
+          <w:u w:val="single"/>
+        </w:rPr>
+      </w:pPr>
+      <w:r>
+        <w:rPr>
+          <w:rFonts w:ascii="Times New Roman" w:eastAsiaTheme="minorHAnsi" w:hAnsi="Times New Roman" w:cs="Times New Roman"/>
+          <w:sz w:val="26"/>
+          <w:szCs w:val="26"/>
+        </w:rPr>
+        <w:t>print(recommend_movies(user_id=1, top_n=10))</w:t>
+      </w:r>
+    </w:p>
+    <w:p>
+      <w:pPr>
+        <w:spacing w:before="51" w:line="278" w:lineRule="auto"/>
+        <w:ind w:right="298"/>
+        <w:rPr>
+          <w:rFonts w:ascii="Times New Roman" w:hAnsi="Times New Roman" w:cs="Times New Roman"/>
+          <w:b/>
+          <w:sz w:val="28"/>
+          <w:u w:val="single"/>
+        </w:rPr>
+      </w:pPr>
+      <w:r>
+        <w:rPr>
+          <w:rFonts w:ascii="Times New Roman" w:hAnsi="Times New Roman" w:cs="Times New Roman"/>
+          <w:b/>
+          <w:sz w:val="28"/>
+          <w:u w:val="single"/>
+        </w:rPr>
+        <w:t>Result</w:t>
+      </w:r>
+      <w:r>
+        <w:rPr>
+          <w:rFonts w:ascii="Times New Roman" w:hAnsi="Times New Roman" w:cs="Times New Roman"/>
+          <w:b/>
+          <w:sz w:val="28"/>
+          <w:u w:val="single"/>
+        </w:rPr>
+        <w:t>:</w:t>
+      </w:r>
+    </w:p>
+    <w:p>
+      <w:pPr>
+        <w:spacing w:before="51" w:line="278" w:lineRule="auto"/>
+        <w:ind w:right="298"/>
+        <w:rPr>
+          <w:rFonts w:ascii="Times New Roman" w:hAnsi="Times New Roman" w:cs="Times New Roman"/>
+          <w:b/>
+          <w:sz w:val="28"/>
+        </w:rPr>
+      </w:pPr>
+      <w:r>
+        <w:rPr>
+          <w:rFonts w:ascii="Times New Roman" w:hAnsi="Times New Roman" w:cs="Times New Roman"/>
+          <w:b/>
+          <w:noProof/>
+          <w:sz w:val="28"/>
+        </w:rPr>
+        <w:drawing>
+          <wp:inline distT="0" distB="0" distL="0" distR="0" wp14:anchorId="42ADFFD1" wp14:editId="12416D21">
+            <wp:extent cx="5891916" cy="1804670"/>
+            <wp:effectExtent l="0" t="0" r="1270" b="0"/>
+            <wp:docPr id="18" name="Picture 18"/>
+            <wp:cNvGraphicFramePr>
+              <a:graphicFrameLocks xmlns:a="http://schemas.openxmlformats.org/drawingml/2006/main" noChangeAspect="1"/>
+            </wp:cNvGraphicFramePr>
+            <a:graphic xmlns:a="http://schemas.openxmlformats.org/drawingml/2006/main">
+              <a:graphicData uri="http://schemas.openxmlformats.org/drawingml/2006/picture">
+                <pic:pic xmlns:pic="http://schemas.openxmlformats.org/drawingml/2006/picture">
+                  <pic:nvPicPr>
+                    <pic:cNvPr id="18" name="Screenshot 2026-04-02 at 5.21.53 PM.png"/>
+                    <pic:cNvPicPr/>
+                  </pic:nvPicPr>
+                  <pic:blipFill rotWithShape="1">
+                    <a:blip r:embed="rId11" cstate="print">
+                      <a:extLst>
+                        <a:ext uri="{28A0092B-C50C-407E-A947-70E740481C1C}">
+                          <a14:useLocalDpi xmlns:a14="http://schemas.microsoft.com/office/drawing/2010/main" val="0"/>
+                        </a:ext>
+                      </a:extLst>
+                    </a:blip>
+                    <a:srcRect l="10235" t="37197" r="3563" b="22206"/>
+                    <a:stretch/>
+                  </pic:blipFill>
+                  <pic:spPr bwMode="auto">
+                    <a:xfrm>
+                      <a:off x="0" y="0"/>
+                      <a:ext cx="5893085" cy="1805028"/>
+                    </a:xfrm>
+                    <a:prstGeom prst="rect">
+                      <a:avLst/>
+                    </a:prstGeom>
+                    <a:ln>
+                      <a:noFill/>
+                    </a:ln>
+                    <a:extLst>
+                      <a:ext uri="{53640926-AAD7-44D8-BBD7-CCE9431645EC}">
+                        <a14:shadowObscured xmlns:a14="http://schemas.microsoft.com/office/drawing/2010/main"/>
+                      </a:ext>
+                    </a:extLst>
+                  </pic:spPr>
+                </pic:pic>
+              </a:graphicData>
+            </a:graphic>
+          </wp:inline>
+        </w:drawing>
       </w:r>
     </w:p>
     <w:sectPr>
       <w:type w:val="continuous"/>
       <w:pgSz w:w="12240" w:h="15840"/>
-      <w:pgMar w:top="2818" w:right="624" w:bottom="278" w:left="624" w:header="726" w:footer="0" w:gutter="0"/>
+      <w:pgMar w:top="2818" w:right="737" w:bottom="278" w:left="737" w:header="726" w:footer="0" w:gutter="0"/>
       <w:pgBorders w:offsetFrom="page">
         <w:top w:val="single" w:sz="4" w:space="24" w:color="auto"/>
         <w:left w:val="single" w:sz="4" w:space="24" w:color="auto"/>
@@ -2702,36 +4328,6 @@
 </w:endnotes>
 </file>
 
-<file path=word/footer1.xml><?xml version="1.0" encoding="utf-8"?>
-<w:ftr xmlns:wpc="http://schemas.microsoft.com/office/word/2010/wordprocessingCanvas" xmlns:cx="http://schemas.microsoft.com/office/drawing/2014/chartex" xmlns:cx1="http://schemas.microsoft.com/office/drawing/2015/9/8/chartex" xmlns:cx2="http://schemas.microsoft.com/office/drawing/2015/10/21/chartex" xmlns:cx3="http://schemas.microsoft.com/office/drawing/2016/5/9/chartex" xmlns:cx4="http://schemas.microsoft.com/office/drawing/2016/5/10/chartex" xmlns:cx5="http://schemas.microsoft.com/office/drawing/2016/5/11/chartex" xmlns:cx6="http://schemas.microsoft.com/office/drawing/2016/5/12/chartex" xmlns:cx7="http://schemas.microsoft.com/office/drawing/2016/5/13/chartex" xmlns:cx8="http://schemas.microsoft.com/office/drawing/2016/5/14/chartex" xmlns:mc="http://schemas.openxmlformats.org/markup-compatibility/2006" xmlns:aink="http://schemas.microsoft.com/office/drawing/2016/ink" xmlns:am3d="http://schemas.microsoft.com/office/drawing/2017/model3d" xmlns:o="urn:schemas-microsoft-com:office:office" xmlns:r="http://schemas.openxmlformats.org/officeDocument/2006/relationships" xmlns:m="http://schemas.openxmlformats.org/officeDocument/2006/math" xmlns:v="urn:schemas-microsoft-com:vml" xmlns:wp14="http://schemas.microsoft.com/office/word/2010/wordprocessingDrawing" xmlns:wp="http://schemas.openxmlformats.org/drawingml/2006/wordprocessingDrawing" xmlns:w10="urn:schemas-microsoft-com:office:word" xmlns:w="http://schemas.openxmlformats.org/wordprocessingml/2006/main" xmlns:w14="http://schemas.microsoft.com/office/word/2010/wordml" xmlns:w15="http://schemas.microsoft.com/office/word/2012/wordml" xmlns:w16cid="http://schemas.microsoft.com/office/word/2016/wordml/cid" xmlns:w16se="http://schemas.microsoft.com/office/word/2015/wordml/symex" xmlns:wpg="http://schemas.microsoft.com/office/word/2010/wordprocessingGroup" xmlns:wpi="http://schemas.microsoft.com/office/word/2010/wordprocessingInk" xmlns:wne="http://schemas.microsoft.com/office/word/2006/wordml" xmlns:wps="http://schemas.microsoft.com/office/word/2010/wordprocessingShape" mc:Ignorable="w14 w15 w16se w16cid wp14">
-  <w:p>
-    <w:pPr>
-      <w:pStyle w:val="Footer"/>
-    </w:pPr>
-  </w:p>
-</w:ftr>
-</file>
-
-<file path=word/footer2.xml><?xml version="1.0" encoding="utf-8"?>
-<w:ftr xmlns:wpc="http://schemas.microsoft.com/office/word/2010/wordprocessingCanvas" xmlns:cx="http://schemas.microsoft.com/office/drawing/2014/chartex" xmlns:cx1="http://schemas.microsoft.com/office/drawing/2015/9/8/chartex" xmlns:cx2="http://schemas.microsoft.com/office/drawing/2015/10/21/chartex" xmlns:cx3="http://schemas.microsoft.com/office/drawing/2016/5/9/chartex" xmlns:cx4="http://schemas.microsoft.com/office/drawing/2016/5/10/chartex" xmlns:cx5="http://schemas.microsoft.com/office/drawing/2016/5/11/chartex" xmlns:cx6="http://schemas.microsoft.com/office/drawing/2016/5/12/chartex" xmlns:cx7="http://schemas.microsoft.com/office/drawing/2016/5/13/chartex" xmlns:cx8="http://schemas.microsoft.com/office/drawing/2016/5/14/chartex" xmlns:mc="http://schemas.openxmlformats.org/markup-compatibility/2006" xmlns:aink="http://schemas.microsoft.com/office/drawing/2016/ink" xmlns:am3d="http://schemas.microsoft.com/office/drawing/2017/model3d" xmlns:o="urn:schemas-microsoft-com:office:office" xmlns:r="http://schemas.openxmlformats.org/officeDocument/2006/relationships" xmlns:m="http://schemas.openxmlformats.org/officeDocument/2006/math" xmlns:v="urn:schemas-microsoft-com:vml" xmlns:wp14="http://schemas.microsoft.com/office/word/2010/wordprocessingDrawing" xmlns:wp="http://schemas.openxmlformats.org/drawingml/2006/wordprocessingDrawing" xmlns:w10="urn:schemas-microsoft-com:office:word" xmlns:w="http://schemas.openxmlformats.org/wordprocessingml/2006/main" xmlns:w14="http://schemas.microsoft.com/office/word/2010/wordml" xmlns:w15="http://schemas.microsoft.com/office/word/2012/wordml" xmlns:w16cid="http://schemas.microsoft.com/office/word/2016/wordml/cid" xmlns:w16se="http://schemas.microsoft.com/office/word/2015/wordml/symex" xmlns:wpg="http://schemas.microsoft.com/office/word/2010/wordprocessingGroup" xmlns:wpi="http://schemas.microsoft.com/office/word/2010/wordprocessingInk" xmlns:wne="http://schemas.microsoft.com/office/word/2006/wordml" xmlns:wps="http://schemas.microsoft.com/office/word/2010/wordprocessingShape" mc:Ignorable="w14 w15 w16se w16cid wp14">
-  <w:p>
-    <w:pPr>
-      <w:pStyle w:val="Footer"/>
-    </w:pPr>
-  </w:p>
-</w:ftr>
-</file>
-
-<file path=word/footer3.xml><?xml version="1.0" encoding="utf-8"?>
-<w:ftr xmlns:wpc="http://schemas.microsoft.com/office/word/2010/wordprocessingCanvas" xmlns:cx="http://schemas.microsoft.com/office/drawing/2014/chartex" xmlns:cx1="http://schemas.microsoft.com/office/drawing/2015/9/8/chartex" xmlns:cx2="http://schemas.microsoft.com/office/drawing/2015/10/21/chartex" xmlns:cx3="http://schemas.microsoft.com/office/drawing/2016/5/9/chartex" xmlns:cx4="http://schemas.microsoft.com/office/drawing/2016/5/10/chartex" xmlns:cx5="http://schemas.microsoft.com/office/drawing/2016/5/11/chartex" xmlns:cx6="http://schemas.microsoft.com/office/drawing/2016/5/12/chartex" xmlns:cx7="http://schemas.microsoft.com/office/drawing/2016/5/13/chartex" xmlns:cx8="http://schemas.microsoft.com/office/drawing/2016/5/14/chartex" xmlns:mc="http://schemas.openxmlformats.org/markup-compatibility/2006" xmlns:aink="http://schemas.microsoft.com/office/drawing/2016/ink" xmlns:am3d="http://schemas.microsoft.com/office/drawing/2017/model3d" xmlns:o="urn:schemas-microsoft-com:office:office" xmlns:r="http://schemas.openxmlformats.org/officeDocument/2006/relationships" xmlns:m="http://schemas.openxmlformats.org/officeDocument/2006/math" xmlns:v="urn:schemas-microsoft-com:vml" xmlns:wp14="http://schemas.microsoft.com/office/word/2010/wordprocessingDrawing" xmlns:wp="http://schemas.openxmlformats.org/drawingml/2006/wordprocessingDrawing" xmlns:w10="urn:schemas-microsoft-com:office:word" xmlns:w="http://schemas.openxmlformats.org/wordprocessingml/2006/main" xmlns:w14="http://schemas.microsoft.com/office/word/2010/wordml" xmlns:w15="http://schemas.microsoft.com/office/word/2012/wordml" xmlns:w16cid="http://schemas.microsoft.com/office/word/2016/wordml/cid" xmlns:w16se="http://schemas.microsoft.com/office/word/2015/wordml/symex" xmlns:wpg="http://schemas.microsoft.com/office/word/2010/wordprocessingGroup" xmlns:wpi="http://schemas.microsoft.com/office/word/2010/wordprocessingInk" xmlns:wne="http://schemas.microsoft.com/office/word/2006/wordml" xmlns:wps="http://schemas.microsoft.com/office/word/2010/wordprocessingShape" mc:Ignorable="w14 w15 w16se w16cid wp14">
-  <w:p>
-    <w:pPr>
-      <w:pStyle w:val="Footer"/>
-    </w:pPr>
-  </w:p>
-</w:ftr>
-</file>
-
 <file path=word/footnotes.xml><?xml version="1.0" encoding="utf-8"?>
 <w:footnotes xmlns:wpc="http://schemas.microsoft.com/office/word/2010/wordprocessingCanvas" xmlns:cx="http://schemas.microsoft.com/office/drawing/2014/chartex" xmlns:cx1="http://schemas.microsoft.com/office/drawing/2015/9/8/chartex" xmlns:cx2="http://schemas.microsoft.com/office/drawing/2015/10/21/chartex" xmlns:cx3="http://schemas.microsoft.com/office/drawing/2016/5/9/chartex" xmlns:cx4="http://schemas.microsoft.com/office/drawing/2016/5/10/chartex" xmlns:cx5="http://schemas.microsoft.com/office/drawing/2016/5/11/chartex" xmlns:cx6="http://schemas.microsoft.com/office/drawing/2016/5/12/chartex" xmlns:cx7="http://schemas.microsoft.com/office/drawing/2016/5/13/chartex" xmlns:cx8="http://schemas.microsoft.com/office/drawing/2016/5/14/chartex" xmlns:mc="http://schemas.openxmlformats.org/markup-compatibility/2006" xmlns:aink="http://schemas.microsoft.com/office/drawing/2016/ink" xmlns:am3d="http://schemas.microsoft.com/office/drawing/2017/model3d" xmlns:o="urn:schemas-microsoft-com:office:office" xmlns:r="http://schemas.openxmlformats.org/officeDocument/2006/relationships" xmlns:m="http://schemas.openxmlformats.org/officeDocument/2006/math" xmlns:v="urn:schemas-microsoft-com:vml" xmlns:wp14="http://schemas.microsoft.com/office/word/2010/wordprocessingDrawing" xmlns:wp="http://schemas.openxmlformats.org/drawingml/2006/wordprocessingDrawing" xmlns:w10="urn:schemas-microsoft-com:office:word" xmlns:w="http://schemas.openxmlformats.org/wordprocessingml/2006/main" xmlns:w14="http://schemas.microsoft.com/office/word/2010/wordml" xmlns:w15="http://schemas.microsoft.com/office/word/2012/wordml" xmlns:w16cid="http://schemas.microsoft.com/office/word/2016/wordml/cid" xmlns:w16se="http://schemas.microsoft.com/office/word/2015/wordml/symex" xmlns:wpg="http://schemas.microsoft.com/office/word/2010/wordprocessingGroup" xmlns:wpi="http://schemas.microsoft.com/office/word/2010/wordprocessingInk" xmlns:wne="http://schemas.microsoft.com/office/word/2006/wordml" xmlns:wps="http://schemas.microsoft.com/office/word/2010/wordprocessingShape" mc:Ignorable="w14 w15 w16se w16cid wp14">
   <w:footnote w:type="separator" w:id="-1">
@@ -2752,16 +4348,6 @@
 </file>
 
 <file path=word/header1.xml><?xml version="1.0" encoding="utf-8"?>
-<w:hdr xmlns:wpc="http://schemas.microsoft.com/office/word/2010/wordprocessingCanvas" xmlns:cx="http://schemas.microsoft.com/office/drawing/2014/chartex" xmlns:cx1="http://schemas.microsoft.com/office/drawing/2015/9/8/chartex" xmlns:cx2="http://schemas.microsoft.com/office/drawing/2015/10/21/chartex" xmlns:cx3="http://schemas.microsoft.com/office/drawing/2016/5/9/chartex" xmlns:cx4="http://schemas.microsoft.com/office/drawing/2016/5/10/chartex" xmlns:cx5="http://schemas.microsoft.com/office/drawing/2016/5/11/chartex" xmlns:cx6="http://schemas.microsoft.com/office/drawing/2016/5/12/chartex" xmlns:cx7="http://schemas.microsoft.com/office/drawing/2016/5/13/chartex" xmlns:cx8="http://schemas.microsoft.com/office/drawing/2016/5/14/chartex" xmlns:mc="http://schemas.openxmlformats.org/markup-compatibility/2006" xmlns:aink="http://schemas.microsoft.com/office/drawing/2016/ink" xmlns:am3d="http://schemas.microsoft.com/office/drawing/2017/model3d" xmlns:o="urn:schemas-microsoft-com:office:office" xmlns:r="http://schemas.openxmlformats.org/officeDocument/2006/relationships" xmlns:m="http://schemas.openxmlformats.org/officeDocument/2006/math" xmlns:v="urn:schemas-microsoft-com:vml" xmlns:wp14="http://schemas.microsoft.com/office/word/2010/wordprocessingDrawing" xmlns:wp="http://schemas.openxmlformats.org/drawingml/2006/wordprocessingDrawing" xmlns:w10="urn:schemas-microsoft-com:office:word" xmlns:w="http://schemas.openxmlformats.org/wordprocessingml/2006/main" xmlns:w14="http://schemas.microsoft.com/office/word/2010/wordml" xmlns:w15="http://schemas.microsoft.com/office/word/2012/wordml" xmlns:w16cid="http://schemas.microsoft.com/office/word/2016/wordml/cid" xmlns:w16se="http://schemas.microsoft.com/office/word/2015/wordml/symex" xmlns:wpg="http://schemas.microsoft.com/office/word/2010/wordprocessingGroup" xmlns:wpi="http://schemas.microsoft.com/office/word/2010/wordprocessingInk" xmlns:wne="http://schemas.microsoft.com/office/word/2006/wordml" xmlns:wps="http://schemas.microsoft.com/office/word/2010/wordprocessingShape" mc:Ignorable="w14 w15 w16se w16cid wp14">
-  <w:p>
-    <w:pPr>
-      <w:pStyle w:val="Header"/>
-    </w:pPr>
-  </w:p>
-</w:hdr>
-</file>
-
-<file path=word/header2.xml><?xml version="1.0" encoding="utf-8"?>
 <w:hdr xmlns:wpc="http://schemas.microsoft.com/office/word/2010/wordprocessingCanvas" xmlns:cx="http://schemas.microsoft.com/office/drawing/2014/chartex" xmlns:cx1="http://schemas.microsoft.com/office/drawing/2015/9/8/chartex" xmlns:cx2="http://schemas.microsoft.com/office/drawing/2015/10/21/chartex" xmlns:cx3="http://schemas.microsoft.com/office/drawing/2016/5/9/chartex" xmlns:cx4="http://schemas.microsoft.com/office/drawing/2016/5/10/chartex" xmlns:cx5="http://schemas.microsoft.com/office/drawing/2016/5/11/chartex" xmlns:cx6="http://schemas.microsoft.com/office/drawing/2016/5/12/chartex" xmlns:cx7="http://schemas.microsoft.com/office/drawing/2016/5/13/chartex" xmlns:cx8="http://schemas.microsoft.com/office/drawing/2016/5/14/chartex" xmlns:mc="http://schemas.openxmlformats.org/markup-compatibility/2006" xmlns:aink="http://schemas.microsoft.com/office/drawing/2016/ink" xmlns:am3d="http://schemas.microsoft.com/office/drawing/2017/model3d" xmlns:o="urn:schemas-microsoft-com:office:office" xmlns:r="http://schemas.openxmlformats.org/officeDocument/2006/relationships" xmlns:m="http://schemas.openxmlformats.org/officeDocument/2006/math" xmlns:v="urn:schemas-microsoft-com:vml" xmlns:wp14="http://schemas.microsoft.com/office/word/2010/wordprocessingDrawing" xmlns:wp="http://schemas.openxmlformats.org/drawingml/2006/wordprocessingDrawing" xmlns:w10="urn:schemas-microsoft-com:office:word" xmlns:w="http://schemas.openxmlformats.org/wordprocessingml/2006/main" xmlns:w14="http://schemas.microsoft.com/office/word/2010/wordml" xmlns:w15="http://schemas.microsoft.com/office/word/2012/wordml" xmlns:w16cid="http://schemas.microsoft.com/office/word/2016/wordml/cid" xmlns:w16se="http://schemas.microsoft.com/office/word/2015/wordml/symex" xmlns:wpg="http://schemas.microsoft.com/office/word/2010/wordprocessingGroup" xmlns:wpi="http://schemas.microsoft.com/office/word/2010/wordprocessingInk" xmlns:wne="http://schemas.microsoft.com/office/word/2006/wordml" xmlns:wps="http://schemas.microsoft.com/office/word/2010/wordprocessingShape" mc:Ignorable="w14 w15 w16se w16cid wp14">
   <w:p>
     <w:pPr>
@@ -2779,7 +4365,7 @@
       <mc:AlternateContent>
         <mc:Choice Requires="wps">
           <w:drawing>
-            <wp:anchor distT="0" distB="0" distL="0" distR="0" simplePos="0" relativeHeight="15728640" behindDoc="0" locked="0" layoutInCell="1" allowOverlap="1" wp14:anchorId="2B3FBCEB" wp14:editId="473F49E1">
+            <wp:anchor distT="0" distB="0" distL="0" distR="0" simplePos="0" relativeHeight="15728640" behindDoc="0" locked="0" layoutInCell="1" allowOverlap="1" wp14:anchorId="6B07FB64" wp14:editId="2C440A6A">
               <wp:simplePos x="0" y="0"/>
               <wp:positionH relativeFrom="page">
                 <wp:posOffset>416559</wp:posOffset>
@@ -3327,7 +4913,7 @@
                                     <w:spacing w:val="-2"/>
                                     <w:sz w:val="24"/>
                                   </w:rPr>
-                                  <w:t>19/03/2026</w:t>
+                                  <w:t>02/04/2026</w:t>
                                 </w:r>
                               </w:p>
                             </w:tc>
@@ -3375,8 +4961,6 @@
                                   </w:rPr>
                                   <w:t>92301733054</w:t>
                                 </w:r>
-                                <w:bookmarkStart w:id="0" w:name="_GoBack"/>
-                                <w:bookmarkEnd w:id="0"/>
                               </w:p>
                             </w:tc>
                           </w:tr>
@@ -3400,7 +4984,7 @@
         </mc:Choice>
         <mc:Fallback>
           <w:pict>
-            <v:shapetype w14:anchorId="2B3FBCEB" id="_x0000_t202" coordsize="21600,21600" o:spt="202" path="m,l,21600r21600,l21600,xe">
+            <v:shapetype w14:anchorId="6B07FB64" id="_x0000_t202" coordsize="21600,21600" o:spt="202" path="m,l,21600r21600,l21600,xe">
               <v:stroke joinstyle="miter"/>
               <v:path gradientshapeok="t" o:connecttype="rect"/>
             </v:shapetype>
@@ -3923,7 +5507,7 @@
                               <w:spacing w:val="-2"/>
                               <w:sz w:val="24"/>
                             </w:rPr>
-                            <w:t>19/03/2026</w:t>
+                            <w:t>02/04/2026</w:t>
                           </w:r>
                         </w:p>
                       </w:tc>
@@ -3971,8 +5555,6 @@
                             </w:rPr>
                             <w:t>92301733054</w:t>
                           </w:r>
-                          <w:bookmarkStart w:id="1" w:name="_GoBack"/>
-                          <w:bookmarkEnd w:id="1"/>
                         </w:p>
                       </w:tc>
                     </w:tr>
@@ -3997,7 +5579,7 @@
         <w:sz w:val="20"/>
       </w:rPr>
       <w:drawing>
-        <wp:anchor distT="0" distB="0" distL="0" distR="0" simplePos="0" relativeHeight="487521792" behindDoc="1" locked="0" layoutInCell="1" allowOverlap="1" wp14:anchorId="620213A7" wp14:editId="04B8E27C">
+        <wp:anchor distT="0" distB="0" distL="0" distR="0" simplePos="0" relativeHeight="487521792" behindDoc="1" locked="0" layoutInCell="1" allowOverlap="1" wp14:anchorId="49504B51" wp14:editId="28662EDB">
           <wp:simplePos x="0" y="0"/>
           <wp:positionH relativeFrom="page">
             <wp:posOffset>630316</wp:posOffset>
@@ -4044,34 +5626,23 @@
 </w:hdr>
 </file>
 
-<file path=word/header3.xml><?xml version="1.0" encoding="utf-8"?>
-<w:hdr xmlns:wpc="http://schemas.microsoft.com/office/word/2010/wordprocessingCanvas" xmlns:cx="http://schemas.microsoft.com/office/drawing/2014/chartex" xmlns:cx1="http://schemas.microsoft.com/office/drawing/2015/9/8/chartex" xmlns:cx2="http://schemas.microsoft.com/office/drawing/2015/10/21/chartex" xmlns:cx3="http://schemas.microsoft.com/office/drawing/2016/5/9/chartex" xmlns:cx4="http://schemas.microsoft.com/office/drawing/2016/5/10/chartex" xmlns:cx5="http://schemas.microsoft.com/office/drawing/2016/5/11/chartex" xmlns:cx6="http://schemas.microsoft.com/office/drawing/2016/5/12/chartex" xmlns:cx7="http://schemas.microsoft.com/office/drawing/2016/5/13/chartex" xmlns:cx8="http://schemas.microsoft.com/office/drawing/2016/5/14/chartex" xmlns:mc="http://schemas.openxmlformats.org/markup-compatibility/2006" xmlns:aink="http://schemas.microsoft.com/office/drawing/2016/ink" xmlns:am3d="http://schemas.microsoft.com/office/drawing/2017/model3d" xmlns:o="urn:schemas-microsoft-com:office:office" xmlns:r="http://schemas.openxmlformats.org/officeDocument/2006/relationships" xmlns:m="http://schemas.openxmlformats.org/officeDocument/2006/math" xmlns:v="urn:schemas-microsoft-com:vml" xmlns:wp14="http://schemas.microsoft.com/office/word/2010/wordprocessingDrawing" xmlns:wp="http://schemas.openxmlformats.org/drawingml/2006/wordprocessingDrawing" xmlns:w10="urn:schemas-microsoft-com:office:word" xmlns:w="http://schemas.openxmlformats.org/wordprocessingml/2006/main" xmlns:w14="http://schemas.microsoft.com/office/word/2010/wordml" xmlns:w15="http://schemas.microsoft.com/office/word/2012/wordml" xmlns:w16cid="http://schemas.microsoft.com/office/word/2016/wordml/cid" xmlns:w16se="http://schemas.microsoft.com/office/word/2015/wordml/symex" xmlns:wpg="http://schemas.microsoft.com/office/word/2010/wordprocessingGroup" xmlns:wpi="http://schemas.microsoft.com/office/word/2010/wordprocessingInk" xmlns:wne="http://schemas.microsoft.com/office/word/2006/wordml" xmlns:wps="http://schemas.microsoft.com/office/word/2010/wordprocessingShape" mc:Ignorable="w14 w15 w16se w16cid wp14">
-  <w:p>
-    <w:pPr>
-      <w:pStyle w:val="Header"/>
-    </w:pPr>
-  </w:p>
-</w:hdr>
-</file>
-
 <file path=word/numbering.xml><?xml version="1.0" encoding="utf-8"?>
 <w:numbering xmlns:wpc="http://schemas.microsoft.com/office/word/2010/wordprocessingCanvas" xmlns:cx="http://schemas.microsoft.com/office/drawing/2014/chartex" xmlns:cx1="http://schemas.microsoft.com/office/drawing/2015/9/8/chartex" xmlns:cx2="http://schemas.microsoft.com/office/drawing/2015/10/21/chartex" xmlns:cx3="http://schemas.microsoft.com/office/drawing/2016/5/9/chartex" xmlns:cx4="http://schemas.microsoft.com/office/drawing/2016/5/10/chartex" xmlns:cx5="http://schemas.microsoft.com/office/drawing/2016/5/11/chartex" xmlns:cx6="http://schemas.microsoft.com/office/drawing/2016/5/12/chartex" xmlns:cx7="http://schemas.microsoft.com/office/drawing/2016/5/13/chartex" xmlns:cx8="http://schemas.microsoft.com/office/drawing/2016/5/14/chartex" xmlns:mc="http://schemas.openxmlformats.org/markup-compatibility/2006" xmlns:aink="http://schemas.microsoft.com/office/drawing/2016/ink" xmlns:am3d="http://schemas.microsoft.com/office/drawing/2017/model3d" xmlns:o="urn:schemas-microsoft-com:office:office" xmlns:r="http://schemas.openxmlformats.org/officeDocument/2006/relationships" xmlns:m="http://schemas.openxmlformats.org/officeDocument/2006/math" xmlns:v="urn:schemas-microsoft-com:vml" xmlns:wp14="http://schemas.microsoft.com/office/word/2010/wordprocessingDrawing" xmlns:wp="http://schemas.openxmlformats.org/drawingml/2006/wordprocessingDrawing" xmlns:w10="urn:schemas-microsoft-com:office:word" xmlns:w="http://schemas.openxmlformats.org/wordprocessingml/2006/main" xmlns:w14="http://schemas.microsoft.com/office/word/2010/wordml" xmlns:w15="http://schemas.microsoft.com/office/word/2012/wordml" xmlns:w16cid="http://schemas.microsoft.com/office/word/2016/wordml/cid" xmlns:w16se="http://schemas.microsoft.com/office/word/2015/wordml/symex" xmlns:wpg="http://schemas.microsoft.com/office/word/2010/wordprocessingGroup" xmlns:wpi="http://schemas.microsoft.com/office/word/2010/wordprocessingInk" xmlns:wne="http://schemas.microsoft.com/office/word/2006/wordml" xmlns:wps="http://schemas.microsoft.com/office/word/2010/wordprocessingShape" mc:Ignorable="w14 w15 w16se w16cid wp14">
   <w:abstractNum w:abstractNumId="0" w15:restartNumberingAfterBreak="0">
-    <w:nsid w:val="42BF6A65"/>
+    <w:nsid w:val="32080F74"/>
     <w:multiLevelType w:val="hybridMultilevel"/>
-    <w:tmpl w:val="F0EE67D2"/>
-    <w:lvl w:ilvl="0" w:tplc="80B87A94">
+    <w:tmpl w:val="E4ECC33E"/>
+    <w:lvl w:ilvl="0" w:tplc="C54A212A">
       <w:start w:val="1"/>
       <w:numFmt w:val="decimal"/>
       <w:lvlText w:val="%1."/>
       <w:lvlJc w:val="left"/>
       <w:pPr>
         <w:ind w:left="1080" w:hanging="360"/>
-        <w:jc w:val="left"/>
       </w:pPr>
       <w:rPr>
         <w:rFonts w:ascii="Calibri" w:eastAsia="Calibri" w:hAnsi="Calibri" w:cs="Calibri" w:hint="default"/>
-        <w:b w:val="0"/>
+        <w:b/>
         <w:bCs w:val="0"/>
         <w:i w:val="0"/>
         <w:iCs w:val="0"/>
@@ -4082,7 +5653,7 @@
         <w:lang w:val="en-US" w:eastAsia="en-US" w:bidi="ar-SA"/>
       </w:rPr>
     </w:lvl>
-    <w:lvl w:ilvl="1" w:tplc="01383466">
+    <w:lvl w:ilvl="1" w:tplc="DDA215CE">
       <w:numFmt w:val="bullet"/>
       <w:lvlText w:val="•"/>
       <w:lvlJc w:val="left"/>
@@ -4094,7 +5665,7 @@
         <w:lang w:val="en-US" w:eastAsia="en-US" w:bidi="ar-SA"/>
       </w:rPr>
     </w:lvl>
-    <w:lvl w:ilvl="2" w:tplc="77A0A982">
+    <w:lvl w:ilvl="2" w:tplc="D9D8F244">
       <w:numFmt w:val="bullet"/>
       <w:lvlText w:val="•"/>
       <w:lvlJc w:val="left"/>
@@ -4106,7 +5677,7 @@
         <w:lang w:val="en-US" w:eastAsia="en-US" w:bidi="ar-SA"/>
       </w:rPr>
     </w:lvl>
-    <w:lvl w:ilvl="3" w:tplc="6E786F40">
+    <w:lvl w:ilvl="3" w:tplc="B96298F6">
       <w:numFmt w:val="bullet"/>
       <w:lvlText w:val="•"/>
       <w:lvlJc w:val="left"/>
@@ -4118,7 +5689,7 @@
         <w:lang w:val="en-US" w:eastAsia="en-US" w:bidi="ar-SA"/>
       </w:rPr>
     </w:lvl>
-    <w:lvl w:ilvl="4" w:tplc="55FAB574">
+    <w:lvl w:ilvl="4" w:tplc="79763B3C">
       <w:numFmt w:val="bullet"/>
       <w:lvlText w:val="•"/>
       <w:lvlJc w:val="left"/>
@@ -4130,7 +5701,7 @@
         <w:lang w:val="en-US" w:eastAsia="en-US" w:bidi="ar-SA"/>
       </w:rPr>
     </w:lvl>
-    <w:lvl w:ilvl="5" w:tplc="D542F0F6">
+    <w:lvl w:ilvl="5" w:tplc="D21ABE7A">
       <w:numFmt w:val="bullet"/>
       <w:lvlText w:val="•"/>
       <w:lvlJc w:val="left"/>
@@ -4142,7 +5713,7 @@
         <w:lang w:val="en-US" w:eastAsia="en-US" w:bidi="ar-SA"/>
       </w:rPr>
     </w:lvl>
-    <w:lvl w:ilvl="6" w:tplc="ADD0BB54">
+    <w:lvl w:ilvl="6" w:tplc="D2F20496">
       <w:numFmt w:val="bullet"/>
       <w:lvlText w:val="•"/>
       <w:lvlJc w:val="left"/>
@@ -4154,7 +5725,7 @@
         <w:lang w:val="en-US" w:eastAsia="en-US" w:bidi="ar-SA"/>
       </w:rPr>
     </w:lvl>
-    <w:lvl w:ilvl="7" w:tplc="0FAEFA0E">
+    <w:lvl w:ilvl="7" w:tplc="627461CE">
       <w:numFmt w:val="bullet"/>
       <w:lvlText w:val="•"/>
       <w:lvlJc w:val="left"/>
@@ -4166,7 +5737,7 @@
         <w:lang w:val="en-US" w:eastAsia="en-US" w:bidi="ar-SA"/>
       </w:rPr>
     </w:lvl>
-    <w:lvl w:ilvl="8" w:tplc="9EF005D4">
+    <w:lvl w:ilvl="8" w:tplc="774CFB46">
       <w:numFmt w:val="bullet"/>
       <w:lvlText w:val="•"/>
       <w:lvlJc w:val="left"/>
@@ -4180,10 +5751,124 @@
     </w:lvl>
   </w:abstractNum>
   <w:abstractNum w:abstractNumId="1" w15:restartNumberingAfterBreak="0">
-    <w:nsid w:val="71342494"/>
+    <w:nsid w:val="34AA1407"/>
     <w:multiLevelType w:val="hybridMultilevel"/>
-    <w:tmpl w:val="F266B248"/>
-    <w:lvl w:ilvl="0" w:tplc="EE362EA0">
+    <w:tmpl w:val="03EE1154"/>
+    <w:lvl w:ilvl="0" w:tplc="04090001">
+      <w:start w:val="1"/>
+      <w:numFmt w:val="bullet"/>
+      <w:lvlText w:val=""/>
+      <w:lvlJc w:val="left"/>
+      <w:pPr>
+        <w:ind w:left="720" w:hanging="360"/>
+      </w:pPr>
+      <w:rPr>
+        <w:rFonts w:ascii="Symbol" w:hAnsi="Symbol" w:hint="default"/>
+      </w:rPr>
+    </w:lvl>
+    <w:lvl w:ilvl="1" w:tplc="DDE2E208">
+      <w:start w:val="1"/>
+      <w:numFmt w:val="bullet"/>
+      <w:lvlText w:val=""/>
+      <w:lvlJc w:val="left"/>
+      <w:pPr>
+        <w:ind w:left="1440" w:hanging="360"/>
+      </w:pPr>
+      <w:rPr>
+        <w:rFonts w:ascii="Symbol" w:hAnsi="Symbol" w:hint="default"/>
+        <w:color w:val="auto"/>
+      </w:rPr>
+    </w:lvl>
+    <w:lvl w:ilvl="2" w:tplc="04090005" w:tentative="1">
+      <w:start w:val="1"/>
+      <w:numFmt w:val="bullet"/>
+      <w:lvlText w:val=""/>
+      <w:lvlJc w:val="left"/>
+      <w:pPr>
+        <w:ind w:left="2160" w:hanging="360"/>
+      </w:pPr>
+      <w:rPr>
+        <w:rFonts w:ascii="Wingdings" w:hAnsi="Wingdings" w:hint="default"/>
+      </w:rPr>
+    </w:lvl>
+    <w:lvl w:ilvl="3" w:tplc="04090001" w:tentative="1">
+      <w:start w:val="1"/>
+      <w:numFmt w:val="bullet"/>
+      <w:lvlText w:val=""/>
+      <w:lvlJc w:val="left"/>
+      <w:pPr>
+        <w:ind w:left="2880" w:hanging="360"/>
+      </w:pPr>
+      <w:rPr>
+        <w:rFonts w:ascii="Symbol" w:hAnsi="Symbol" w:hint="default"/>
+      </w:rPr>
+    </w:lvl>
+    <w:lvl w:ilvl="4" w:tplc="04090003" w:tentative="1">
+      <w:start w:val="1"/>
+      <w:numFmt w:val="bullet"/>
+      <w:lvlText w:val="o"/>
+      <w:lvlJc w:val="left"/>
+      <w:pPr>
+        <w:ind w:left="3600" w:hanging="360"/>
+      </w:pPr>
+      <w:rPr>
+        <w:rFonts w:ascii="Courier New" w:hAnsi="Courier New" w:cs="Courier New" w:hint="default"/>
+      </w:rPr>
+    </w:lvl>
+    <w:lvl w:ilvl="5" w:tplc="04090005" w:tentative="1">
+      <w:start w:val="1"/>
+      <w:numFmt w:val="bullet"/>
+      <w:lvlText w:val=""/>
+      <w:lvlJc w:val="left"/>
+      <w:pPr>
+        <w:ind w:left="4320" w:hanging="360"/>
+      </w:pPr>
+      <w:rPr>
+        <w:rFonts w:ascii="Wingdings" w:hAnsi="Wingdings" w:hint="default"/>
+      </w:rPr>
+    </w:lvl>
+    <w:lvl w:ilvl="6" w:tplc="04090001" w:tentative="1">
+      <w:start w:val="1"/>
+      <w:numFmt w:val="bullet"/>
+      <w:lvlText w:val=""/>
+      <w:lvlJc w:val="left"/>
+      <w:pPr>
+        <w:ind w:left="5040" w:hanging="360"/>
+      </w:pPr>
+      <w:rPr>
+        <w:rFonts w:ascii="Symbol" w:hAnsi="Symbol" w:hint="default"/>
+      </w:rPr>
+    </w:lvl>
+    <w:lvl w:ilvl="7" w:tplc="04090003" w:tentative="1">
+      <w:start w:val="1"/>
+      <w:numFmt w:val="bullet"/>
+      <w:lvlText w:val="o"/>
+      <w:lvlJc w:val="left"/>
+      <w:pPr>
+        <w:ind w:left="5760" w:hanging="360"/>
+      </w:pPr>
+      <w:rPr>
+        <w:rFonts w:ascii="Courier New" w:hAnsi="Courier New" w:cs="Courier New" w:hint="default"/>
+      </w:rPr>
+    </w:lvl>
+    <w:lvl w:ilvl="8" w:tplc="04090005" w:tentative="1">
+      <w:start w:val="1"/>
+      <w:numFmt w:val="bullet"/>
+      <w:lvlText w:val=""/>
+      <w:lvlJc w:val="left"/>
+      <w:pPr>
+        <w:ind w:left="6480" w:hanging="360"/>
+      </w:pPr>
+      <w:rPr>
+        <w:rFonts w:ascii="Wingdings" w:hAnsi="Wingdings" w:hint="default"/>
+      </w:rPr>
+    </w:lvl>
+  </w:abstractNum>
+  <w:abstractNum w:abstractNumId="2" w15:restartNumberingAfterBreak="0">
+    <w:nsid w:val="35C223F9"/>
+    <w:multiLevelType w:val="hybridMultilevel"/>
+    <w:tmpl w:val="99EA0CD4"/>
+    <w:lvl w:ilvl="0" w:tplc="90B6068E">
       <w:numFmt w:val="bullet"/>
       <w:lvlText w:val=""/>
       <w:lvlJc w:val="left"/>
@@ -4203,7 +5888,7 @@
         <w:lang w:val="en-US" w:eastAsia="en-US" w:bidi="ar-SA"/>
       </w:rPr>
     </w:lvl>
-    <w:lvl w:ilvl="1" w:tplc="32FE9616">
+    <w:lvl w:ilvl="1" w:tplc="DCA2B606">
       <w:numFmt w:val="bullet"/>
       <w:lvlText w:val="•"/>
       <w:lvlJc w:val="left"/>
@@ -4215,7 +5900,7 @@
         <w:lang w:val="en-US" w:eastAsia="en-US" w:bidi="ar-SA"/>
       </w:rPr>
     </w:lvl>
-    <w:lvl w:ilvl="2" w:tplc="5720E1D0">
+    <w:lvl w:ilvl="2" w:tplc="B85AE4C4">
       <w:numFmt w:val="bullet"/>
       <w:lvlText w:val="•"/>
       <w:lvlJc w:val="left"/>
@@ -4227,7 +5912,7 @@
         <w:lang w:val="en-US" w:eastAsia="en-US" w:bidi="ar-SA"/>
       </w:rPr>
     </w:lvl>
-    <w:lvl w:ilvl="3" w:tplc="7C52D144">
+    <w:lvl w:ilvl="3" w:tplc="EBE8B856">
       <w:numFmt w:val="bullet"/>
       <w:lvlText w:val="•"/>
       <w:lvlJc w:val="left"/>
@@ -4239,7 +5924,7 @@
         <w:lang w:val="en-US" w:eastAsia="en-US" w:bidi="ar-SA"/>
       </w:rPr>
     </w:lvl>
-    <w:lvl w:ilvl="4" w:tplc="B91C1000">
+    <w:lvl w:ilvl="4" w:tplc="5244523C">
       <w:numFmt w:val="bullet"/>
       <w:lvlText w:val="•"/>
       <w:lvlJc w:val="left"/>
@@ -4251,7 +5936,7 @@
         <w:lang w:val="en-US" w:eastAsia="en-US" w:bidi="ar-SA"/>
       </w:rPr>
     </w:lvl>
-    <w:lvl w:ilvl="5" w:tplc="39F02B98">
+    <w:lvl w:ilvl="5" w:tplc="1D94FF5E">
       <w:numFmt w:val="bullet"/>
       <w:lvlText w:val="•"/>
       <w:lvlJc w:val="left"/>
@@ -4263,7 +5948,7 @@
         <w:lang w:val="en-US" w:eastAsia="en-US" w:bidi="ar-SA"/>
       </w:rPr>
     </w:lvl>
-    <w:lvl w:ilvl="6" w:tplc="B7EC8034">
+    <w:lvl w:ilvl="6" w:tplc="51E076A0">
       <w:numFmt w:val="bullet"/>
       <w:lvlText w:val="•"/>
       <w:lvlJc w:val="left"/>
@@ -4275,7 +5960,7 @@
         <w:lang w:val="en-US" w:eastAsia="en-US" w:bidi="ar-SA"/>
       </w:rPr>
     </w:lvl>
-    <w:lvl w:ilvl="7" w:tplc="E0944D88">
+    <w:lvl w:ilvl="7" w:tplc="540CE968">
       <w:numFmt w:val="bullet"/>
       <w:lvlText w:val="•"/>
       <w:lvlJc w:val="left"/>
@@ -4287,7 +5972,7 @@
         <w:lang w:val="en-US" w:eastAsia="en-US" w:bidi="ar-SA"/>
       </w:rPr>
     </w:lvl>
-    <w:lvl w:ilvl="8" w:tplc="D0D05D4C">
+    <w:lvl w:ilvl="8" w:tplc="C0CE281E">
       <w:numFmt w:val="bullet"/>
       <w:lvlText w:val="•"/>
       <w:lvlJc w:val="left"/>
@@ -4300,22 +5985,134 @@
       </w:rPr>
     </w:lvl>
   </w:abstractNum>
-  <w:abstractNum w:abstractNumId="2" w15:restartNumberingAfterBreak="0">
-    <w:nsid w:val="7B500B76"/>
+  <w:abstractNum w:abstractNumId="3" w15:restartNumberingAfterBreak="0">
+    <w:nsid w:val="406C2E4B"/>
     <w:multiLevelType w:val="hybridMultilevel"/>
-    <w:tmpl w:val="A0985070"/>
-    <w:lvl w:ilvl="0" w:tplc="5FEEC18C">
+    <w:tmpl w:val="4C92F12E"/>
+    <w:lvl w:ilvl="0" w:tplc="04090001">
+      <w:start w:val="1"/>
+      <w:numFmt w:val="bullet"/>
+      <w:lvlText w:val=""/>
+      <w:lvlJc w:val="left"/>
+      <w:pPr>
+        <w:ind w:left="720" w:hanging="360"/>
+      </w:pPr>
+      <w:rPr>
+        <w:rFonts w:ascii="Symbol" w:hAnsi="Symbol" w:hint="default"/>
+      </w:rPr>
+    </w:lvl>
+    <w:lvl w:ilvl="1" w:tplc="04090003">
+      <w:start w:val="1"/>
+      <w:numFmt w:val="bullet"/>
+      <w:lvlText w:val="o"/>
+      <w:lvlJc w:val="left"/>
+      <w:pPr>
+        <w:ind w:left="1440" w:hanging="360"/>
+      </w:pPr>
+      <w:rPr>
+        <w:rFonts w:ascii="Courier New" w:hAnsi="Courier New" w:cs="Courier New" w:hint="default"/>
+      </w:rPr>
+    </w:lvl>
+    <w:lvl w:ilvl="2" w:tplc="04090005" w:tentative="1">
+      <w:start w:val="1"/>
+      <w:numFmt w:val="bullet"/>
+      <w:lvlText w:val=""/>
+      <w:lvlJc w:val="left"/>
+      <w:pPr>
+        <w:ind w:left="2160" w:hanging="360"/>
+      </w:pPr>
+      <w:rPr>
+        <w:rFonts w:ascii="Wingdings" w:hAnsi="Wingdings" w:hint="default"/>
+      </w:rPr>
+    </w:lvl>
+    <w:lvl w:ilvl="3" w:tplc="04090001" w:tentative="1">
+      <w:start w:val="1"/>
+      <w:numFmt w:val="bullet"/>
+      <w:lvlText w:val=""/>
+      <w:lvlJc w:val="left"/>
+      <w:pPr>
+        <w:ind w:left="2880" w:hanging="360"/>
+      </w:pPr>
+      <w:rPr>
+        <w:rFonts w:ascii="Symbol" w:hAnsi="Symbol" w:hint="default"/>
+      </w:rPr>
+    </w:lvl>
+    <w:lvl w:ilvl="4" w:tplc="04090003" w:tentative="1">
+      <w:start w:val="1"/>
+      <w:numFmt w:val="bullet"/>
+      <w:lvlText w:val="o"/>
+      <w:lvlJc w:val="left"/>
+      <w:pPr>
+        <w:ind w:left="3600" w:hanging="360"/>
+      </w:pPr>
+      <w:rPr>
+        <w:rFonts w:ascii="Courier New" w:hAnsi="Courier New" w:cs="Courier New" w:hint="default"/>
+      </w:rPr>
+    </w:lvl>
+    <w:lvl w:ilvl="5" w:tplc="04090005" w:tentative="1">
+      <w:start w:val="1"/>
+      <w:numFmt w:val="bullet"/>
+      <w:lvlText w:val=""/>
+      <w:lvlJc w:val="left"/>
+      <w:pPr>
+        <w:ind w:left="4320" w:hanging="360"/>
+      </w:pPr>
+      <w:rPr>
+        <w:rFonts w:ascii="Wingdings" w:hAnsi="Wingdings" w:hint="default"/>
+      </w:rPr>
+    </w:lvl>
+    <w:lvl w:ilvl="6" w:tplc="04090001" w:tentative="1">
+      <w:start w:val="1"/>
+      <w:numFmt w:val="bullet"/>
+      <w:lvlText w:val=""/>
+      <w:lvlJc w:val="left"/>
+      <w:pPr>
+        <w:ind w:left="5040" w:hanging="360"/>
+      </w:pPr>
+      <w:rPr>
+        <w:rFonts w:ascii="Symbol" w:hAnsi="Symbol" w:hint="default"/>
+      </w:rPr>
+    </w:lvl>
+    <w:lvl w:ilvl="7" w:tplc="04090003" w:tentative="1">
+      <w:start w:val="1"/>
+      <w:numFmt w:val="bullet"/>
+      <w:lvlText w:val="o"/>
+      <w:lvlJc w:val="left"/>
+      <w:pPr>
+        <w:ind w:left="5760" w:hanging="360"/>
+      </w:pPr>
+      <w:rPr>
+        <w:rFonts w:ascii="Courier New" w:hAnsi="Courier New" w:cs="Courier New" w:hint="default"/>
+      </w:rPr>
+    </w:lvl>
+    <w:lvl w:ilvl="8" w:tplc="04090005" w:tentative="1">
+      <w:start w:val="1"/>
+      <w:numFmt w:val="bullet"/>
+      <w:lvlText w:val=""/>
+      <w:lvlJc w:val="left"/>
+      <w:pPr>
+        <w:ind w:left="6480" w:hanging="360"/>
+      </w:pPr>
+      <w:rPr>
+        <w:rFonts w:ascii="Wingdings" w:hAnsi="Wingdings" w:hint="default"/>
+      </w:rPr>
+    </w:lvl>
+  </w:abstractNum>
+  <w:abstractNum w:abstractNumId="4" w15:restartNumberingAfterBreak="0">
+    <w:nsid w:val="6E5038C0"/>
+    <w:multiLevelType w:val="hybridMultilevel"/>
+    <w:tmpl w:val="960855A2"/>
+    <w:lvl w:ilvl="0" w:tplc="8EBC6F0E">
       <w:start w:val="1"/>
       <w:numFmt w:val="decimal"/>
       <w:lvlText w:val="%1."/>
       <w:lvlJc w:val="left"/>
       <w:pPr>
         <w:ind w:left="1080" w:hanging="360"/>
-        <w:jc w:val="left"/>
       </w:pPr>
       <w:rPr>
         <w:rFonts w:ascii="Calibri" w:eastAsia="Calibri" w:hAnsi="Calibri" w:cs="Calibri" w:hint="default"/>
-        <w:b w:val="0"/>
+        <w:b/>
         <w:bCs w:val="0"/>
         <w:i w:val="0"/>
         <w:iCs w:val="0"/>
@@ -4326,7 +6123,7 @@
         <w:lang w:val="en-US" w:eastAsia="en-US" w:bidi="ar-SA"/>
       </w:rPr>
     </w:lvl>
-    <w:lvl w:ilvl="1" w:tplc="9F5E7D2C">
+    <w:lvl w:ilvl="1" w:tplc="25C08A9A">
       <w:numFmt w:val="bullet"/>
       <w:lvlText w:val="•"/>
       <w:lvlJc w:val="left"/>
@@ -4338,7 +6135,7 @@
         <w:lang w:val="en-US" w:eastAsia="en-US" w:bidi="ar-SA"/>
       </w:rPr>
     </w:lvl>
-    <w:lvl w:ilvl="2" w:tplc="72128506">
+    <w:lvl w:ilvl="2" w:tplc="D0303C32">
       <w:numFmt w:val="bullet"/>
       <w:lvlText w:val="•"/>
       <w:lvlJc w:val="left"/>
@@ -4350,7 +6147,7 @@
         <w:lang w:val="en-US" w:eastAsia="en-US" w:bidi="ar-SA"/>
       </w:rPr>
     </w:lvl>
-    <w:lvl w:ilvl="3" w:tplc="DDA6AD5E">
+    <w:lvl w:ilvl="3" w:tplc="A76A3B4E">
       <w:numFmt w:val="bullet"/>
       <w:lvlText w:val="•"/>
       <w:lvlJc w:val="left"/>
@@ -4362,7 +6159,7 @@
         <w:lang w:val="en-US" w:eastAsia="en-US" w:bidi="ar-SA"/>
       </w:rPr>
     </w:lvl>
-    <w:lvl w:ilvl="4" w:tplc="67DE34F6">
+    <w:lvl w:ilvl="4" w:tplc="9EE68F3E">
       <w:numFmt w:val="bullet"/>
       <w:lvlText w:val="•"/>
       <w:lvlJc w:val="left"/>
@@ -4374,7 +6171,7 @@
         <w:lang w:val="en-US" w:eastAsia="en-US" w:bidi="ar-SA"/>
       </w:rPr>
     </w:lvl>
-    <w:lvl w:ilvl="5" w:tplc="3274EC00">
+    <w:lvl w:ilvl="5" w:tplc="C4129BDA">
       <w:numFmt w:val="bullet"/>
       <w:lvlText w:val="•"/>
       <w:lvlJc w:val="left"/>
@@ -4386,7 +6183,7 @@
         <w:lang w:val="en-US" w:eastAsia="en-US" w:bidi="ar-SA"/>
       </w:rPr>
     </w:lvl>
-    <w:lvl w:ilvl="6" w:tplc="715A1A58">
+    <w:lvl w:ilvl="6" w:tplc="6442C926">
       <w:numFmt w:val="bullet"/>
       <w:lvlText w:val="•"/>
       <w:lvlJc w:val="left"/>
@@ -4398,7 +6195,7 @@
         <w:lang w:val="en-US" w:eastAsia="en-US" w:bidi="ar-SA"/>
       </w:rPr>
     </w:lvl>
-    <w:lvl w:ilvl="7" w:tplc="0360F168">
+    <w:lvl w:ilvl="7" w:tplc="4A725084">
       <w:numFmt w:val="bullet"/>
       <w:lvlText w:val="•"/>
       <w:lvlJc w:val="left"/>
@@ -4410,7 +6207,7 @@
         <w:lang w:val="en-US" w:eastAsia="en-US" w:bidi="ar-SA"/>
       </w:rPr>
     </w:lvl>
-    <w:lvl w:ilvl="8" w:tplc="AB44C314">
+    <w:lvl w:ilvl="8" w:tplc="3326B758">
       <w:numFmt w:val="bullet"/>
       <w:lvlText w:val="•"/>
       <w:lvlJc w:val="left"/>
@@ -4424,12 +6221,18 @@
     </w:lvl>
   </w:abstractNum>
   <w:num w:numId="1">
-    <w:abstractNumId w:val="2"/>
+    <w:abstractNumId w:val="4"/>
   </w:num>
   <w:num w:numId="2">
     <w:abstractNumId w:val="0"/>
   </w:num>
   <w:num w:numId="3">
+    <w:abstractNumId w:val="2"/>
+  </w:num>
+  <w:num w:numId="4">
+    <w:abstractNumId w:val="3"/>
+  </w:num>
+  <w:num w:numId="5">
     <w:abstractNumId w:val="1"/>
   </w:num>
 </w:numbering>
@@ -4859,7 +6662,6 @@
   <w:style w:type="character" w:default="1" w:styleId="DefaultParagraphFont">
     <w:name w:val="Default Paragraph Font"/>
     <w:uiPriority w:val="1"/>
-    <w:semiHidden/>
     <w:unhideWhenUsed/>
   </w:style>
   <w:style w:type="table" w:default="1" w:styleId="TableNormal">
@@ -4925,7 +6727,7 @@
     <w:link w:val="HeaderChar"/>
     <w:uiPriority w:val="99"/>
     <w:unhideWhenUsed/>
-    <w:rsid w:val="00011E93"/>
+    <w:rsid w:val="00E230D4"/>
     <w:pPr>
       <w:tabs>
         <w:tab w:val="center" w:pos="4680"/>
@@ -4938,7 +6740,7 @@
     <w:basedOn w:val="DefaultParagraphFont"/>
     <w:link w:val="Header"/>
     <w:uiPriority w:val="99"/>
-    <w:rsid w:val="00011E93"/>
+    <w:rsid w:val="00E230D4"/>
     <w:rPr>
       <w:rFonts w:ascii="Calibri" w:eastAsia="Calibri" w:hAnsi="Calibri" w:cs="Calibri"/>
     </w:rPr>
@@ -4949,7 +6751,7 @@
     <w:link w:val="FooterChar"/>
     <w:uiPriority w:val="99"/>
     <w:unhideWhenUsed/>
-    <w:rsid w:val="00011E93"/>
+    <w:rsid w:val="00E230D4"/>
     <w:pPr>
       <w:tabs>
         <w:tab w:val="center" w:pos="4680"/>
@@ -4962,9 +6764,20 @@
     <w:basedOn w:val="DefaultParagraphFont"/>
     <w:link w:val="Footer"/>
     <w:uiPriority w:val="99"/>
-    <w:rsid w:val="00011E93"/>
+    <w:rsid w:val="00E230D4"/>
     <w:rPr>
       <w:rFonts w:ascii="Calibri" w:eastAsia="Calibri" w:hAnsi="Calibri" w:cs="Calibri"/>
+    </w:rPr>
+  </w:style>
+  <w:style w:type="character" w:styleId="Strong">
+    <w:name w:val="Strong"/>
+    <w:basedOn w:val="DefaultParagraphFont"/>
+    <w:uiPriority w:val="22"/>
+    <w:qFormat/>
+    <w:rsid w:val="00E230D4"/>
+    <w:rPr>
+      <w:b/>
+      <w:bCs/>
     </w:rPr>
   </w:style>
 </w:styles>
